--- a/Lap2/BaoCao/BaoCao_Lab02_24000407.docx
+++ b/Lap2/BaoCao/BaoCao_Lab02_24000407.docx
@@ -4,7 +4,8 @@
   <w:body>
     <w:p>
       <w:pPr>
-        <w:spacing w:after="40" w:before="0" w:line="312" w:lineRule="auto"/>
+        <w:keepNext w:val="0"/>
+        <w:spacing w:after="40" w:before="0" w:line="324" w:lineRule="auto"/>
         <w:jc w:val="center"/>
       </w:pPr>
       <w:r>
@@ -20,7 +21,8 @@
     </w:p>
     <w:p>
       <w:pPr>
-        <w:spacing w:after="40" w:before="0" w:line="312" w:lineRule="auto"/>
+        <w:keepNext w:val="0"/>
+        <w:spacing w:after="40" w:before="0" w:line="324" w:lineRule="auto"/>
         <w:jc w:val="center"/>
       </w:pPr>
       <w:r>
@@ -36,7 +38,8 @@
     </w:p>
     <w:p>
       <w:pPr>
-        <w:spacing w:after="800" w:before="0" w:line="312" w:lineRule="auto"/>
+        <w:keepNext w:val="0"/>
+        <w:spacing w:after="720" w:before="0" w:line="324" w:lineRule="auto"/>
         <w:jc w:val="center"/>
       </w:pPr>
       <w:r>
@@ -47,12 +50,13 @@
           <w:color w:val="000000"/>
           <w:sz w:val="26"/>
         </w:rPr>
-        <w:t>-----------------------</w:t>
+        <w:t>───────────────</w:t>
       </w:r>
     </w:p>
     <w:p>
       <w:pPr>
-        <w:spacing w:after="160" w:before="0" w:line="312" w:lineRule="auto"/>
+        <w:keepNext w:val="0"/>
+        <w:spacing w:after="200" w:before="0" w:line="324" w:lineRule="auto"/>
         <w:jc w:val="center"/>
       </w:pPr>
       <w:r>
@@ -61,14 +65,15 @@
           <w:b/>
           <w:i w:val="0"/>
           <w:color w:val="000000"/>
-          <w:sz w:val="40"/>
+          <w:sz w:val="44"/>
         </w:rPr>
         <w:t>BÁO CÁO THỰC HÀNH</w:t>
       </w:r>
     </w:p>
     <w:p>
       <w:pPr>
-        <w:spacing w:after="120" w:before="0" w:line="312" w:lineRule="auto"/>
+        <w:keepNext w:val="0"/>
+        <w:spacing w:after="160" w:before="0" w:line="324" w:lineRule="auto"/>
         <w:jc w:val="center"/>
       </w:pPr>
       <w:r>
@@ -84,7 +89,8 @@
     </w:p>
     <w:p>
       <w:pPr>
-        <w:spacing w:after="120" w:before="0" w:line="312" w:lineRule="auto"/>
+        <w:keepNext w:val="0"/>
+        <w:spacing w:after="160" w:before="0" w:line="324" w:lineRule="auto"/>
         <w:jc w:val="center"/>
       </w:pPr>
       <w:r>
@@ -100,7 +106,8 @@
     </w:p>
     <w:p>
       <w:pPr>
-        <w:spacing w:after="800" w:before="0" w:line="312" w:lineRule="auto"/>
+        <w:keepNext w:val="0"/>
+        <w:spacing w:after="1800" w:before="0" w:line="324" w:lineRule="auto"/>
         <w:jc w:val="center"/>
       </w:pPr>
       <w:r>
@@ -128,8 +135,12 @@
         <w:tc>
           <w:tcPr>
             <w:tcW w:type="dxa" w:w="4535"/>
+            <w:shd w:val="clear" w:color="auto" w:fill="EDF2FA"/>
           </w:tcPr>
           <w:p>
+            <w:pPr>
+              <w:spacing w:after="40" w:before="40"/>
+            </w:pPr>
             <w:r/>
             <w:r>
               <w:rPr>
@@ -148,6 +159,9 @@
             <w:tcW w:type="dxa" w:w="4535"/>
           </w:tcPr>
           <w:p>
+            <w:pPr>
+              <w:spacing w:after="40" w:before="40"/>
+            </w:pPr>
             <w:r/>
             <w:r>
               <w:rPr>
@@ -166,8 +180,12 @@
         <w:tc>
           <w:tcPr>
             <w:tcW w:type="dxa" w:w="4535"/>
+            <w:shd w:val="clear" w:color="auto" w:fill="EDF2FA"/>
           </w:tcPr>
           <w:p>
+            <w:pPr>
+              <w:spacing w:after="40" w:before="40"/>
+            </w:pPr>
             <w:r/>
             <w:r>
               <w:rPr>
@@ -186,6 +204,9 @@
             <w:tcW w:type="dxa" w:w="4535"/>
           </w:tcPr>
           <w:p>
+            <w:pPr>
+              <w:spacing w:after="40" w:before="40"/>
+            </w:pPr>
             <w:r/>
             <w:r>
               <w:rPr>
@@ -204,8 +225,12 @@
         <w:tc>
           <w:tcPr>
             <w:tcW w:type="dxa" w:w="4535"/>
+            <w:shd w:val="clear" w:color="auto" w:fill="EDF2FA"/>
           </w:tcPr>
           <w:p>
+            <w:pPr>
+              <w:spacing w:after="40" w:before="40"/>
+            </w:pPr>
             <w:r/>
             <w:r>
               <w:rPr>
@@ -224,6 +249,9 @@
             <w:tcW w:type="dxa" w:w="4535"/>
           </w:tcPr>
           <w:p>
+            <w:pPr>
+              <w:spacing w:after="40" w:before="40"/>
+            </w:pPr>
             <w:r/>
             <w:r>
               <w:rPr>
@@ -242,8 +270,12 @@
         <w:tc>
           <w:tcPr>
             <w:tcW w:type="dxa" w:w="4535"/>
+            <w:shd w:val="clear" w:color="auto" w:fill="EDF2FA"/>
           </w:tcPr>
           <w:p>
+            <w:pPr>
+              <w:spacing w:after="40" w:before="40"/>
+            </w:pPr>
             <w:r/>
             <w:r>
               <w:rPr>
@@ -262,6 +294,9 @@
             <w:tcW w:type="dxa" w:w="4535"/>
           </w:tcPr>
           <w:p>
+            <w:pPr>
+              <w:spacing w:after="40" w:before="40"/>
+            </w:pPr>
             <w:r/>
             <w:r>
               <w:rPr>
@@ -280,8 +315,12 @@
         <w:tc>
           <w:tcPr>
             <w:tcW w:type="dxa" w:w="4535"/>
+            <w:shd w:val="clear" w:color="auto" w:fill="EDF2FA"/>
           </w:tcPr>
           <w:p>
+            <w:pPr>
+              <w:spacing w:after="40" w:before="40"/>
+            </w:pPr>
             <w:r/>
             <w:r>
               <w:rPr>
@@ -300,6 +339,9 @@
             <w:tcW w:type="dxa" w:w="4535"/>
           </w:tcPr>
           <w:p>
+            <w:pPr>
+              <w:spacing w:after="40" w:before="40"/>
+            </w:pPr>
             <w:r/>
             <w:r>
               <w:rPr>
@@ -316,14 +358,33 @@
       </w:tr>
     </w:tbl>
     <w:p>
+      <w:pPr>
+        <w:keepNext w:val="0"/>
+        <w:spacing w:after="0" w:before="480" w:line="324" w:lineRule="auto"/>
+      </w:pPr>
+    </w:p>
+    <w:p>
+      <w:pPr>
+        <w:keepNext w:val="0"/>
+        <w:spacing w:after="0" w:before="0" w:line="324" w:lineRule="auto"/>
+        <w:jc w:val="center"/>
+      </w:pPr>
       <w:r>
-        <w:br w:type="page"/>
+        <w:rPr>
+          <w:rFonts w:ascii="Times New Roman" w:hAnsi="Times New Roman" w:cs="Times New Roman" w:eastAsia="Times New Roman"/>
+          <w:b w:val="0"/>
+          <w:i/>
+          <w:color w:val="444444"/>
+          <w:sz w:val="26"/>
+        </w:rPr>
+        <w:t>Năm học 2025 - 2026</w:t>
       </w:r>
     </w:p>
     <w:p>
       <w:pPr>
         <w:keepNext/>
-        <w:spacing w:before="200" w:after="120"/>
+        <w:pageBreakBefore/>
+        <w:spacing w:before="0" w:after="240"/>
       </w:pPr>
       <w:r>
         <w:rPr>
@@ -331,7 +392,586 @@
           <w:b/>
           <w:i w:val="0"/>
           <w:color w:val="000000"/>
-          <w:sz w:val="30"/>
+          <w:sz w:val="32"/>
+        </w:rPr>
+        <w:t>MỤC LỤC</w:t>
+      </w:r>
+    </w:p>
+    <w:p>
+      <w:pPr>
+        <w:tabs>
+          <w:tab w:pos="9071" w:val="right" w:leader="dot"/>
+        </w:tabs>
+        <w:spacing w:after="100" w:line="300" w:lineRule="auto"/>
+      </w:pPr>
+      <w:r>
+        <w:rPr>
+          <w:rFonts w:ascii="Times New Roman" w:hAnsi="Times New Roman" w:cs="Times New Roman" w:eastAsia="Times New Roman"/>
+          <w:b/>
+          <w:i w:val="0"/>
+          <w:color w:val="000000"/>
+          <w:sz w:val="26"/>
+        </w:rPr>
+        <w:t>1. Mục tiêu cần đạt được</w:t>
+      </w:r>
+      <w:r>
+        <w:rPr>
+          <w:rFonts w:ascii="Times New Roman" w:hAnsi="Times New Roman" w:cs="Times New Roman" w:eastAsia="Times New Roman"/>
+          <w:b/>
+          <w:i w:val="0"/>
+          <w:color w:val="000000"/>
+          <w:sz w:val="26"/>
+        </w:rPr>
+        <w:tab/>
+        <w:t>3</w:t>
+      </w:r>
+    </w:p>
+    <w:p>
+      <w:pPr>
+        <w:tabs>
+          <w:tab w:pos="9071" w:val="right" w:leader="dot"/>
+        </w:tabs>
+        <w:spacing w:after="100" w:line="300" w:lineRule="auto"/>
+      </w:pPr>
+      <w:r>
+        <w:rPr>
+          <w:rFonts w:ascii="Times New Roman" w:hAnsi="Times New Roman" w:cs="Times New Roman" w:eastAsia="Times New Roman"/>
+          <w:b/>
+          <w:i w:val="0"/>
+          <w:color w:val="000000"/>
+          <w:sz w:val="26"/>
+        </w:rPr>
+        <w:t>2. Công cụ và dữ liệu chuẩn bị</w:t>
+      </w:r>
+      <w:r>
+        <w:rPr>
+          <w:rFonts w:ascii="Times New Roman" w:hAnsi="Times New Roman" w:cs="Times New Roman" w:eastAsia="Times New Roman"/>
+          <w:b/>
+          <w:i w:val="0"/>
+          <w:color w:val="000000"/>
+          <w:sz w:val="26"/>
+        </w:rPr>
+        <w:tab/>
+        <w:t>3</w:t>
+      </w:r>
+    </w:p>
+    <w:p>
+      <w:pPr>
+        <w:tabs>
+          <w:tab w:pos="9071" w:val="right" w:leader="dot"/>
+        </w:tabs>
+        <w:spacing w:after="100" w:line="300" w:lineRule="auto"/>
+      </w:pPr>
+      <w:r>
+        <w:rPr>
+          <w:rFonts w:ascii="Times New Roman" w:hAnsi="Times New Roman" w:cs="Times New Roman" w:eastAsia="Times New Roman"/>
+          <w:b/>
+          <w:i w:val="0"/>
+          <w:color w:val="000000"/>
+          <w:sz w:val="26"/>
+        </w:rPr>
+        <w:t>3. Liên kết trong chuỗi bài lab</w:t>
+      </w:r>
+      <w:r>
+        <w:rPr>
+          <w:rFonts w:ascii="Times New Roman" w:hAnsi="Times New Roman" w:cs="Times New Roman" w:eastAsia="Times New Roman"/>
+          <w:b/>
+          <w:i w:val="0"/>
+          <w:color w:val="000000"/>
+          <w:sz w:val="26"/>
+        </w:rPr>
+        <w:tab/>
+        <w:t>3</w:t>
+      </w:r>
+    </w:p>
+    <w:p>
+      <w:pPr>
+        <w:tabs>
+          <w:tab w:pos="9071" w:val="right" w:leader="dot"/>
+        </w:tabs>
+        <w:spacing w:after="100" w:line="300" w:lineRule="auto"/>
+      </w:pPr>
+      <w:r>
+        <w:rPr>
+          <w:rFonts w:ascii="Times New Roman" w:hAnsi="Times New Roman" w:cs="Times New Roman" w:eastAsia="Times New Roman"/>
+          <w:b/>
+          <w:i w:val="0"/>
+          <w:color w:val="000000"/>
+          <w:sz w:val="26"/>
+        </w:rPr>
+        <w:t>4. Cấu trúc mã nguồn dự án</w:t>
+      </w:r>
+      <w:r>
+        <w:rPr>
+          <w:rFonts w:ascii="Times New Roman" w:hAnsi="Times New Roman" w:cs="Times New Roman" w:eastAsia="Times New Roman"/>
+          <w:b/>
+          <w:i w:val="0"/>
+          <w:color w:val="000000"/>
+          <w:sz w:val="26"/>
+        </w:rPr>
+        <w:tab/>
+        <w:t>3</w:t>
+      </w:r>
+    </w:p>
+    <w:p>
+      <w:pPr>
+        <w:tabs>
+          <w:tab w:pos="9071" w:val="right" w:leader="dot"/>
+        </w:tabs>
+        <w:spacing w:after="100" w:line="300" w:lineRule="auto"/>
+      </w:pPr>
+      <w:r>
+        <w:rPr>
+          <w:rFonts w:ascii="Times New Roman" w:hAnsi="Times New Roman" w:cs="Times New Roman" w:eastAsia="Times New Roman"/>
+          <w:b/>
+          <w:i w:val="0"/>
+          <w:color w:val="000000"/>
+          <w:sz w:val="26"/>
+        </w:rPr>
+        <w:t>5. Bài tập có hướng dẫn</w:t>
+      </w:r>
+      <w:r>
+        <w:rPr>
+          <w:rFonts w:ascii="Times New Roman" w:hAnsi="Times New Roman" w:cs="Times New Roman" w:eastAsia="Times New Roman"/>
+          <w:b/>
+          <w:i w:val="0"/>
+          <w:color w:val="000000"/>
+          <w:sz w:val="26"/>
+        </w:rPr>
+        <w:tab/>
+        <w:t>4</w:t>
+      </w:r>
+    </w:p>
+    <w:p>
+      <w:pPr>
+        <w:tabs>
+          <w:tab w:pos="9071" w:val="right" w:leader="dot"/>
+        </w:tabs>
+        <w:spacing w:after="100" w:line="300" w:lineRule="auto"/>
+        <w:ind w:left="510"/>
+      </w:pPr>
+      <w:r>
+        <w:rPr>
+          <w:rFonts w:ascii="Times New Roman" w:hAnsi="Times New Roman" w:cs="Times New Roman" w:eastAsia="Times New Roman"/>
+          <w:b w:val="0"/>
+          <w:i w:val="0"/>
+          <w:color w:val="000000"/>
+          <w:sz w:val="26"/>
+        </w:rPr>
+        <w:t>5.1. Bài 1: Khai báo lớp SinhVien</w:t>
+      </w:r>
+      <w:r>
+        <w:rPr>
+          <w:rFonts w:ascii="Times New Roman" w:hAnsi="Times New Roman" w:cs="Times New Roman" w:eastAsia="Times New Roman"/>
+          <w:b w:val="0"/>
+          <w:i w:val="0"/>
+          <w:color w:val="000000"/>
+          <w:sz w:val="26"/>
+        </w:rPr>
+        <w:tab/>
+        <w:t>4</w:t>
+      </w:r>
+    </w:p>
+    <w:p>
+      <w:pPr>
+        <w:tabs>
+          <w:tab w:pos="9071" w:val="right" w:leader="dot"/>
+        </w:tabs>
+        <w:spacing w:after="100" w:line="300" w:lineRule="auto"/>
+        <w:ind w:left="510"/>
+      </w:pPr>
+      <w:r>
+        <w:rPr>
+          <w:rFonts w:ascii="Times New Roman" w:hAnsi="Times New Roman" w:cs="Times New Roman" w:eastAsia="Times New Roman"/>
+          <w:b w:val="0"/>
+          <w:i w:val="0"/>
+          <w:color w:val="000000"/>
+          <w:sz w:val="26"/>
+        </w:rPr>
+        <w:t>5.2. Bài 2: Constructor và nạp chồng constructor</w:t>
+      </w:r>
+      <w:r>
+        <w:rPr>
+          <w:rFonts w:ascii="Times New Roman" w:hAnsi="Times New Roman" w:cs="Times New Roman" w:eastAsia="Times New Roman"/>
+          <w:b w:val="0"/>
+          <w:i w:val="0"/>
+          <w:color w:val="000000"/>
+          <w:sz w:val="26"/>
+        </w:rPr>
+        <w:tab/>
+        <w:t>5</w:t>
+      </w:r>
+    </w:p>
+    <w:p>
+      <w:pPr>
+        <w:tabs>
+          <w:tab w:pos="9071" w:val="right" w:leader="dot"/>
+        </w:tabs>
+        <w:spacing w:after="100" w:line="300" w:lineRule="auto"/>
+        <w:ind w:left="510"/>
+      </w:pPr>
+      <w:r>
+        <w:rPr>
+          <w:rFonts w:ascii="Times New Roman" w:hAnsi="Times New Roman" w:cs="Times New Roman" w:eastAsia="Times New Roman"/>
+          <w:b w:val="0"/>
+          <w:i w:val="0"/>
+          <w:color w:val="000000"/>
+          <w:sz w:val="26"/>
+        </w:rPr>
+        <w:t>5.3. Bài 3: Đóng gói và kiểm tra dữ liệu</w:t>
+      </w:r>
+      <w:r>
+        <w:rPr>
+          <w:rFonts w:ascii="Times New Roman" w:hAnsi="Times New Roman" w:cs="Times New Roman" w:eastAsia="Times New Roman"/>
+          <w:b w:val="0"/>
+          <w:i w:val="0"/>
+          <w:color w:val="000000"/>
+          <w:sz w:val="26"/>
+        </w:rPr>
+        <w:tab/>
+        <w:t>6</w:t>
+      </w:r>
+    </w:p>
+    <w:p>
+      <w:pPr>
+        <w:tabs>
+          <w:tab w:pos="9071" w:val="right" w:leader="dot"/>
+        </w:tabs>
+        <w:spacing w:after="100" w:line="300" w:lineRule="auto"/>
+        <w:ind w:left="510"/>
+      </w:pPr>
+      <w:r>
+        <w:rPr>
+          <w:rFonts w:ascii="Times New Roman" w:hAnsi="Times New Roman" w:cs="Times New Roman" w:eastAsia="Times New Roman"/>
+          <w:b w:val="0"/>
+          <w:i w:val="0"/>
+          <w:color w:val="000000"/>
+          <w:sz w:val="26"/>
+        </w:rPr>
+        <w:t>5.4. Bài 4: Phương thức nghiệp vụ TinhTuoi() và XepLoai()</w:t>
+      </w:r>
+      <w:r>
+        <w:rPr>
+          <w:rFonts w:ascii="Times New Roman" w:hAnsi="Times New Roman" w:cs="Times New Roman" w:eastAsia="Times New Roman"/>
+          <w:b w:val="0"/>
+          <w:i w:val="0"/>
+          <w:color w:val="000000"/>
+          <w:sz w:val="26"/>
+        </w:rPr>
+        <w:tab/>
+        <w:t>7</w:t>
+      </w:r>
+    </w:p>
+    <w:p>
+      <w:pPr>
+        <w:tabs>
+          <w:tab w:pos="9071" w:val="right" w:leader="dot"/>
+        </w:tabs>
+        <w:spacing w:after="100" w:line="300" w:lineRule="auto"/>
+        <w:ind w:left="510"/>
+      </w:pPr>
+      <w:r>
+        <w:rPr>
+          <w:rFonts w:ascii="Times New Roman" w:hAnsi="Times New Roman" w:cs="Times New Roman" w:eastAsia="Times New Roman"/>
+          <w:b w:val="0"/>
+          <w:i w:val="0"/>
+          <w:color w:val="000000"/>
+          <w:sz w:val="26"/>
+        </w:rPr>
+        <w:t>5.5. Bài 5: Quản lý danh sách SinhVien</w:t>
+      </w:r>
+      <w:r>
+        <w:rPr>
+          <w:rFonts w:ascii="Times New Roman" w:hAnsi="Times New Roman" w:cs="Times New Roman" w:eastAsia="Times New Roman"/>
+          <w:b w:val="0"/>
+          <w:i w:val="0"/>
+          <w:color w:val="000000"/>
+          <w:sz w:val="26"/>
+        </w:rPr>
+        <w:tab/>
+        <w:t>8</w:t>
+      </w:r>
+    </w:p>
+    <w:p>
+      <w:pPr>
+        <w:tabs>
+          <w:tab w:pos="9071" w:val="right" w:leader="dot"/>
+        </w:tabs>
+        <w:spacing w:after="100" w:line="300" w:lineRule="auto"/>
+      </w:pPr>
+      <w:r>
+        <w:rPr>
+          <w:rFonts w:ascii="Times New Roman" w:hAnsi="Times New Roman" w:cs="Times New Roman" w:eastAsia="Times New Roman"/>
+          <w:b/>
+          <w:i w:val="0"/>
+          <w:color w:val="000000"/>
+          <w:sz w:val="26"/>
+        </w:rPr>
+        <w:t>6. Bài tập tự thực hiện</w:t>
+      </w:r>
+      <w:r>
+        <w:rPr>
+          <w:rFonts w:ascii="Times New Roman" w:hAnsi="Times New Roman" w:cs="Times New Roman" w:eastAsia="Times New Roman"/>
+          <w:b/>
+          <w:i w:val="0"/>
+          <w:color w:val="000000"/>
+          <w:sz w:val="26"/>
+        </w:rPr>
+        <w:tab/>
+        <w:t>9</w:t>
+      </w:r>
+    </w:p>
+    <w:p>
+      <w:pPr>
+        <w:tabs>
+          <w:tab w:pos="9071" w:val="right" w:leader="dot"/>
+        </w:tabs>
+        <w:spacing w:after="100" w:line="300" w:lineRule="auto"/>
+        <w:ind w:left="510"/>
+      </w:pPr>
+      <w:r>
+        <w:rPr>
+          <w:rFonts w:ascii="Times New Roman" w:hAnsi="Times New Roman" w:cs="Times New Roman" w:eastAsia="Times New Roman"/>
+          <w:b w:val="0"/>
+          <w:i w:val="0"/>
+          <w:color w:val="000000"/>
+          <w:sz w:val="26"/>
+        </w:rPr>
+        <w:t>6.1. Bài 6: Lớp SanPham</w:t>
+      </w:r>
+      <w:r>
+        <w:rPr>
+          <w:rFonts w:ascii="Times New Roman" w:hAnsi="Times New Roman" w:cs="Times New Roman" w:eastAsia="Times New Roman"/>
+          <w:b w:val="0"/>
+          <w:i w:val="0"/>
+          <w:color w:val="000000"/>
+          <w:sz w:val="26"/>
+        </w:rPr>
+        <w:tab/>
+        <w:t>9</w:t>
+      </w:r>
+    </w:p>
+    <w:p>
+      <w:pPr>
+        <w:tabs>
+          <w:tab w:pos="9071" w:val="right" w:leader="dot"/>
+        </w:tabs>
+        <w:spacing w:after="100" w:line="300" w:lineRule="auto"/>
+        <w:ind w:left="510"/>
+      </w:pPr>
+      <w:r>
+        <w:rPr>
+          <w:rFonts w:ascii="Times New Roman" w:hAnsi="Times New Roman" w:cs="Times New Roman" w:eastAsia="Times New Roman"/>
+          <w:b w:val="0"/>
+          <w:i w:val="0"/>
+          <w:color w:val="000000"/>
+          <w:sz w:val="26"/>
+        </w:rPr>
+        <w:t>6.2. Bài 7: Lớp TaiKhoanNganHang</w:t>
+      </w:r>
+      <w:r>
+        <w:rPr>
+          <w:rFonts w:ascii="Times New Roman" w:hAnsi="Times New Roman" w:cs="Times New Roman" w:eastAsia="Times New Roman"/>
+          <w:b w:val="0"/>
+          <w:i w:val="0"/>
+          <w:color w:val="000000"/>
+          <w:sz w:val="26"/>
+        </w:rPr>
+        <w:tab/>
+        <w:t>10</w:t>
+      </w:r>
+    </w:p>
+    <w:p>
+      <w:pPr>
+        <w:tabs>
+          <w:tab w:pos="9071" w:val="right" w:leader="dot"/>
+        </w:tabs>
+        <w:spacing w:after="100" w:line="300" w:lineRule="auto"/>
+        <w:ind w:left="510"/>
+      </w:pPr>
+      <w:r>
+        <w:rPr>
+          <w:rFonts w:ascii="Times New Roman" w:hAnsi="Times New Roman" w:cs="Times New Roman" w:eastAsia="Times New Roman"/>
+          <w:b w:val="0"/>
+          <w:i w:val="0"/>
+          <w:color w:val="000000"/>
+          <w:sz w:val="26"/>
+        </w:rPr>
+        <w:t>6.3. Bài 8: Lớp NhanVien - Bảng lương</w:t>
+      </w:r>
+      <w:r>
+        <w:rPr>
+          <w:rFonts w:ascii="Times New Roman" w:hAnsi="Times New Roman" w:cs="Times New Roman" w:eastAsia="Times New Roman"/>
+          <w:b w:val="0"/>
+          <w:i w:val="0"/>
+          <w:color w:val="000000"/>
+          <w:sz w:val="26"/>
+        </w:rPr>
+        <w:tab/>
+        <w:t>11</w:t>
+      </w:r>
+    </w:p>
+    <w:p>
+      <w:pPr>
+        <w:tabs>
+          <w:tab w:pos="9071" w:val="right" w:leader="dot"/>
+        </w:tabs>
+        <w:spacing w:after="100" w:line="300" w:lineRule="auto"/>
+        <w:ind w:left="510"/>
+      </w:pPr>
+      <w:r>
+        <w:rPr>
+          <w:rFonts w:ascii="Times New Roman" w:hAnsi="Times New Roman" w:cs="Times New Roman" w:eastAsia="Times New Roman"/>
+          <w:b w:val="0"/>
+          <w:i w:val="0"/>
+          <w:color w:val="000000"/>
+          <w:sz w:val="26"/>
+        </w:rPr>
+        <w:t>6.4. Bài 9: Lớp HinhChuNhat</w:t>
+      </w:r>
+      <w:r>
+        <w:rPr>
+          <w:rFonts w:ascii="Times New Roman" w:hAnsi="Times New Roman" w:cs="Times New Roman" w:eastAsia="Times New Roman"/>
+          <w:b w:val="0"/>
+          <w:i w:val="0"/>
+          <w:color w:val="000000"/>
+          <w:sz w:val="26"/>
+        </w:rPr>
+        <w:tab/>
+        <w:t>12</w:t>
+      </w:r>
+    </w:p>
+    <w:p>
+      <w:pPr>
+        <w:tabs>
+          <w:tab w:pos="9071" w:val="right" w:leader="dot"/>
+        </w:tabs>
+        <w:spacing w:after="100" w:line="300" w:lineRule="auto"/>
+        <w:ind w:left="510"/>
+      </w:pPr>
+      <w:r>
+        <w:rPr>
+          <w:rFonts w:ascii="Times New Roman" w:hAnsi="Times New Roman" w:cs="Times New Roman" w:eastAsia="Times New Roman"/>
+          <w:b w:val="0"/>
+          <w:i w:val="0"/>
+          <w:color w:val="000000"/>
+          <w:sz w:val="26"/>
+        </w:rPr>
+        <w:t>6.5. Bài 10: Ứng dụng quản lý sinh viên (Console)</w:t>
+      </w:r>
+      <w:r>
+        <w:rPr>
+          <w:rFonts w:ascii="Times New Roman" w:hAnsi="Times New Roman" w:cs="Times New Roman" w:eastAsia="Times New Roman"/>
+          <w:b w:val="0"/>
+          <w:i w:val="0"/>
+          <w:color w:val="000000"/>
+          <w:sz w:val="26"/>
+        </w:rPr>
+        <w:tab/>
+        <w:t>13</w:t>
+      </w:r>
+    </w:p>
+    <w:p>
+      <w:pPr>
+        <w:tabs>
+          <w:tab w:pos="9071" w:val="right" w:leader="dot"/>
+        </w:tabs>
+        <w:spacing w:after="100" w:line="300" w:lineRule="auto"/>
+      </w:pPr>
+      <w:r>
+        <w:rPr>
+          <w:rFonts w:ascii="Times New Roman" w:hAnsi="Times New Roman" w:cs="Times New Roman" w:eastAsia="Times New Roman"/>
+          <w:b/>
+          <w:i w:val="0"/>
+          <w:color w:val="000000"/>
+          <w:sz w:val="26"/>
+        </w:rPr>
+        <w:t>7. Kết quả build và kiểm thử</w:t>
+      </w:r>
+      <w:r>
+        <w:rPr>
+          <w:rFonts w:ascii="Times New Roman" w:hAnsi="Times New Roman" w:cs="Times New Roman" w:eastAsia="Times New Roman"/>
+          <w:b/>
+          <w:i w:val="0"/>
+          <w:color w:val="000000"/>
+          <w:sz w:val="26"/>
+        </w:rPr>
+        <w:tab/>
+        <w:t>14</w:t>
+      </w:r>
+    </w:p>
+    <w:p>
+      <w:pPr>
+        <w:tabs>
+          <w:tab w:pos="9071" w:val="right" w:leader="dot"/>
+        </w:tabs>
+        <w:spacing w:after="100" w:line="300" w:lineRule="auto"/>
+      </w:pPr>
+      <w:r>
+        <w:rPr>
+          <w:rFonts w:ascii="Times New Roman" w:hAnsi="Times New Roman" w:cs="Times New Roman" w:eastAsia="Times New Roman"/>
+          <w:b/>
+          <w:i w:val="0"/>
+          <w:color w:val="000000"/>
+          <w:sz w:val="26"/>
+        </w:rPr>
+        <w:t>8. Kết luận và đánh giá</w:t>
+      </w:r>
+      <w:r>
+        <w:rPr>
+          <w:rFonts w:ascii="Times New Roman" w:hAnsi="Times New Roman" w:cs="Times New Roman" w:eastAsia="Times New Roman"/>
+          <w:b/>
+          <w:i w:val="0"/>
+          <w:color w:val="000000"/>
+          <w:sz w:val="26"/>
+        </w:rPr>
+        <w:tab/>
+        <w:t>15</w:t>
+      </w:r>
+    </w:p>
+    <w:p>
+      <w:pPr>
+        <w:tabs>
+          <w:tab w:pos="9071" w:val="right" w:leader="dot"/>
+        </w:tabs>
+        <w:spacing w:after="100" w:line="300" w:lineRule="auto"/>
+      </w:pPr>
+      <w:r>
+        <w:rPr>
+          <w:rFonts w:ascii="Times New Roman" w:hAnsi="Times New Roman" w:cs="Times New Roman" w:eastAsia="Times New Roman"/>
+          <w:b/>
+          <w:i w:val="0"/>
+          <w:color w:val="000000"/>
+          <w:sz w:val="26"/>
+        </w:rPr>
+        <w:t>9. Nhận xét của giảng viên</w:t>
+      </w:r>
+      <w:r>
+        <w:rPr>
+          <w:rFonts w:ascii="Times New Roman" w:hAnsi="Times New Roman" w:cs="Times New Roman" w:eastAsia="Times New Roman"/>
+          <w:b/>
+          <w:i w:val="0"/>
+          <w:color w:val="000000"/>
+          <w:sz w:val="26"/>
+        </w:rPr>
+        <w:tab/>
+        <w:t>16</w:t>
+      </w:r>
+    </w:p>
+    <w:p>
+      <w:pPr>
+        <w:keepNext/>
+        <w:pageBreakBefore/>
+        <w:spacing w:before="240" w:after="120"/>
+        <w:jc w:val="center"/>
+      </w:pPr>
+      <w:r>
+        <w:rPr>
+          <w:rFonts w:ascii="Times New Roman" w:hAnsi="Times New Roman" w:cs="Times New Roman" w:eastAsia="Times New Roman"/>
+          <w:b/>
+          <w:i w:val="0"/>
+          <w:color w:val="000000"/>
+          <w:sz w:val="28"/>
         </w:rPr>
         <w:t>1. MỤC TIÊU CẦN ĐẠT ĐƯỢC</w:t>
       </w:r>
@@ -339,7 +979,7 @@
     <w:p>
       <w:pPr>
         <w:pStyle w:val="ListBullet"/>
-        <w:spacing w:after="80" w:line="312" w:lineRule="auto"/>
+        <w:spacing w:after="80" w:line="324" w:lineRule="auto"/>
       </w:pPr>
       <w:r>
         <w:rPr>
@@ -355,7 +995,7 @@
     <w:p>
       <w:pPr>
         <w:pStyle w:val="ListBullet"/>
-        <w:spacing w:after="80" w:line="312" w:lineRule="auto"/>
+        <w:spacing w:after="80" w:line="324" w:lineRule="auto"/>
       </w:pPr>
       <w:r>
         <w:rPr>
@@ -371,7 +1011,7 @@
     <w:p>
       <w:pPr>
         <w:pStyle w:val="ListBullet"/>
-        <w:spacing w:after="80" w:line="312" w:lineRule="auto"/>
+        <w:spacing w:after="80" w:line="324" w:lineRule="auto"/>
       </w:pPr>
       <w:r>
         <w:rPr>
@@ -387,7 +1027,7 @@
     <w:p>
       <w:pPr>
         <w:pStyle w:val="ListBullet"/>
-        <w:spacing w:after="80" w:line="312" w:lineRule="auto"/>
+        <w:spacing w:after="80" w:line="324" w:lineRule="auto"/>
       </w:pPr>
       <w:r>
         <w:rPr>
@@ -403,7 +1043,8 @@
     <w:p>
       <w:pPr>
         <w:keepNext/>
-        <w:spacing w:before="200" w:after="120"/>
+        <w:spacing w:before="240" w:after="120"/>
+        <w:jc w:val="center"/>
       </w:pPr>
       <w:r>
         <w:rPr>
@@ -411,7 +1052,7 @@
           <w:b/>
           <w:i w:val="0"/>
           <w:color w:val="000000"/>
-          <w:sz w:val="30"/>
+          <w:sz w:val="28"/>
         </w:rPr>
         <w:t>2. CÔNG CỤ VÀ DỮ LIỆU CHUẨN BỊ</w:t>
       </w:r>
@@ -419,7 +1060,7 @@
     <w:p>
       <w:pPr>
         <w:pStyle w:val="ListBullet"/>
-        <w:spacing w:after="80" w:line="312" w:lineRule="auto"/>
+        <w:spacing w:after="80" w:line="324" w:lineRule="auto"/>
       </w:pPr>
       <w:r>
         <w:rPr>
@@ -429,13 +1070,13 @@
           <w:color w:val="000000"/>
           <w:sz w:val="26"/>
         </w:rPr>
-        <w:t>Môi trường: .NET 8.0 SDK, macOS (có thể chạy trên Visual Studio 2022).</w:t>
+        <w:t>Môi trường: .NET 8.0 SDK (có thể chạy trên Visual Studio 2022).</w:t>
       </w:r>
     </w:p>
     <w:p>
       <w:pPr>
         <w:pStyle w:val="ListBullet"/>
-        <w:spacing w:after="80" w:line="312" w:lineRule="auto"/>
+        <w:spacing w:after="80" w:line="324" w:lineRule="auto"/>
       </w:pPr>
       <w:r>
         <w:rPr>
@@ -451,7 +1092,7 @@
     <w:p>
       <w:pPr>
         <w:pStyle w:val="ListBullet"/>
-        <w:spacing w:after="80" w:line="312" w:lineRule="auto"/>
+        <w:spacing w:after="80" w:line="324" w:lineRule="auto"/>
       </w:pPr>
       <w:r>
         <w:rPr>
@@ -467,7 +1108,7 @@
     <w:p>
       <w:pPr>
         <w:pStyle w:val="ListBullet"/>
-        <w:spacing w:after="80" w:line="312" w:lineRule="auto"/>
+        <w:spacing w:after="80" w:line="324" w:lineRule="auto"/>
       </w:pPr>
       <w:r>
         <w:rPr>
@@ -483,7 +1124,8 @@
     <w:p>
       <w:pPr>
         <w:keepNext/>
-        <w:spacing w:before="200" w:after="120"/>
+        <w:spacing w:before="240" w:after="120"/>
+        <w:jc w:val="center"/>
       </w:pPr>
       <w:r>
         <w:rPr>
@@ -491,15 +1133,17 @@
           <w:b/>
           <w:i w:val="0"/>
           <w:color w:val="000000"/>
-          <w:sz w:val="30"/>
+          <w:sz w:val="28"/>
         </w:rPr>
         <w:t>3. LIÊN KẾT TRONG CHUỖI BÀI LAB</w:t>
       </w:r>
     </w:p>
     <w:p>
       <w:pPr>
-        <w:spacing w:after="120" w:before="0" w:line="312" w:lineRule="auto"/>
-        <w:ind w:firstLine="567"/>
+        <w:keepNext w:val="0"/>
+        <w:spacing w:after="120" w:before="0" w:line="324" w:lineRule="auto"/>
+        <w:ind w:left="283"/>
+        <w:jc w:val="both"/>
       </w:pPr>
       <w:r>
         <w:rPr>
@@ -515,7 +1159,8 @@
     <w:p>
       <w:pPr>
         <w:keepNext/>
-        <w:spacing w:before="200" w:after="120"/>
+        <w:spacing w:before="240" w:after="120"/>
+        <w:jc w:val="center"/>
       </w:pPr>
       <w:r>
         <w:rPr>
@@ -523,15 +1168,17 @@
           <w:b/>
           <w:i w:val="0"/>
           <w:color w:val="000000"/>
-          <w:sz w:val="30"/>
+          <w:sz w:val="28"/>
         </w:rPr>
         <w:t>4. CẤU TRÚC MÃ NGUỒN DỰ ÁN</w:t>
       </w:r>
     </w:p>
     <w:p>
       <w:pPr>
-        <w:spacing w:after="120" w:before="0" w:line="312" w:lineRule="auto"/>
-        <w:ind w:firstLine="567"/>
+        <w:keepNext w:val="0"/>
+        <w:spacing w:after="120" w:before="0" w:line="324" w:lineRule="auto"/>
+        <w:ind w:left="283"/>
+        <w:jc w:val="both"/>
       </w:pPr>
       <w:r>
         <w:rPr>
@@ -562,6 +1209,10 @@
             <w:shd w:val="clear" w:color="auto" w:fill="D9E2F3"/>
           </w:tcPr>
           <w:p>
+            <w:pPr>
+              <w:spacing w:after="40" w:before="40"/>
+              <w:jc w:val="center"/>
+            </w:pPr>
             <w:r/>
             <w:r>
               <w:rPr>
@@ -581,6 +1232,10 @@
             <w:shd w:val="clear" w:color="auto" w:fill="D9E2F3"/>
           </w:tcPr>
           <w:p>
+            <w:pPr>
+              <w:spacing w:after="40" w:before="40"/>
+              <w:jc w:val="center"/>
+            </w:pPr>
             <w:r/>
             <w:r>
               <w:rPr>
@@ -601,6 +1256,9 @@
             <w:tcW w:type="dxa" w:w="4535"/>
           </w:tcPr>
           <w:p>
+            <w:pPr>
+              <w:spacing w:after="40" w:before="40"/>
+            </w:pPr>
             <w:r/>
             <w:r>
               <w:rPr>
@@ -619,6 +1277,9 @@
             <w:tcW w:type="dxa" w:w="4535"/>
           </w:tcPr>
           <w:p>
+            <w:pPr>
+              <w:spacing w:after="40" w:before="40"/>
+            </w:pPr>
             <w:r/>
             <w:r>
               <w:rPr>
@@ -639,6 +1300,9 @@
             <w:tcW w:type="dxa" w:w="4535"/>
           </w:tcPr>
           <w:p>
+            <w:pPr>
+              <w:spacing w:after="40" w:before="40"/>
+            </w:pPr>
             <w:r/>
             <w:r>
               <w:rPr>
@@ -657,6 +1321,9 @@
             <w:tcW w:type="dxa" w:w="4535"/>
           </w:tcPr>
           <w:p>
+            <w:pPr>
+              <w:spacing w:after="40" w:before="40"/>
+            </w:pPr>
             <w:r/>
             <w:r>
               <w:rPr>
@@ -677,6 +1344,9 @@
             <w:tcW w:type="dxa" w:w="4535"/>
           </w:tcPr>
           <w:p>
+            <w:pPr>
+              <w:spacing w:after="40" w:before="40"/>
+            </w:pPr>
             <w:r/>
             <w:r>
               <w:rPr>
@@ -695,6 +1365,9 @@
             <w:tcW w:type="dxa" w:w="4535"/>
           </w:tcPr>
           <w:p>
+            <w:pPr>
+              <w:spacing w:after="40" w:before="40"/>
+            </w:pPr>
             <w:r/>
             <w:r>
               <w:rPr>
@@ -715,6 +1388,9 @@
             <w:tcW w:type="dxa" w:w="4535"/>
           </w:tcPr>
           <w:p>
+            <w:pPr>
+              <w:spacing w:after="40" w:before="40"/>
+            </w:pPr>
             <w:r/>
             <w:r>
               <w:rPr>
@@ -733,6 +1409,9 @@
             <w:tcW w:type="dxa" w:w="4535"/>
           </w:tcPr>
           <w:p>
+            <w:pPr>
+              <w:spacing w:after="40" w:before="40"/>
+            </w:pPr>
             <w:r/>
             <w:r>
               <w:rPr>
@@ -753,6 +1432,9 @@
             <w:tcW w:type="dxa" w:w="4535"/>
           </w:tcPr>
           <w:p>
+            <w:pPr>
+              <w:spacing w:after="40" w:before="40"/>
+            </w:pPr>
             <w:r/>
             <w:r>
               <w:rPr>
@@ -771,6 +1453,9 @@
             <w:tcW w:type="dxa" w:w="4535"/>
           </w:tcPr>
           <w:p>
+            <w:pPr>
+              <w:spacing w:after="40" w:before="40"/>
+            </w:pPr>
             <w:r/>
             <w:r>
               <w:rPr>
@@ -791,6 +1476,9 @@
             <w:tcW w:type="dxa" w:w="4535"/>
           </w:tcPr>
           <w:p>
+            <w:pPr>
+              <w:spacing w:after="40" w:before="40"/>
+            </w:pPr>
             <w:r/>
             <w:r>
               <w:rPr>
@@ -809,6 +1497,9 @@
             <w:tcW w:type="dxa" w:w="4535"/>
           </w:tcPr>
           <w:p>
+            <w:pPr>
+              <w:spacing w:after="40" w:before="40"/>
+            </w:pPr>
             <w:r/>
             <w:r>
               <w:rPr>
@@ -829,6 +1520,9 @@
             <w:tcW w:type="dxa" w:w="4535"/>
           </w:tcPr>
           <w:p>
+            <w:pPr>
+              <w:spacing w:after="40" w:before="40"/>
+            </w:pPr>
             <w:r/>
             <w:r>
               <w:rPr>
@@ -847,6 +1541,9 @@
             <w:tcW w:type="dxa" w:w="4535"/>
           </w:tcPr>
           <w:p>
+            <w:pPr>
+              <w:spacing w:after="40" w:before="40"/>
+            </w:pPr>
             <w:r/>
             <w:r>
               <w:rPr>
@@ -867,6 +1564,9 @@
             <w:tcW w:type="dxa" w:w="4535"/>
           </w:tcPr>
           <w:p>
+            <w:pPr>
+              <w:spacing w:after="40" w:before="40"/>
+            </w:pPr>
             <w:r/>
             <w:r>
               <w:rPr>
@@ -885,6 +1585,9 @@
             <w:tcW w:type="dxa" w:w="4535"/>
           </w:tcPr>
           <w:p>
+            <w:pPr>
+              <w:spacing w:after="40" w:before="40"/>
+            </w:pPr>
             <w:r/>
             <w:r>
               <w:rPr>
@@ -905,6 +1608,9 @@
             <w:tcW w:type="dxa" w:w="4535"/>
           </w:tcPr>
           <w:p>
+            <w:pPr>
+              <w:spacing w:after="40" w:before="40"/>
+            </w:pPr>
             <w:r/>
             <w:r>
               <w:rPr>
@@ -923,6 +1629,9 @@
             <w:tcW w:type="dxa" w:w="4535"/>
           </w:tcPr>
           <w:p>
+            <w:pPr>
+              <w:spacing w:after="40" w:before="40"/>
+            </w:pPr>
             <w:r/>
             <w:r>
               <w:rPr>
@@ -943,6 +1652,9 @@
             <w:tcW w:type="dxa" w:w="4535"/>
           </w:tcPr>
           <w:p>
+            <w:pPr>
+              <w:spacing w:after="40" w:before="40"/>
+            </w:pPr>
             <w:r/>
             <w:r>
               <w:rPr>
@@ -961,6 +1673,9 @@
             <w:tcW w:type="dxa" w:w="4535"/>
           </w:tcPr>
           <w:p>
+            <w:pPr>
+              <w:spacing w:after="40" w:before="40"/>
+            </w:pPr>
             <w:r/>
             <w:r>
               <w:rPr>
@@ -979,7 +1694,8 @@
     <w:p>
       <w:pPr>
         <w:keepNext/>
-        <w:spacing w:before="200" w:after="120"/>
+        <w:pageBreakBefore/>
+        <w:spacing w:before="240" w:after="120"/>
       </w:pPr>
       <w:r>
         <w:rPr>
@@ -989,13 +1705,13 @@
           <w:color w:val="000000"/>
           <w:sz w:val="30"/>
         </w:rPr>
-        <w:t>5. BÀI TẬP CÓ HƯỚNG DẪN (BÀI 1 - 5)</w:t>
+        <w:t>5. BÀI TẬP CÓ HƯỚNG DẪN</w:t>
       </w:r>
     </w:p>
     <w:p>
       <w:pPr>
         <w:keepNext/>
-        <w:spacing w:before="200" w:after="120"/>
+        <w:spacing w:before="240" w:after="120"/>
       </w:pPr>
       <w:r>
         <w:rPr>
@@ -1010,7 +1726,8 @@
     </w:p>
     <w:p>
       <w:pPr>
-        <w:spacing w:after="40" w:before="0" w:line="312" w:lineRule="auto"/>
+        <w:keepNext w:val="0"/>
+        <w:spacing w:after="40" w:before="0" w:line="324" w:lineRule="auto"/>
       </w:pPr>
       <w:r>
         <w:rPr>
@@ -1025,8 +1742,10 @@
     </w:p>
     <w:p>
       <w:pPr>
-        <w:spacing w:after="120" w:before="0" w:line="312" w:lineRule="auto"/>
-        <w:ind w:firstLine="567"/>
+        <w:keepNext w:val="0"/>
+        <w:spacing w:after="160" w:before="0" w:line="324" w:lineRule="auto"/>
+        <w:ind w:left="283"/>
+        <w:jc w:val="both"/>
       </w:pPr>
       <w:r>
         <w:rPr>
@@ -1036,12 +1755,13 @@
           <w:color w:val="000000"/>
           <w:sz w:val="26"/>
         </w:rPr>
-        <w:t>Tạo lớp SinhVien gồm các thuộc tính MaSV, HoTen, NgaySinh, DiemTB và phương thức HienThi(). Tạo một đối tượng bằng cách gán từng thuộc tính rồi in thông tin ra màn hình.</w:t>
+        <w:t>Tạo lớp SinhVien gồm các thuộc tính MaSV, HoTen, NgaySinh, DiemTB và phương thức HienThi(). Khởi tạo một đối tượng bằng cách gán từng thuộc tính rồi in thông tin ra màn hình.</w:t>
       </w:r>
     </w:p>
     <w:p>
       <w:pPr>
-        <w:spacing w:after="40" w:before="0" w:line="312" w:lineRule="auto"/>
+        <w:keepNext w:val="0"/>
+        <w:spacing w:after="40" w:before="0" w:line="324" w:lineRule="auto"/>
       </w:pPr>
       <w:r>
         <w:rPr>
@@ -1056,8 +1776,10 @@
     </w:p>
     <w:p>
       <w:pPr>
-        <w:spacing w:after="120" w:before="0" w:line="312" w:lineRule="auto"/>
-        <w:ind w:firstLine="567"/>
+        <w:keepNext w:val="0"/>
+        <w:spacing w:after="160" w:before="0" w:line="324" w:lineRule="auto"/>
+        <w:ind w:left="283"/>
+        <w:jc w:val="both"/>
       </w:pPr>
       <w:r>
         <w:rPr>
@@ -1067,12 +1789,243 @@
           <w:color w:val="000000"/>
           <w:sz w:val="26"/>
         </w:rPr>
-        <w:t>Dùng property tự động, đối tượng được khởi tạo không tham số rồi gán giá trị, phương thức HienThi() định dạng ngày dd/MM/yyyy và điểm N2.</w:t>
+        <w:t>Dùng property tự động, đối tượng được tạo bằng constructor không tham số rồi gán giá trị. Phương thức HienThi() định dạng ngày theo dd/MM/yyyy và điểm theo N2.</w:t>
       </w:r>
     </w:p>
     <w:p>
       <w:pPr>
-        <w:spacing w:after="80" w:before="0" w:line="312" w:lineRule="auto"/>
+        <w:keepNext w:val="0"/>
+        <w:spacing w:after="80" w:before="0" w:line="324" w:lineRule="auto"/>
+      </w:pPr>
+      <w:r>
+        <w:rPr>
+          <w:rFonts w:ascii="Times New Roman" w:hAnsi="Times New Roman" w:cs="Times New Roman" w:eastAsia="Times New Roman"/>
+          <w:b/>
+          <w:i w:val="0"/>
+          <w:color w:val="000000"/>
+          <w:sz w:val="26"/>
+        </w:rPr>
+        <w:t>Mã nguồn chính:</w:t>
+      </w:r>
+    </w:p>
+    <w:tbl>
+      <w:tblPr>
+        <w:tblStyle w:val="TableGrid"/>
+        <w:tblW w:type="auto" w:w="0"/>
+        <w:tblLook w:firstColumn="1" w:firstRow="1" w:lastColumn="0" w:lastRow="0" w:noHBand="0" w:noVBand="1" w:val="04A0"/>
+      </w:tblPr>
+      <w:tblGrid>
+        <w:gridCol w:w="9071"/>
+      </w:tblGrid>
+      <w:tr>
+        <w:tc>
+          <w:tcPr>
+            <w:tcW w:type="dxa" w:w="9071"/>
+            <w:shd w:val="clear" w:color="auto" w:fill="F2F2F2"/>
+          </w:tcPr>
+          <w:p>
+            <w:pPr>
+              <w:spacing w:after="0" w:before="0" w:line="240" w:lineRule="auto"/>
+            </w:pPr>
+            <w:r/>
+            <w:r>
+              <w:rPr>
+                <w:rFonts w:ascii="Courier New" w:hAnsi="Courier New" w:cs="Courier New" w:eastAsia="Courier New"/>
+                <w:b w:val="0"/>
+                <w:i w:val="0"/>
+                <w:color w:val="000000"/>
+                <w:sz w:val="19"/>
+              </w:rPr>
+              <w:t>public class SinhVien</w:t>
+            </w:r>
+          </w:p>
+          <w:p>
+            <w:pPr>
+              <w:spacing w:after="0" w:before="0" w:line="240" w:lineRule="auto"/>
+            </w:pPr>
+            <w:r>
+              <w:rPr>
+                <w:rFonts w:ascii="Courier New" w:hAnsi="Courier New" w:cs="Courier New" w:eastAsia="Courier New"/>
+                <w:b w:val="0"/>
+                <w:i w:val="0"/>
+                <w:color w:val="000000"/>
+                <w:sz w:val="19"/>
+              </w:rPr>
+              <w:t>{</w:t>
+            </w:r>
+          </w:p>
+          <w:p>
+            <w:pPr>
+              <w:spacing w:after="0" w:before="0" w:line="240" w:lineRule="auto"/>
+            </w:pPr>
+            <w:r>
+              <w:rPr>
+                <w:rFonts w:ascii="Courier New" w:hAnsi="Courier New" w:cs="Courier New" w:eastAsia="Courier New"/>
+                <w:b w:val="0"/>
+                <w:i w:val="0"/>
+                <w:color w:val="000000"/>
+                <w:sz w:val="19"/>
+              </w:rPr>
+              <w:t xml:space="preserve">    public string MaSV { get; set; }</w:t>
+            </w:r>
+          </w:p>
+          <w:p>
+            <w:pPr>
+              <w:spacing w:after="0" w:before="0" w:line="240" w:lineRule="auto"/>
+            </w:pPr>
+            <w:r>
+              <w:rPr>
+                <w:rFonts w:ascii="Courier New" w:hAnsi="Courier New" w:cs="Courier New" w:eastAsia="Courier New"/>
+                <w:b w:val="0"/>
+                <w:i w:val="0"/>
+                <w:color w:val="000000"/>
+                <w:sz w:val="19"/>
+              </w:rPr>
+              <w:t xml:space="preserve">    public string HoTen { get; set; }</w:t>
+            </w:r>
+          </w:p>
+          <w:p>
+            <w:pPr>
+              <w:spacing w:after="0" w:before="0" w:line="240" w:lineRule="auto"/>
+            </w:pPr>
+            <w:r>
+              <w:rPr>
+                <w:rFonts w:ascii="Courier New" w:hAnsi="Courier New" w:cs="Courier New" w:eastAsia="Courier New"/>
+                <w:b w:val="0"/>
+                <w:i w:val="0"/>
+                <w:color w:val="000000"/>
+                <w:sz w:val="19"/>
+              </w:rPr>
+              <w:t xml:space="preserve">    public DateTime NgaySinh { get; set; }</w:t>
+            </w:r>
+          </w:p>
+          <w:p>
+            <w:pPr>
+              <w:spacing w:after="0" w:before="0" w:line="240" w:lineRule="auto"/>
+            </w:pPr>
+            <w:r>
+              <w:rPr>
+                <w:rFonts w:ascii="Courier New" w:hAnsi="Courier New" w:cs="Courier New" w:eastAsia="Courier New"/>
+                <w:b w:val="0"/>
+                <w:i w:val="0"/>
+                <w:color w:val="000000"/>
+                <w:sz w:val="19"/>
+              </w:rPr>
+              <w:t xml:space="preserve">    public double DiemTB { get; set; }</w:t>
+            </w:r>
+          </w:p>
+          <w:p>
+            <w:pPr>
+              <w:spacing w:after="0" w:before="0" w:line="240" w:lineRule="auto"/>
+            </w:pPr>
+            <w:r>
+              <w:rPr>
+                <w:rFonts w:ascii="Courier New" w:hAnsi="Courier New" w:cs="Courier New" w:eastAsia="Courier New"/>
+                <w:b w:val="0"/>
+                <w:i w:val="0"/>
+                <w:color w:val="000000"/>
+                <w:sz w:val="19"/>
+              </w:rPr>
+              <w:t xml:space="preserve"> </w:t>
+            </w:r>
+          </w:p>
+          <w:p>
+            <w:pPr>
+              <w:spacing w:after="0" w:before="0" w:line="240" w:lineRule="auto"/>
+            </w:pPr>
+            <w:r>
+              <w:rPr>
+                <w:rFonts w:ascii="Courier New" w:hAnsi="Courier New" w:cs="Courier New" w:eastAsia="Courier New"/>
+                <w:b w:val="0"/>
+                <w:i w:val="0"/>
+                <w:color w:val="000000"/>
+                <w:sz w:val="19"/>
+              </w:rPr>
+              <w:t xml:space="preserve">    public void HienThi()</w:t>
+            </w:r>
+          </w:p>
+          <w:p>
+            <w:pPr>
+              <w:spacing w:after="0" w:before="0" w:line="240" w:lineRule="auto"/>
+            </w:pPr>
+            <w:r>
+              <w:rPr>
+                <w:rFonts w:ascii="Courier New" w:hAnsi="Courier New" w:cs="Courier New" w:eastAsia="Courier New"/>
+                <w:b w:val="0"/>
+                <w:i w:val="0"/>
+                <w:color w:val="000000"/>
+                <w:sz w:val="19"/>
+              </w:rPr>
+              <w:t xml:space="preserve">    {</w:t>
+            </w:r>
+          </w:p>
+          <w:p>
+            <w:pPr>
+              <w:spacing w:after="0" w:before="0" w:line="240" w:lineRule="auto"/>
+            </w:pPr>
+            <w:r>
+              <w:rPr>
+                <w:rFonts w:ascii="Courier New" w:hAnsi="Courier New" w:cs="Courier New" w:eastAsia="Courier New"/>
+                <w:b w:val="0"/>
+                <w:i w:val="0"/>
+                <w:color w:val="000000"/>
+                <w:sz w:val="19"/>
+              </w:rPr>
+              <w:t xml:space="preserve">        Console.WriteLine("{0} - {1} - {2:dd/MM/yyyy} - {3:N2}",</w:t>
+            </w:r>
+          </w:p>
+          <w:p>
+            <w:pPr>
+              <w:spacing w:after="0" w:before="0" w:line="240" w:lineRule="auto"/>
+            </w:pPr>
+            <w:r>
+              <w:rPr>
+                <w:rFonts w:ascii="Courier New" w:hAnsi="Courier New" w:cs="Courier New" w:eastAsia="Courier New"/>
+                <w:b w:val="0"/>
+                <w:i w:val="0"/>
+                <w:color w:val="000000"/>
+                <w:sz w:val="19"/>
+              </w:rPr>
+              <w:t xml:space="preserve">            MaSV, HoTen, NgaySinh, DiemTB);</w:t>
+            </w:r>
+          </w:p>
+          <w:p>
+            <w:pPr>
+              <w:spacing w:after="0" w:before="0" w:line="240" w:lineRule="auto"/>
+            </w:pPr>
+            <w:r>
+              <w:rPr>
+                <w:rFonts w:ascii="Courier New" w:hAnsi="Courier New" w:cs="Courier New" w:eastAsia="Courier New"/>
+                <w:b w:val="0"/>
+                <w:i w:val="0"/>
+                <w:color w:val="000000"/>
+                <w:sz w:val="19"/>
+              </w:rPr>
+              <w:t xml:space="preserve">    }</w:t>
+            </w:r>
+          </w:p>
+          <w:p>
+            <w:pPr>
+              <w:spacing w:after="0" w:before="0" w:line="240" w:lineRule="auto"/>
+            </w:pPr>
+            <w:r>
+              <w:rPr>
+                <w:rFonts w:ascii="Courier New" w:hAnsi="Courier New" w:cs="Courier New" w:eastAsia="Courier New"/>
+                <w:b w:val="0"/>
+                <w:i w:val="0"/>
+                <w:color w:val="000000"/>
+                <w:sz w:val="19"/>
+              </w:rPr>
+              <w:t>}</w:t>
+            </w:r>
+          </w:p>
+        </w:tc>
+      </w:tr>
+    </w:tbl>
+    <w:p>
+      <w:pPr>
+        <w:keepNext/>
+        <w:spacing w:after="80" w:before="160" w:line="324" w:lineRule="auto"/>
       </w:pPr>
       <w:r>
         <w:rPr>
@@ -1087,7 +2040,8 @@
     </w:p>
     <w:p>
       <w:pPr>
-        <w:spacing w:after="240"/>
+        <w:keepNext/>
+        <w:spacing w:before="120" w:after="40"/>
         <w:jc w:val="center"/>
       </w:pPr>
       <w:r>
@@ -1106,7 +2060,7 @@
                     <pic:cNvPicPr/>
                   </pic:nvPicPr>
                   <pic:blipFill>
-                    <a:blip r:embed="rId9"/>
+                    <a:blip r:embed="rId11"/>
                     <a:stretch>
                       <a:fillRect/>
                     </a:stretch>
@@ -1127,8 +2081,25 @@
     </w:p>
     <w:p>
       <w:pPr>
+        <w:spacing w:before="80" w:after="240"/>
+        <w:jc w:val="center"/>
+      </w:pPr>
+      <w:r>
+        <w:rPr>
+          <w:rFonts w:ascii="Times New Roman" w:hAnsi="Times New Roman" w:cs="Times New Roman" w:eastAsia="Times New Roman"/>
+          <w:b w:val="0"/>
+          <w:i/>
+          <w:color w:val="444444"/>
+          <w:sz w:val="22"/>
+        </w:rPr>
+        <w:t>Hình 5.1: Kết quả chạy Bài 1 - Khai báo lớp SinhVien</w:t>
+      </w:r>
+    </w:p>
+    <w:p>
+      <w:pPr>
         <w:keepNext/>
-        <w:spacing w:before="200" w:after="120"/>
+        <w:pageBreakBefore/>
+        <w:spacing w:before="240" w:after="120"/>
       </w:pPr>
       <w:r>
         <w:rPr>
@@ -1143,7 +2114,8 @@
     </w:p>
     <w:p>
       <w:pPr>
-        <w:spacing w:after="40" w:before="0" w:line="312" w:lineRule="auto"/>
+        <w:keepNext w:val="0"/>
+        <w:spacing w:after="40" w:before="0" w:line="324" w:lineRule="auto"/>
       </w:pPr>
       <w:r>
         <w:rPr>
@@ -1158,8 +2130,10 @@
     </w:p>
     <w:p>
       <w:pPr>
-        <w:spacing w:after="120" w:before="0" w:line="312" w:lineRule="auto"/>
-        <w:ind w:firstLine="567"/>
+        <w:keepNext w:val="0"/>
+        <w:spacing w:after="160" w:before="0" w:line="324" w:lineRule="auto"/>
+        <w:ind w:left="283"/>
+        <w:jc w:val="both"/>
       </w:pPr>
       <w:r>
         <w:rPr>
@@ -1174,7 +2148,8 @@
     </w:p>
     <w:p>
       <w:pPr>
-        <w:spacing w:after="40" w:before="0" w:line="312" w:lineRule="auto"/>
+        <w:keepNext w:val="0"/>
+        <w:spacing w:after="40" w:before="0" w:line="324" w:lineRule="auto"/>
       </w:pPr>
       <w:r>
         <w:rPr>
@@ -1189,8 +2164,10 @@
     </w:p>
     <w:p>
       <w:pPr>
-        <w:spacing w:after="120" w:before="0" w:line="312" w:lineRule="auto"/>
-        <w:ind w:firstLine="567"/>
+        <w:keepNext w:val="0"/>
+        <w:spacing w:after="160" w:before="0" w:line="324" w:lineRule="auto"/>
+        <w:ind w:left="283"/>
+        <w:jc w:val="both"/>
       </w:pPr>
       <w:r>
         <w:rPr>
@@ -1200,12 +2177,303 @@
           <w:color w:val="000000"/>
           <w:sz w:val="26"/>
         </w:rPr>
-        <w:t>Constructor mặc định gán giá trị mặc định; constructor đầy đủ tái sử dụng chính các setter nên logic kiểm tra dữ liệu được dùng lại, tránh trùng lặp code.</w:t>
+        <w:t>Constructor mặc định gán giá trị mặc định; constructor đầy đủ tái sử dụng chính các setter nên logic kiểm tra dữ liệu được dùng lại, tránh trùng lặp mã nguồn.</w:t>
       </w:r>
     </w:p>
     <w:p>
       <w:pPr>
-        <w:spacing w:after="80" w:before="0" w:line="312" w:lineRule="auto"/>
+        <w:keepNext w:val="0"/>
+        <w:spacing w:after="80" w:before="0" w:line="324" w:lineRule="auto"/>
+      </w:pPr>
+      <w:r>
+        <w:rPr>
+          <w:rFonts w:ascii="Times New Roman" w:hAnsi="Times New Roman" w:cs="Times New Roman" w:eastAsia="Times New Roman"/>
+          <w:b/>
+          <w:i w:val="0"/>
+          <w:color w:val="000000"/>
+          <w:sz w:val="26"/>
+        </w:rPr>
+        <w:t>Mã nguồn chính:</w:t>
+      </w:r>
+    </w:p>
+    <w:tbl>
+      <w:tblPr>
+        <w:tblStyle w:val="TableGrid"/>
+        <w:tblW w:type="auto" w:w="0"/>
+        <w:tblLook w:firstColumn="1" w:firstRow="1" w:lastColumn="0" w:lastRow="0" w:noHBand="0" w:noVBand="1" w:val="04A0"/>
+      </w:tblPr>
+      <w:tblGrid>
+        <w:gridCol w:w="9071"/>
+      </w:tblGrid>
+      <w:tr>
+        <w:tc>
+          <w:tcPr>
+            <w:tcW w:type="dxa" w:w="9071"/>
+            <w:shd w:val="clear" w:color="auto" w:fill="F2F2F2"/>
+          </w:tcPr>
+          <w:p>
+            <w:pPr>
+              <w:spacing w:after="0" w:before="0" w:line="240" w:lineRule="auto"/>
+            </w:pPr>
+            <w:r/>
+            <w:r>
+              <w:rPr>
+                <w:rFonts w:ascii="Courier New" w:hAnsi="Courier New" w:cs="Courier New" w:eastAsia="Courier New"/>
+                <w:b w:val="0"/>
+                <w:i w:val="0"/>
+                <w:color w:val="000000"/>
+                <w:sz w:val="19"/>
+              </w:rPr>
+              <w:t>// Constructor khong tham so</w:t>
+            </w:r>
+          </w:p>
+          <w:p>
+            <w:pPr>
+              <w:spacing w:after="0" w:before="0" w:line="240" w:lineRule="auto"/>
+            </w:pPr>
+            <w:r>
+              <w:rPr>
+                <w:rFonts w:ascii="Courier New" w:hAnsi="Courier New" w:cs="Courier New" w:eastAsia="Courier New"/>
+                <w:b w:val="0"/>
+                <w:i w:val="0"/>
+                <w:color w:val="000000"/>
+                <w:sz w:val="19"/>
+              </w:rPr>
+              <w:t>public SinhVien()</w:t>
+            </w:r>
+          </w:p>
+          <w:p>
+            <w:pPr>
+              <w:spacing w:after="0" w:before="0" w:line="240" w:lineRule="auto"/>
+            </w:pPr>
+            <w:r>
+              <w:rPr>
+                <w:rFonts w:ascii="Courier New" w:hAnsi="Courier New" w:cs="Courier New" w:eastAsia="Courier New"/>
+                <w:b w:val="0"/>
+                <w:i w:val="0"/>
+                <w:color w:val="000000"/>
+                <w:sz w:val="19"/>
+              </w:rPr>
+              <w:t>{</w:t>
+            </w:r>
+          </w:p>
+          <w:p>
+            <w:pPr>
+              <w:spacing w:after="0" w:before="0" w:line="240" w:lineRule="auto"/>
+            </w:pPr>
+            <w:r>
+              <w:rPr>
+                <w:rFonts w:ascii="Courier New" w:hAnsi="Courier New" w:cs="Courier New" w:eastAsia="Courier New"/>
+                <w:b w:val="0"/>
+                <w:i w:val="0"/>
+                <w:color w:val="000000"/>
+                <w:sz w:val="19"/>
+              </w:rPr>
+              <w:t xml:space="preserve">    MaSV = "Chưa có";</w:t>
+            </w:r>
+          </w:p>
+          <w:p>
+            <w:pPr>
+              <w:spacing w:after="0" w:before="0" w:line="240" w:lineRule="auto"/>
+            </w:pPr>
+            <w:r>
+              <w:rPr>
+                <w:rFonts w:ascii="Courier New" w:hAnsi="Courier New" w:cs="Courier New" w:eastAsia="Courier New"/>
+                <w:b w:val="0"/>
+                <w:i w:val="0"/>
+                <w:color w:val="000000"/>
+                <w:sz w:val="19"/>
+              </w:rPr>
+              <w:t xml:space="preserve">    HoTen = "Chưa có";</w:t>
+            </w:r>
+          </w:p>
+          <w:p>
+            <w:pPr>
+              <w:spacing w:after="0" w:before="0" w:line="240" w:lineRule="auto"/>
+            </w:pPr>
+            <w:r>
+              <w:rPr>
+                <w:rFonts w:ascii="Courier New" w:hAnsi="Courier New" w:cs="Courier New" w:eastAsia="Courier New"/>
+                <w:b w:val="0"/>
+                <w:i w:val="0"/>
+                <w:color w:val="000000"/>
+                <w:sz w:val="19"/>
+              </w:rPr>
+              <w:t xml:space="preserve">    NgaySinh = DateTime.Today;</w:t>
+            </w:r>
+          </w:p>
+          <w:p>
+            <w:pPr>
+              <w:spacing w:after="0" w:before="0" w:line="240" w:lineRule="auto"/>
+            </w:pPr>
+            <w:r>
+              <w:rPr>
+                <w:rFonts w:ascii="Courier New" w:hAnsi="Courier New" w:cs="Courier New" w:eastAsia="Courier New"/>
+                <w:b w:val="0"/>
+                <w:i w:val="0"/>
+                <w:color w:val="000000"/>
+                <w:sz w:val="19"/>
+              </w:rPr>
+              <w:t xml:space="preserve">    DiemTB = 0;</w:t>
+            </w:r>
+          </w:p>
+          <w:p>
+            <w:pPr>
+              <w:spacing w:after="0" w:before="0" w:line="240" w:lineRule="auto"/>
+            </w:pPr>
+            <w:r>
+              <w:rPr>
+                <w:rFonts w:ascii="Courier New" w:hAnsi="Courier New" w:cs="Courier New" w:eastAsia="Courier New"/>
+                <w:b w:val="0"/>
+                <w:i w:val="0"/>
+                <w:color w:val="000000"/>
+                <w:sz w:val="19"/>
+              </w:rPr>
+              <w:t>}</w:t>
+            </w:r>
+          </w:p>
+          <w:p>
+            <w:pPr>
+              <w:spacing w:after="0" w:before="0" w:line="240" w:lineRule="auto"/>
+            </w:pPr>
+            <w:r>
+              <w:rPr>
+                <w:rFonts w:ascii="Courier New" w:hAnsi="Courier New" w:cs="Courier New" w:eastAsia="Courier New"/>
+                <w:b w:val="0"/>
+                <w:i w:val="0"/>
+                <w:color w:val="000000"/>
+                <w:sz w:val="19"/>
+              </w:rPr>
+              <w:t xml:space="preserve"> </w:t>
+            </w:r>
+          </w:p>
+          <w:p>
+            <w:pPr>
+              <w:spacing w:after="0" w:before="0" w:line="240" w:lineRule="auto"/>
+            </w:pPr>
+            <w:r>
+              <w:rPr>
+                <w:rFonts w:ascii="Courier New" w:hAnsi="Courier New" w:cs="Courier New" w:eastAsia="Courier New"/>
+                <w:b w:val="0"/>
+                <w:i w:val="0"/>
+                <w:color w:val="000000"/>
+                <w:sz w:val="19"/>
+              </w:rPr>
+              <w:t>// Constructor day du tham so</w:t>
+            </w:r>
+          </w:p>
+          <w:p>
+            <w:pPr>
+              <w:spacing w:after="0" w:before="0" w:line="240" w:lineRule="auto"/>
+            </w:pPr>
+            <w:r>
+              <w:rPr>
+                <w:rFonts w:ascii="Courier New" w:hAnsi="Courier New" w:cs="Courier New" w:eastAsia="Courier New"/>
+                <w:b w:val="0"/>
+                <w:i w:val="0"/>
+                <w:color w:val="000000"/>
+                <w:sz w:val="19"/>
+              </w:rPr>
+              <w:t>public SinhVien(string maSV, string hoTen, DateTime ngaySinh, double diemTB)</w:t>
+            </w:r>
+          </w:p>
+          <w:p>
+            <w:pPr>
+              <w:spacing w:after="0" w:before="0" w:line="240" w:lineRule="auto"/>
+            </w:pPr>
+            <w:r>
+              <w:rPr>
+                <w:rFonts w:ascii="Courier New" w:hAnsi="Courier New" w:cs="Courier New" w:eastAsia="Courier New"/>
+                <w:b w:val="0"/>
+                <w:i w:val="0"/>
+                <w:color w:val="000000"/>
+                <w:sz w:val="19"/>
+              </w:rPr>
+              <w:t>{</w:t>
+            </w:r>
+          </w:p>
+          <w:p>
+            <w:pPr>
+              <w:spacing w:after="0" w:before="0" w:line="240" w:lineRule="auto"/>
+            </w:pPr>
+            <w:r>
+              <w:rPr>
+                <w:rFonts w:ascii="Courier New" w:hAnsi="Courier New" w:cs="Courier New" w:eastAsia="Courier New"/>
+                <w:b w:val="0"/>
+                <w:i w:val="0"/>
+                <w:color w:val="000000"/>
+                <w:sz w:val="19"/>
+              </w:rPr>
+              <w:t xml:space="preserve">    MaSV = maSV;</w:t>
+            </w:r>
+          </w:p>
+          <w:p>
+            <w:pPr>
+              <w:spacing w:after="0" w:before="0" w:line="240" w:lineRule="auto"/>
+            </w:pPr>
+            <w:r>
+              <w:rPr>
+                <w:rFonts w:ascii="Courier New" w:hAnsi="Courier New" w:cs="Courier New" w:eastAsia="Courier New"/>
+                <w:b w:val="0"/>
+                <w:i w:val="0"/>
+                <w:color w:val="000000"/>
+                <w:sz w:val="19"/>
+              </w:rPr>
+              <w:t xml:space="preserve">    HoTen = hoTen;</w:t>
+            </w:r>
+          </w:p>
+          <w:p>
+            <w:pPr>
+              <w:spacing w:after="0" w:before="0" w:line="240" w:lineRule="auto"/>
+            </w:pPr>
+            <w:r>
+              <w:rPr>
+                <w:rFonts w:ascii="Courier New" w:hAnsi="Courier New" w:cs="Courier New" w:eastAsia="Courier New"/>
+                <w:b w:val="0"/>
+                <w:i w:val="0"/>
+                <w:color w:val="000000"/>
+                <w:sz w:val="19"/>
+              </w:rPr>
+              <w:t xml:space="preserve">    NgaySinh = ngaySinh;</w:t>
+            </w:r>
+          </w:p>
+          <w:p>
+            <w:pPr>
+              <w:spacing w:after="0" w:before="0" w:line="240" w:lineRule="auto"/>
+            </w:pPr>
+            <w:r>
+              <w:rPr>
+                <w:rFonts w:ascii="Courier New" w:hAnsi="Courier New" w:cs="Courier New" w:eastAsia="Courier New"/>
+                <w:b w:val="0"/>
+                <w:i w:val="0"/>
+                <w:color w:val="000000"/>
+                <w:sz w:val="19"/>
+              </w:rPr>
+              <w:t xml:space="preserve">    DiemTB = diemTB;</w:t>
+            </w:r>
+          </w:p>
+          <w:p>
+            <w:pPr>
+              <w:spacing w:after="0" w:before="0" w:line="240" w:lineRule="auto"/>
+            </w:pPr>
+            <w:r>
+              <w:rPr>
+                <w:rFonts w:ascii="Courier New" w:hAnsi="Courier New" w:cs="Courier New" w:eastAsia="Courier New"/>
+                <w:b w:val="0"/>
+                <w:i w:val="0"/>
+                <w:color w:val="000000"/>
+                <w:sz w:val="19"/>
+              </w:rPr>
+              <w:t>}</w:t>
+            </w:r>
+          </w:p>
+        </w:tc>
+      </w:tr>
+    </w:tbl>
+    <w:p>
+      <w:pPr>
+        <w:keepNext/>
+        <w:spacing w:after="80" w:before="160" w:line="324" w:lineRule="auto"/>
       </w:pPr>
       <w:r>
         <w:rPr>
@@ -1220,7 +2488,8 @@
     </w:p>
     <w:p>
       <w:pPr>
-        <w:spacing w:after="240"/>
+        <w:keepNext/>
+        <w:spacing w:before="120" w:after="40"/>
         <w:jc w:val="center"/>
       </w:pPr>
       <w:r>
@@ -1239,7 +2508,7 @@
                     <pic:cNvPicPr/>
                   </pic:nvPicPr>
                   <pic:blipFill>
-                    <a:blip r:embed="rId10"/>
+                    <a:blip r:embed="rId12"/>
                     <a:stretch>
                       <a:fillRect/>
                     </a:stretch>
@@ -1260,8 +2529,25 @@
     </w:p>
     <w:p>
       <w:pPr>
+        <w:spacing w:before="80" w:after="240"/>
+        <w:jc w:val="center"/>
+      </w:pPr>
+      <w:r>
+        <w:rPr>
+          <w:rFonts w:ascii="Times New Roman" w:hAnsi="Times New Roman" w:cs="Times New Roman" w:eastAsia="Times New Roman"/>
+          <w:b w:val="0"/>
+          <w:i/>
+          <w:color w:val="444444"/>
+          <w:sz w:val="22"/>
+        </w:rPr>
+        <w:t>Hình 5.2: Kết quả chạy Bài 2 - Constructor và nạp chồng constructor</w:t>
+      </w:r>
+    </w:p>
+    <w:p>
+      <w:pPr>
         <w:keepNext/>
-        <w:spacing w:before="200" w:after="120"/>
+        <w:pageBreakBefore/>
+        <w:spacing w:before="240" w:after="120"/>
       </w:pPr>
       <w:r>
         <w:rPr>
@@ -1276,7 +2562,8 @@
     </w:p>
     <w:p>
       <w:pPr>
-        <w:spacing w:after="40" w:before="0" w:line="312" w:lineRule="auto"/>
+        <w:keepNext w:val="0"/>
+        <w:spacing w:after="40" w:before="0" w:line="324" w:lineRule="auto"/>
       </w:pPr>
       <w:r>
         <w:rPr>
@@ -1291,8 +2578,10 @@
     </w:p>
     <w:p>
       <w:pPr>
-        <w:spacing w:after="120" w:before="0" w:line="312" w:lineRule="auto"/>
-        <w:ind w:firstLine="567"/>
+        <w:keepNext w:val="0"/>
+        <w:spacing w:after="160" w:before="0" w:line="324" w:lineRule="auto"/>
+        <w:ind w:left="283"/>
+        <w:jc w:val="both"/>
       </w:pPr>
       <w:r>
         <w:rPr>
@@ -1307,7 +2596,8 @@
     </w:p>
     <w:p>
       <w:pPr>
-        <w:spacing w:after="40" w:before="0" w:line="312" w:lineRule="auto"/>
+        <w:keepNext w:val="0"/>
+        <w:spacing w:after="40" w:before="0" w:line="324" w:lineRule="auto"/>
       </w:pPr>
       <w:r>
         <w:rPr>
@@ -1322,8 +2612,10 @@
     </w:p>
     <w:p>
       <w:pPr>
-        <w:spacing w:after="120" w:before="0" w:line="312" w:lineRule="auto"/>
-        <w:ind w:firstLine="567"/>
+        <w:keepNext w:val="0"/>
+        <w:spacing w:after="160" w:before="0" w:line="324" w:lineRule="auto"/>
+        <w:ind w:left="283"/>
+        <w:jc w:val="both"/>
       </w:pPr>
       <w:r>
         <w:rPr>
@@ -1333,12 +2625,408 @@
           <w:color w:val="000000"/>
           <w:sz w:val="26"/>
         </w:rPr>
-        <w:t>Thuộc tính HoTen dùng string.IsNullOrWhiteSpace để chặn rỗng và tự Trim; thuộc tính DiemTB ném ArgumentOutOfRangeException khi ngoài [0, 10]. Chương trình bắt ngoại lệ và thông báo thay vì bị dừng đột ngột.</w:t>
+        <w:t>Thuộc tính HoTen dùng string.IsNullOrWhiteSpace để chặn rỗng và tự động Trim; thuộc tính DiemTB ném ArgumentOutOfRangeException khi giá trị ngoài [0, 10]. Chương trình bắt ngoại lệ và thông báo thay vì bị dừng đột ngột.</w:t>
       </w:r>
     </w:p>
     <w:p>
       <w:pPr>
-        <w:spacing w:after="80" w:before="0" w:line="312" w:lineRule="auto"/>
+        <w:keepNext w:val="0"/>
+        <w:spacing w:after="80" w:before="0" w:line="324" w:lineRule="auto"/>
+      </w:pPr>
+      <w:r>
+        <w:rPr>
+          <w:rFonts w:ascii="Times New Roman" w:hAnsi="Times New Roman" w:cs="Times New Roman" w:eastAsia="Times New Roman"/>
+          <w:b/>
+          <w:i w:val="0"/>
+          <w:color w:val="000000"/>
+          <w:sz w:val="26"/>
+        </w:rPr>
+        <w:t>Mã nguồn chính:</w:t>
+      </w:r>
+    </w:p>
+    <w:tbl>
+      <w:tblPr>
+        <w:tblStyle w:val="TableGrid"/>
+        <w:tblW w:type="auto" w:w="0"/>
+        <w:tblLook w:firstColumn="1" w:firstRow="1" w:lastColumn="0" w:lastRow="0" w:noHBand="0" w:noVBand="1" w:val="04A0"/>
+      </w:tblPr>
+      <w:tblGrid>
+        <w:gridCol w:w="9071"/>
+      </w:tblGrid>
+      <w:tr>
+        <w:tc>
+          <w:tcPr>
+            <w:tcW w:type="dxa" w:w="9071"/>
+            <w:shd w:val="clear" w:color="auto" w:fill="F2F2F2"/>
+          </w:tcPr>
+          <w:p>
+            <w:pPr>
+              <w:spacing w:after="0" w:before="0" w:line="240" w:lineRule="auto"/>
+            </w:pPr>
+            <w:r/>
+            <w:r>
+              <w:rPr>
+                <w:rFonts w:ascii="Courier New" w:hAnsi="Courier New" w:cs="Courier New" w:eastAsia="Courier New"/>
+                <w:b w:val="0"/>
+                <w:i w:val="0"/>
+                <w:color w:val="000000"/>
+                <w:sz w:val="17"/>
+              </w:rPr>
+              <w:t>private string _hoTen = string.Empty;</w:t>
+            </w:r>
+          </w:p>
+          <w:p>
+            <w:pPr>
+              <w:spacing w:after="0" w:before="0" w:line="240" w:lineRule="auto"/>
+            </w:pPr>
+            <w:r>
+              <w:rPr>
+                <w:rFonts w:ascii="Courier New" w:hAnsi="Courier New" w:cs="Courier New" w:eastAsia="Courier New"/>
+                <w:b w:val="0"/>
+                <w:i w:val="0"/>
+                <w:color w:val="000000"/>
+                <w:sz w:val="17"/>
+              </w:rPr>
+              <w:t>private double _diemTB;</w:t>
+            </w:r>
+          </w:p>
+          <w:p>
+            <w:pPr>
+              <w:spacing w:after="0" w:before="0" w:line="240" w:lineRule="auto"/>
+            </w:pPr>
+            <w:r>
+              <w:rPr>
+                <w:rFonts w:ascii="Courier New" w:hAnsi="Courier New" w:cs="Courier New" w:eastAsia="Courier New"/>
+                <w:b w:val="0"/>
+                <w:i w:val="0"/>
+                <w:color w:val="000000"/>
+                <w:sz w:val="17"/>
+              </w:rPr>
+              <w:t xml:space="preserve"> </w:t>
+            </w:r>
+          </w:p>
+          <w:p>
+            <w:pPr>
+              <w:spacing w:after="0" w:before="0" w:line="240" w:lineRule="auto"/>
+            </w:pPr>
+            <w:r>
+              <w:rPr>
+                <w:rFonts w:ascii="Courier New" w:hAnsi="Courier New" w:cs="Courier New" w:eastAsia="Courier New"/>
+                <w:b w:val="0"/>
+                <w:i w:val="0"/>
+                <w:color w:val="000000"/>
+                <w:sz w:val="17"/>
+              </w:rPr>
+              <w:t>public string HoTen</w:t>
+            </w:r>
+          </w:p>
+          <w:p>
+            <w:pPr>
+              <w:spacing w:after="0" w:before="0" w:line="240" w:lineRule="auto"/>
+            </w:pPr>
+            <w:r>
+              <w:rPr>
+                <w:rFonts w:ascii="Courier New" w:hAnsi="Courier New" w:cs="Courier New" w:eastAsia="Courier New"/>
+                <w:b w:val="0"/>
+                <w:i w:val="0"/>
+                <w:color w:val="000000"/>
+                <w:sz w:val="17"/>
+              </w:rPr>
+              <w:t>{</w:t>
+            </w:r>
+          </w:p>
+          <w:p>
+            <w:pPr>
+              <w:spacing w:after="0" w:before="0" w:line="240" w:lineRule="auto"/>
+            </w:pPr>
+            <w:r>
+              <w:rPr>
+                <w:rFonts w:ascii="Courier New" w:hAnsi="Courier New" w:cs="Courier New" w:eastAsia="Courier New"/>
+                <w:b w:val="0"/>
+                <w:i w:val="0"/>
+                <w:color w:val="000000"/>
+                <w:sz w:val="17"/>
+              </w:rPr>
+              <w:t xml:space="preserve">    get { return _hoTen; }</w:t>
+            </w:r>
+          </w:p>
+          <w:p>
+            <w:pPr>
+              <w:spacing w:after="0" w:before="0" w:line="240" w:lineRule="auto"/>
+            </w:pPr>
+            <w:r>
+              <w:rPr>
+                <w:rFonts w:ascii="Courier New" w:hAnsi="Courier New" w:cs="Courier New" w:eastAsia="Courier New"/>
+                <w:b w:val="0"/>
+                <w:i w:val="0"/>
+                <w:color w:val="000000"/>
+                <w:sz w:val="17"/>
+              </w:rPr>
+              <w:t xml:space="preserve">    set</w:t>
+            </w:r>
+          </w:p>
+          <w:p>
+            <w:pPr>
+              <w:spacing w:after="0" w:before="0" w:line="240" w:lineRule="auto"/>
+            </w:pPr>
+            <w:r>
+              <w:rPr>
+                <w:rFonts w:ascii="Courier New" w:hAnsi="Courier New" w:cs="Courier New" w:eastAsia="Courier New"/>
+                <w:b w:val="0"/>
+                <w:i w:val="0"/>
+                <w:color w:val="000000"/>
+                <w:sz w:val="17"/>
+              </w:rPr>
+              <w:t xml:space="preserve">    {</w:t>
+            </w:r>
+          </w:p>
+          <w:p>
+            <w:pPr>
+              <w:spacing w:after="0" w:before="0" w:line="240" w:lineRule="auto"/>
+            </w:pPr>
+            <w:r>
+              <w:rPr>
+                <w:rFonts w:ascii="Courier New" w:hAnsi="Courier New" w:cs="Courier New" w:eastAsia="Courier New"/>
+                <w:b w:val="0"/>
+                <w:i w:val="0"/>
+                <w:color w:val="000000"/>
+                <w:sz w:val="17"/>
+              </w:rPr>
+              <w:t xml:space="preserve">        if (string.IsNullOrWhiteSpace(value))</w:t>
+            </w:r>
+          </w:p>
+          <w:p>
+            <w:pPr>
+              <w:spacing w:after="0" w:before="0" w:line="240" w:lineRule="auto"/>
+            </w:pPr>
+            <w:r>
+              <w:rPr>
+                <w:rFonts w:ascii="Courier New" w:hAnsi="Courier New" w:cs="Courier New" w:eastAsia="Courier New"/>
+                <w:b w:val="0"/>
+                <w:i w:val="0"/>
+                <w:color w:val="000000"/>
+                <w:sz w:val="17"/>
+              </w:rPr>
+              <w:t xml:space="preserve">            throw new ArgumentException("Họ tên không được rỗng.");</w:t>
+            </w:r>
+          </w:p>
+          <w:p>
+            <w:pPr>
+              <w:spacing w:after="0" w:before="0" w:line="240" w:lineRule="auto"/>
+            </w:pPr>
+            <w:r>
+              <w:rPr>
+                <w:rFonts w:ascii="Courier New" w:hAnsi="Courier New" w:cs="Courier New" w:eastAsia="Courier New"/>
+                <w:b w:val="0"/>
+                <w:i w:val="0"/>
+                <w:color w:val="000000"/>
+                <w:sz w:val="17"/>
+              </w:rPr>
+              <w:t xml:space="preserve">        _hoTen = value.Trim();</w:t>
+            </w:r>
+          </w:p>
+          <w:p>
+            <w:pPr>
+              <w:spacing w:after="0" w:before="0" w:line="240" w:lineRule="auto"/>
+            </w:pPr>
+            <w:r>
+              <w:rPr>
+                <w:rFonts w:ascii="Courier New" w:hAnsi="Courier New" w:cs="Courier New" w:eastAsia="Courier New"/>
+                <w:b w:val="0"/>
+                <w:i w:val="0"/>
+                <w:color w:val="000000"/>
+                <w:sz w:val="17"/>
+              </w:rPr>
+              <w:t xml:space="preserve">    }</w:t>
+            </w:r>
+          </w:p>
+          <w:p>
+            <w:pPr>
+              <w:spacing w:after="0" w:before="0" w:line="240" w:lineRule="auto"/>
+            </w:pPr>
+            <w:r>
+              <w:rPr>
+                <w:rFonts w:ascii="Courier New" w:hAnsi="Courier New" w:cs="Courier New" w:eastAsia="Courier New"/>
+                <w:b w:val="0"/>
+                <w:i w:val="0"/>
+                <w:color w:val="000000"/>
+                <w:sz w:val="17"/>
+              </w:rPr>
+              <w:t>}</w:t>
+            </w:r>
+          </w:p>
+          <w:p>
+            <w:pPr>
+              <w:spacing w:after="0" w:before="0" w:line="240" w:lineRule="auto"/>
+            </w:pPr>
+            <w:r>
+              <w:rPr>
+                <w:rFonts w:ascii="Courier New" w:hAnsi="Courier New" w:cs="Courier New" w:eastAsia="Courier New"/>
+                <w:b w:val="0"/>
+                <w:i w:val="0"/>
+                <w:color w:val="000000"/>
+                <w:sz w:val="17"/>
+              </w:rPr>
+              <w:t xml:space="preserve"> </w:t>
+            </w:r>
+          </w:p>
+          <w:p>
+            <w:pPr>
+              <w:spacing w:after="0" w:before="0" w:line="240" w:lineRule="auto"/>
+            </w:pPr>
+            <w:r>
+              <w:rPr>
+                <w:rFonts w:ascii="Courier New" w:hAnsi="Courier New" w:cs="Courier New" w:eastAsia="Courier New"/>
+                <w:b w:val="0"/>
+                <w:i w:val="0"/>
+                <w:color w:val="000000"/>
+                <w:sz w:val="17"/>
+              </w:rPr>
+              <w:t>public double DiemTB</w:t>
+            </w:r>
+          </w:p>
+          <w:p>
+            <w:pPr>
+              <w:spacing w:after="0" w:before="0" w:line="240" w:lineRule="auto"/>
+            </w:pPr>
+            <w:r>
+              <w:rPr>
+                <w:rFonts w:ascii="Courier New" w:hAnsi="Courier New" w:cs="Courier New" w:eastAsia="Courier New"/>
+                <w:b w:val="0"/>
+                <w:i w:val="0"/>
+                <w:color w:val="000000"/>
+                <w:sz w:val="17"/>
+              </w:rPr>
+              <w:t>{</w:t>
+            </w:r>
+          </w:p>
+          <w:p>
+            <w:pPr>
+              <w:spacing w:after="0" w:before="0" w:line="240" w:lineRule="auto"/>
+            </w:pPr>
+            <w:r>
+              <w:rPr>
+                <w:rFonts w:ascii="Courier New" w:hAnsi="Courier New" w:cs="Courier New" w:eastAsia="Courier New"/>
+                <w:b w:val="0"/>
+                <w:i w:val="0"/>
+                <w:color w:val="000000"/>
+                <w:sz w:val="17"/>
+              </w:rPr>
+              <w:t xml:space="preserve">    get { return _diemTB; }</w:t>
+            </w:r>
+          </w:p>
+          <w:p>
+            <w:pPr>
+              <w:spacing w:after="0" w:before="0" w:line="240" w:lineRule="auto"/>
+            </w:pPr>
+            <w:r>
+              <w:rPr>
+                <w:rFonts w:ascii="Courier New" w:hAnsi="Courier New" w:cs="Courier New" w:eastAsia="Courier New"/>
+                <w:b w:val="0"/>
+                <w:i w:val="0"/>
+                <w:color w:val="000000"/>
+                <w:sz w:val="17"/>
+              </w:rPr>
+              <w:t xml:space="preserve">    set</w:t>
+            </w:r>
+          </w:p>
+          <w:p>
+            <w:pPr>
+              <w:spacing w:after="0" w:before="0" w:line="240" w:lineRule="auto"/>
+            </w:pPr>
+            <w:r>
+              <w:rPr>
+                <w:rFonts w:ascii="Courier New" w:hAnsi="Courier New" w:cs="Courier New" w:eastAsia="Courier New"/>
+                <w:b w:val="0"/>
+                <w:i w:val="0"/>
+                <w:color w:val="000000"/>
+                <w:sz w:val="17"/>
+              </w:rPr>
+              <w:t xml:space="preserve">    {</w:t>
+            </w:r>
+          </w:p>
+          <w:p>
+            <w:pPr>
+              <w:spacing w:after="0" w:before="0" w:line="240" w:lineRule="auto"/>
+            </w:pPr>
+            <w:r>
+              <w:rPr>
+                <w:rFonts w:ascii="Courier New" w:hAnsi="Courier New" w:cs="Courier New" w:eastAsia="Courier New"/>
+                <w:b w:val="0"/>
+                <w:i w:val="0"/>
+                <w:color w:val="000000"/>
+                <w:sz w:val="17"/>
+              </w:rPr>
+              <w:t xml:space="preserve">        if (value &lt; 0 || value &gt; 10)</w:t>
+            </w:r>
+          </w:p>
+          <w:p>
+            <w:pPr>
+              <w:spacing w:after="0" w:before="0" w:line="240" w:lineRule="auto"/>
+            </w:pPr>
+            <w:r>
+              <w:rPr>
+                <w:rFonts w:ascii="Courier New" w:hAnsi="Courier New" w:cs="Courier New" w:eastAsia="Courier New"/>
+                <w:b w:val="0"/>
+                <w:i w:val="0"/>
+                <w:color w:val="000000"/>
+                <w:sz w:val="17"/>
+              </w:rPr>
+              <w:t xml:space="preserve">            throw new ArgumentOutOfRangeException("DiemTB");</w:t>
+            </w:r>
+          </w:p>
+          <w:p>
+            <w:pPr>
+              <w:spacing w:after="0" w:before="0" w:line="240" w:lineRule="auto"/>
+            </w:pPr>
+            <w:r>
+              <w:rPr>
+                <w:rFonts w:ascii="Courier New" w:hAnsi="Courier New" w:cs="Courier New" w:eastAsia="Courier New"/>
+                <w:b w:val="0"/>
+                <w:i w:val="0"/>
+                <w:color w:val="000000"/>
+                <w:sz w:val="17"/>
+              </w:rPr>
+              <w:t xml:space="preserve">        _diemTB = value;</w:t>
+            </w:r>
+          </w:p>
+          <w:p>
+            <w:pPr>
+              <w:spacing w:after="0" w:before="0" w:line="240" w:lineRule="auto"/>
+            </w:pPr>
+            <w:r>
+              <w:rPr>
+                <w:rFonts w:ascii="Courier New" w:hAnsi="Courier New" w:cs="Courier New" w:eastAsia="Courier New"/>
+                <w:b w:val="0"/>
+                <w:i w:val="0"/>
+                <w:color w:val="000000"/>
+                <w:sz w:val="17"/>
+              </w:rPr>
+              <w:t xml:space="preserve">    }</w:t>
+            </w:r>
+          </w:p>
+          <w:p>
+            <w:pPr>
+              <w:spacing w:after="0" w:before="0" w:line="240" w:lineRule="auto"/>
+            </w:pPr>
+            <w:r>
+              <w:rPr>
+                <w:rFonts w:ascii="Courier New" w:hAnsi="Courier New" w:cs="Courier New" w:eastAsia="Courier New"/>
+                <w:b w:val="0"/>
+                <w:i w:val="0"/>
+                <w:color w:val="000000"/>
+                <w:sz w:val="17"/>
+              </w:rPr>
+              <w:t>}</w:t>
+            </w:r>
+          </w:p>
+        </w:tc>
+      </w:tr>
+    </w:tbl>
+    <w:p>
+      <w:pPr>
+        <w:keepNext/>
+        <w:spacing w:after="80" w:before="160" w:line="324" w:lineRule="auto"/>
       </w:pPr>
       <w:r>
         <w:rPr>
@@ -1353,7 +3041,8 @@
     </w:p>
     <w:p>
       <w:pPr>
-        <w:spacing w:after="240"/>
+        <w:keepNext/>
+        <w:spacing w:before="120" w:after="40"/>
         <w:jc w:val="center"/>
       </w:pPr>
       <w:r>
@@ -1372,7 +3061,7 @@
                     <pic:cNvPicPr/>
                   </pic:nvPicPr>
                   <pic:blipFill>
-                    <a:blip r:embed="rId11"/>
+                    <a:blip r:embed="rId13"/>
                     <a:stretch>
                       <a:fillRect/>
                     </a:stretch>
@@ -1393,8 +3082,25 @@
     </w:p>
     <w:p>
       <w:pPr>
+        <w:spacing w:before="80" w:after="240"/>
+        <w:jc w:val="center"/>
+      </w:pPr>
+      <w:r>
+        <w:rPr>
+          <w:rFonts w:ascii="Times New Roman" w:hAnsi="Times New Roman" w:cs="Times New Roman" w:eastAsia="Times New Roman"/>
+          <w:b w:val="0"/>
+          <w:i/>
+          <w:color w:val="444444"/>
+          <w:sz w:val="22"/>
+        </w:rPr>
+        <w:t>Hình 5.3: Kết quả chạy Bài 3 - Đóng gói và kiểm tra dữ liệu</w:t>
+      </w:r>
+    </w:p>
+    <w:p>
+      <w:pPr>
         <w:keepNext/>
-        <w:spacing w:before="200" w:after="120"/>
+        <w:pageBreakBefore/>
+        <w:spacing w:before="240" w:after="120"/>
       </w:pPr>
       <w:r>
         <w:rPr>
@@ -1409,7 +3115,8 @@
     </w:p>
     <w:p>
       <w:pPr>
-        <w:spacing w:after="40" w:before="0" w:line="312" w:lineRule="auto"/>
+        <w:keepNext w:val="0"/>
+        <w:spacing w:after="40" w:before="0" w:line="324" w:lineRule="auto"/>
       </w:pPr>
       <w:r>
         <w:rPr>
@@ -1424,8 +3131,10 @@
     </w:p>
     <w:p>
       <w:pPr>
-        <w:spacing w:after="120" w:before="0" w:line="312" w:lineRule="auto"/>
-        <w:ind w:firstLine="567"/>
+        <w:keepNext w:val="0"/>
+        <w:spacing w:after="160" w:before="0" w:line="324" w:lineRule="auto"/>
+        <w:ind w:left="283"/>
+        <w:jc w:val="both"/>
       </w:pPr>
       <w:r>
         <w:rPr>
@@ -1440,7 +3149,8 @@
     </w:p>
     <w:p>
       <w:pPr>
-        <w:spacing w:after="40" w:before="0" w:line="312" w:lineRule="auto"/>
+        <w:keepNext w:val="0"/>
+        <w:spacing w:after="40" w:before="0" w:line="324" w:lineRule="auto"/>
       </w:pPr>
       <w:r>
         <w:rPr>
@@ -1455,8 +3165,10 @@
     </w:p>
     <w:p>
       <w:pPr>
-        <w:spacing w:after="120" w:before="0" w:line="312" w:lineRule="auto"/>
-        <w:ind w:firstLine="567"/>
+        <w:keepNext w:val="0"/>
+        <w:spacing w:after="160" w:before="0" w:line="324" w:lineRule="auto"/>
+        <w:ind w:left="283"/>
+        <w:jc w:val="both"/>
       </w:pPr>
       <w:r>
         <w:rPr>
@@ -1471,7 +3183,268 @@
     </w:p>
     <w:p>
       <w:pPr>
-        <w:spacing w:after="80" w:before="0" w:line="312" w:lineRule="auto"/>
+        <w:keepNext w:val="0"/>
+        <w:spacing w:after="80" w:before="0" w:line="324" w:lineRule="auto"/>
+      </w:pPr>
+      <w:r>
+        <w:rPr>
+          <w:rFonts w:ascii="Times New Roman" w:hAnsi="Times New Roman" w:cs="Times New Roman" w:eastAsia="Times New Roman"/>
+          <w:b/>
+          <w:i w:val="0"/>
+          <w:color w:val="000000"/>
+          <w:sz w:val="26"/>
+        </w:rPr>
+        <w:t>Mã nguồn chính:</w:t>
+      </w:r>
+    </w:p>
+    <w:tbl>
+      <w:tblPr>
+        <w:tblStyle w:val="TableGrid"/>
+        <w:tblW w:type="auto" w:w="0"/>
+        <w:tblLook w:firstColumn="1" w:firstRow="1" w:lastColumn="0" w:lastRow="0" w:noHBand="0" w:noVBand="1" w:val="04A0"/>
+      </w:tblPr>
+      <w:tblGrid>
+        <w:gridCol w:w="9071"/>
+      </w:tblGrid>
+      <w:tr>
+        <w:tc>
+          <w:tcPr>
+            <w:tcW w:type="dxa" w:w="9071"/>
+            <w:shd w:val="clear" w:color="auto" w:fill="F2F2F2"/>
+          </w:tcPr>
+          <w:p>
+            <w:pPr>
+              <w:spacing w:after="0" w:before="0" w:line="240" w:lineRule="auto"/>
+            </w:pPr>
+            <w:r/>
+            <w:r>
+              <w:rPr>
+                <w:rFonts w:ascii="Courier New" w:hAnsi="Courier New" w:cs="Courier New" w:eastAsia="Courier New"/>
+                <w:b w:val="0"/>
+                <w:i w:val="0"/>
+                <w:color w:val="000000"/>
+                <w:sz w:val="19"/>
+              </w:rPr>
+              <w:t>public int TinhTuoi()</w:t>
+            </w:r>
+          </w:p>
+          <w:p>
+            <w:pPr>
+              <w:spacing w:after="0" w:before="0" w:line="240" w:lineRule="auto"/>
+            </w:pPr>
+            <w:r>
+              <w:rPr>
+                <w:rFonts w:ascii="Courier New" w:hAnsi="Courier New" w:cs="Courier New" w:eastAsia="Courier New"/>
+                <w:b w:val="0"/>
+                <w:i w:val="0"/>
+                <w:color w:val="000000"/>
+                <w:sz w:val="19"/>
+              </w:rPr>
+              <w:t>{</w:t>
+            </w:r>
+          </w:p>
+          <w:p>
+            <w:pPr>
+              <w:spacing w:after="0" w:before="0" w:line="240" w:lineRule="auto"/>
+            </w:pPr>
+            <w:r>
+              <w:rPr>
+                <w:rFonts w:ascii="Courier New" w:hAnsi="Courier New" w:cs="Courier New" w:eastAsia="Courier New"/>
+                <w:b w:val="0"/>
+                <w:i w:val="0"/>
+                <w:color w:val="000000"/>
+                <w:sz w:val="19"/>
+              </w:rPr>
+              <w:t xml:space="preserve">    int tuoi = DateTime.Today.Year - NgaySinh.Year;</w:t>
+            </w:r>
+          </w:p>
+          <w:p>
+            <w:pPr>
+              <w:spacing w:after="0" w:before="0" w:line="240" w:lineRule="auto"/>
+            </w:pPr>
+            <w:r>
+              <w:rPr>
+                <w:rFonts w:ascii="Courier New" w:hAnsi="Courier New" w:cs="Courier New" w:eastAsia="Courier New"/>
+                <w:b w:val="0"/>
+                <w:i w:val="0"/>
+                <w:color w:val="000000"/>
+                <w:sz w:val="19"/>
+              </w:rPr>
+              <w:t xml:space="preserve">    if (NgaySinh.Date &gt; DateTime.Today.AddYears(-tuoi)) tuoi--;</w:t>
+            </w:r>
+          </w:p>
+          <w:p>
+            <w:pPr>
+              <w:spacing w:after="0" w:before="0" w:line="240" w:lineRule="auto"/>
+            </w:pPr>
+            <w:r>
+              <w:rPr>
+                <w:rFonts w:ascii="Courier New" w:hAnsi="Courier New" w:cs="Courier New" w:eastAsia="Courier New"/>
+                <w:b w:val="0"/>
+                <w:i w:val="0"/>
+                <w:color w:val="000000"/>
+                <w:sz w:val="19"/>
+              </w:rPr>
+              <w:t xml:space="preserve">    return tuoi;</w:t>
+            </w:r>
+          </w:p>
+          <w:p>
+            <w:pPr>
+              <w:spacing w:after="0" w:before="0" w:line="240" w:lineRule="auto"/>
+            </w:pPr>
+            <w:r>
+              <w:rPr>
+                <w:rFonts w:ascii="Courier New" w:hAnsi="Courier New" w:cs="Courier New" w:eastAsia="Courier New"/>
+                <w:b w:val="0"/>
+                <w:i w:val="0"/>
+                <w:color w:val="000000"/>
+                <w:sz w:val="19"/>
+              </w:rPr>
+              <w:t>}</w:t>
+            </w:r>
+          </w:p>
+          <w:p>
+            <w:pPr>
+              <w:spacing w:after="0" w:before="0" w:line="240" w:lineRule="auto"/>
+            </w:pPr>
+            <w:r>
+              <w:rPr>
+                <w:rFonts w:ascii="Courier New" w:hAnsi="Courier New" w:cs="Courier New" w:eastAsia="Courier New"/>
+                <w:b w:val="0"/>
+                <w:i w:val="0"/>
+                <w:color w:val="000000"/>
+                <w:sz w:val="19"/>
+              </w:rPr>
+              <w:t xml:space="preserve"> </w:t>
+            </w:r>
+          </w:p>
+          <w:p>
+            <w:pPr>
+              <w:spacing w:after="0" w:before="0" w:line="240" w:lineRule="auto"/>
+            </w:pPr>
+            <w:r>
+              <w:rPr>
+                <w:rFonts w:ascii="Courier New" w:hAnsi="Courier New" w:cs="Courier New" w:eastAsia="Courier New"/>
+                <w:b w:val="0"/>
+                <w:i w:val="0"/>
+                <w:color w:val="000000"/>
+                <w:sz w:val="19"/>
+              </w:rPr>
+              <w:t>public string XepLoai()</w:t>
+            </w:r>
+          </w:p>
+          <w:p>
+            <w:pPr>
+              <w:spacing w:after="0" w:before="0" w:line="240" w:lineRule="auto"/>
+            </w:pPr>
+            <w:r>
+              <w:rPr>
+                <w:rFonts w:ascii="Courier New" w:hAnsi="Courier New" w:cs="Courier New" w:eastAsia="Courier New"/>
+                <w:b w:val="0"/>
+                <w:i w:val="0"/>
+                <w:color w:val="000000"/>
+                <w:sz w:val="19"/>
+              </w:rPr>
+              <w:t>{</w:t>
+            </w:r>
+          </w:p>
+          <w:p>
+            <w:pPr>
+              <w:spacing w:after="0" w:before="0" w:line="240" w:lineRule="auto"/>
+            </w:pPr>
+            <w:r>
+              <w:rPr>
+                <w:rFonts w:ascii="Courier New" w:hAnsi="Courier New" w:cs="Courier New" w:eastAsia="Courier New"/>
+                <w:b w:val="0"/>
+                <w:i w:val="0"/>
+                <w:color w:val="000000"/>
+                <w:sz w:val="19"/>
+              </w:rPr>
+              <w:t xml:space="preserve">    if (DiemTB &gt;= 9) return "Xuất sắc";</w:t>
+            </w:r>
+          </w:p>
+          <w:p>
+            <w:pPr>
+              <w:spacing w:after="0" w:before="0" w:line="240" w:lineRule="auto"/>
+            </w:pPr>
+            <w:r>
+              <w:rPr>
+                <w:rFonts w:ascii="Courier New" w:hAnsi="Courier New" w:cs="Courier New" w:eastAsia="Courier New"/>
+                <w:b w:val="0"/>
+                <w:i w:val="0"/>
+                <w:color w:val="000000"/>
+                <w:sz w:val="19"/>
+              </w:rPr>
+              <w:t xml:space="preserve">    if (DiemTB &gt;= 8) return "Giỏi";</w:t>
+            </w:r>
+          </w:p>
+          <w:p>
+            <w:pPr>
+              <w:spacing w:after="0" w:before="0" w:line="240" w:lineRule="auto"/>
+            </w:pPr>
+            <w:r>
+              <w:rPr>
+                <w:rFonts w:ascii="Courier New" w:hAnsi="Courier New" w:cs="Courier New" w:eastAsia="Courier New"/>
+                <w:b w:val="0"/>
+                <w:i w:val="0"/>
+                <w:color w:val="000000"/>
+                <w:sz w:val="19"/>
+              </w:rPr>
+              <w:t xml:space="preserve">    if (DiemTB &gt;= 6.5) return "Khá";</w:t>
+            </w:r>
+          </w:p>
+          <w:p>
+            <w:pPr>
+              <w:spacing w:after="0" w:before="0" w:line="240" w:lineRule="auto"/>
+            </w:pPr>
+            <w:r>
+              <w:rPr>
+                <w:rFonts w:ascii="Courier New" w:hAnsi="Courier New" w:cs="Courier New" w:eastAsia="Courier New"/>
+                <w:b w:val="0"/>
+                <w:i w:val="0"/>
+                <w:color w:val="000000"/>
+                <w:sz w:val="19"/>
+              </w:rPr>
+              <w:t xml:space="preserve">    if (DiemTB &gt;= 5) return "Trung bình";</w:t>
+            </w:r>
+          </w:p>
+          <w:p>
+            <w:pPr>
+              <w:spacing w:after="0" w:before="0" w:line="240" w:lineRule="auto"/>
+            </w:pPr>
+            <w:r>
+              <w:rPr>
+                <w:rFonts w:ascii="Courier New" w:hAnsi="Courier New" w:cs="Courier New" w:eastAsia="Courier New"/>
+                <w:b w:val="0"/>
+                <w:i w:val="0"/>
+                <w:color w:val="000000"/>
+                <w:sz w:val="19"/>
+              </w:rPr>
+              <w:t xml:space="preserve">    return "Yếu";</w:t>
+            </w:r>
+          </w:p>
+          <w:p>
+            <w:pPr>
+              <w:spacing w:after="0" w:before="0" w:line="240" w:lineRule="auto"/>
+            </w:pPr>
+            <w:r>
+              <w:rPr>
+                <w:rFonts w:ascii="Courier New" w:hAnsi="Courier New" w:cs="Courier New" w:eastAsia="Courier New"/>
+                <w:b w:val="0"/>
+                <w:i w:val="0"/>
+                <w:color w:val="000000"/>
+                <w:sz w:val="19"/>
+              </w:rPr>
+              <w:t>}</w:t>
+            </w:r>
+          </w:p>
+        </w:tc>
+      </w:tr>
+    </w:tbl>
+    <w:p>
+      <w:pPr>
+        <w:keepNext/>
+        <w:spacing w:after="80" w:before="160" w:line="324" w:lineRule="auto"/>
       </w:pPr>
       <w:r>
         <w:rPr>
@@ -1486,7 +3459,8 @@
     </w:p>
     <w:p>
       <w:pPr>
-        <w:spacing w:after="240"/>
+        <w:keepNext/>
+        <w:spacing w:before="120" w:after="40"/>
         <w:jc w:val="center"/>
       </w:pPr>
       <w:r>
@@ -1505,7 +3479,7 @@
                     <pic:cNvPicPr/>
                   </pic:nvPicPr>
                   <pic:blipFill>
-                    <a:blip r:embed="rId12"/>
+                    <a:blip r:embed="rId14"/>
                     <a:stretch>
                       <a:fillRect/>
                     </a:stretch>
@@ -1526,8 +3500,25 @@
     </w:p>
     <w:p>
       <w:pPr>
+        <w:spacing w:before="80" w:after="240"/>
+        <w:jc w:val="center"/>
+      </w:pPr>
+      <w:r>
+        <w:rPr>
+          <w:rFonts w:ascii="Times New Roman" w:hAnsi="Times New Roman" w:cs="Times New Roman" w:eastAsia="Times New Roman"/>
+          <w:b w:val="0"/>
+          <w:i/>
+          <w:color w:val="444444"/>
+          <w:sz w:val="22"/>
+        </w:rPr>
+        <w:t>Hình 5.4: Kết quả chạy Bài 4 - Phương thức nghiệp vụ TinhTuoi() và XepLoai()</w:t>
+      </w:r>
+    </w:p>
+    <w:p>
+      <w:pPr>
         <w:keepNext/>
-        <w:spacing w:before="200" w:after="120"/>
+        <w:pageBreakBefore/>
+        <w:spacing w:before="240" w:after="120"/>
       </w:pPr>
       <w:r>
         <w:rPr>
@@ -1542,7 +3533,8 @@
     </w:p>
     <w:p>
       <w:pPr>
-        <w:spacing w:after="40" w:before="0" w:line="312" w:lineRule="auto"/>
+        <w:keepNext w:val="0"/>
+        <w:spacing w:after="40" w:before="0" w:line="324" w:lineRule="auto"/>
       </w:pPr>
       <w:r>
         <w:rPr>
@@ -1557,8 +3549,10 @@
     </w:p>
     <w:p>
       <w:pPr>
-        <w:spacing w:after="120" w:before="0" w:line="312" w:lineRule="auto"/>
-        <w:ind w:firstLine="567"/>
+        <w:keepNext w:val="0"/>
+        <w:spacing w:after="160" w:before="0" w:line="324" w:lineRule="auto"/>
+        <w:ind w:left="283"/>
+        <w:jc w:val="both"/>
       </w:pPr>
       <w:r>
         <w:rPr>
@@ -1573,7 +3567,8 @@
     </w:p>
     <w:p>
       <w:pPr>
-        <w:spacing w:after="40" w:before="0" w:line="312" w:lineRule="auto"/>
+        <w:keepNext w:val="0"/>
+        <w:spacing w:after="40" w:before="0" w:line="324" w:lineRule="auto"/>
       </w:pPr>
       <w:r>
         <w:rPr>
@@ -1588,8 +3583,10 @@
     </w:p>
     <w:p>
       <w:pPr>
-        <w:spacing w:after="120" w:before="0" w:line="312" w:lineRule="auto"/>
-        <w:ind w:firstLine="567"/>
+        <w:keepNext w:val="0"/>
+        <w:spacing w:after="160" w:before="0" w:line="324" w:lineRule="auto"/>
+        <w:ind w:left="283"/>
+        <w:jc w:val="both"/>
       </w:pPr>
       <w:r>
         <w:rPr>
@@ -1599,12 +3596,213 @@
           <w:color w:val="000000"/>
           <w:sz w:val="26"/>
         </w:rPr>
-        <w:t>Dùng List&lt;T&gt; và phương thức Find với StringComparison.OrdinalIgnoreCase để tìm mã không phân biệt hoa thường.</w:t>
+        <w:t>Dùng List&lt;T&gt; và phương thức Find với StringComparison.OrdinalIgnoreCase để tìm mã không phân biệt chữ hoa chữ thường.</w:t>
       </w:r>
     </w:p>
     <w:p>
       <w:pPr>
-        <w:spacing w:after="80" w:before="0" w:line="312" w:lineRule="auto"/>
+        <w:keepNext w:val="0"/>
+        <w:spacing w:after="80" w:before="0" w:line="324" w:lineRule="auto"/>
+      </w:pPr>
+      <w:r>
+        <w:rPr>
+          <w:rFonts w:ascii="Times New Roman" w:hAnsi="Times New Roman" w:cs="Times New Roman" w:eastAsia="Times New Roman"/>
+          <w:b/>
+          <w:i w:val="0"/>
+          <w:color w:val="000000"/>
+          <w:sz w:val="26"/>
+        </w:rPr>
+        <w:t>Mã nguồn chính:</w:t>
+      </w:r>
+    </w:p>
+    <w:tbl>
+      <w:tblPr>
+        <w:tblStyle w:val="TableGrid"/>
+        <w:tblW w:type="auto" w:w="0"/>
+        <w:tblLook w:firstColumn="1" w:firstRow="1" w:lastColumn="0" w:lastRow="0" w:noHBand="0" w:noVBand="1" w:val="04A0"/>
+      </w:tblPr>
+      <w:tblGrid>
+        <w:gridCol w:w="9071"/>
+      </w:tblGrid>
+      <w:tr>
+        <w:tc>
+          <w:tcPr>
+            <w:tcW w:type="dxa" w:w="9071"/>
+            <w:shd w:val="clear" w:color="auto" w:fill="F2F2F2"/>
+          </w:tcPr>
+          <w:p>
+            <w:pPr>
+              <w:spacing w:after="0" w:before="0" w:line="240" w:lineRule="auto"/>
+            </w:pPr>
+            <w:r/>
+            <w:r>
+              <w:rPr>
+                <w:rFonts w:ascii="Courier New" w:hAnsi="Courier New" w:cs="Courier New" w:eastAsia="Courier New"/>
+                <w:b w:val="0"/>
+                <w:i w:val="0"/>
+                <w:color w:val="000000"/>
+                <w:sz w:val="19"/>
+              </w:rPr>
+              <w:t>List&lt;SinhVien&gt; ds = new List&lt;SinhVien&gt;();</w:t>
+            </w:r>
+          </w:p>
+          <w:p>
+            <w:pPr>
+              <w:spacing w:after="0" w:before="0" w:line="240" w:lineRule="auto"/>
+            </w:pPr>
+            <w:r>
+              <w:rPr>
+                <w:rFonts w:ascii="Courier New" w:hAnsi="Courier New" w:cs="Courier New" w:eastAsia="Courier New"/>
+                <w:b w:val="0"/>
+                <w:i w:val="0"/>
+                <w:color w:val="000000"/>
+                <w:sz w:val="19"/>
+              </w:rPr>
+              <w:t>ds.Add(new SinhVien("SV01", "Nguyễn An", new DateTime(2005, 5, 12), 8.2));</w:t>
+            </w:r>
+          </w:p>
+          <w:p>
+            <w:pPr>
+              <w:spacing w:after="0" w:before="0" w:line="240" w:lineRule="auto"/>
+            </w:pPr>
+            <w:r>
+              <w:rPr>
+                <w:rFonts w:ascii="Courier New" w:hAnsi="Courier New" w:cs="Courier New" w:eastAsia="Courier New"/>
+                <w:b w:val="0"/>
+                <w:i w:val="0"/>
+                <w:color w:val="000000"/>
+                <w:sz w:val="19"/>
+              </w:rPr>
+              <w:t>ds.Add(new SinhVien("SV02", "Trần Bình", new DateTime(2005, 9, 3), 6.8));</w:t>
+            </w:r>
+          </w:p>
+          <w:p>
+            <w:pPr>
+              <w:spacing w:after="0" w:before="0" w:line="240" w:lineRule="auto"/>
+            </w:pPr>
+            <w:r>
+              <w:rPr>
+                <w:rFonts w:ascii="Courier New" w:hAnsi="Courier New" w:cs="Courier New" w:eastAsia="Courier New"/>
+                <w:b w:val="0"/>
+                <w:i w:val="0"/>
+                <w:color w:val="000000"/>
+                <w:sz w:val="19"/>
+              </w:rPr>
+              <w:t xml:space="preserve"> </w:t>
+            </w:r>
+          </w:p>
+          <w:p>
+            <w:pPr>
+              <w:spacing w:after="0" w:before="0" w:line="240" w:lineRule="auto"/>
+            </w:pPr>
+            <w:r>
+              <w:rPr>
+                <w:rFonts w:ascii="Courier New" w:hAnsi="Courier New" w:cs="Courier New" w:eastAsia="Courier New"/>
+                <w:b w:val="0"/>
+                <w:i w:val="0"/>
+                <w:color w:val="000000"/>
+                <w:sz w:val="19"/>
+              </w:rPr>
+              <w:t>foreach (SinhVien sv in ds) sv.HienThi();</w:t>
+            </w:r>
+          </w:p>
+          <w:p>
+            <w:pPr>
+              <w:spacing w:after="0" w:before="0" w:line="240" w:lineRule="auto"/>
+            </w:pPr>
+            <w:r>
+              <w:rPr>
+                <w:rFonts w:ascii="Courier New" w:hAnsi="Courier New" w:cs="Courier New" w:eastAsia="Courier New"/>
+                <w:b w:val="0"/>
+                <w:i w:val="0"/>
+                <w:color w:val="000000"/>
+                <w:sz w:val="19"/>
+              </w:rPr>
+              <w:t xml:space="preserve"> </w:t>
+            </w:r>
+          </w:p>
+          <w:p>
+            <w:pPr>
+              <w:spacing w:after="0" w:before="0" w:line="240" w:lineRule="auto"/>
+            </w:pPr>
+            <w:r>
+              <w:rPr>
+                <w:rFonts w:ascii="Courier New" w:hAnsi="Courier New" w:cs="Courier New" w:eastAsia="Courier New"/>
+                <w:b w:val="0"/>
+                <w:i w:val="0"/>
+                <w:color w:val="000000"/>
+                <w:sz w:val="19"/>
+              </w:rPr>
+              <w:t>Console.Write("Mã cần tìm: ");</w:t>
+            </w:r>
+          </w:p>
+          <w:p>
+            <w:pPr>
+              <w:spacing w:after="0" w:before="0" w:line="240" w:lineRule="auto"/>
+            </w:pPr>
+            <w:r>
+              <w:rPr>
+                <w:rFonts w:ascii="Courier New" w:hAnsi="Courier New" w:cs="Courier New" w:eastAsia="Courier New"/>
+                <w:b w:val="0"/>
+                <w:i w:val="0"/>
+                <w:color w:val="000000"/>
+                <w:sz w:val="19"/>
+              </w:rPr>
+              <w:t>string ma = Console.ReadLine();</w:t>
+            </w:r>
+          </w:p>
+          <w:p>
+            <w:pPr>
+              <w:spacing w:after="0" w:before="0" w:line="240" w:lineRule="auto"/>
+            </w:pPr>
+            <w:r>
+              <w:rPr>
+                <w:rFonts w:ascii="Courier New" w:hAnsi="Courier New" w:cs="Courier New" w:eastAsia="Courier New"/>
+                <w:b w:val="0"/>
+                <w:i w:val="0"/>
+                <w:color w:val="000000"/>
+                <w:sz w:val="19"/>
+              </w:rPr>
+              <w:t>SinhVien ketQua = ds.Find(x =&gt; x.MaSV.Equals(ma,</w:t>
+            </w:r>
+          </w:p>
+          <w:p>
+            <w:pPr>
+              <w:spacing w:after="0" w:before="0" w:line="240" w:lineRule="auto"/>
+            </w:pPr>
+            <w:r>
+              <w:rPr>
+                <w:rFonts w:ascii="Courier New" w:hAnsi="Courier New" w:cs="Courier New" w:eastAsia="Courier New"/>
+                <w:b w:val="0"/>
+                <w:i w:val="0"/>
+                <w:color w:val="000000"/>
+                <w:sz w:val="19"/>
+              </w:rPr>
+              <w:t xml:space="preserve">    StringComparison.OrdinalIgnoreCase));</w:t>
+            </w:r>
+          </w:p>
+          <w:p>
+            <w:pPr>
+              <w:spacing w:after="0" w:before="0" w:line="240" w:lineRule="auto"/>
+            </w:pPr>
+            <w:r>
+              <w:rPr>
+                <w:rFonts w:ascii="Courier New" w:hAnsi="Courier New" w:cs="Courier New" w:eastAsia="Courier New"/>
+                <w:b w:val="0"/>
+                <w:i w:val="0"/>
+                <w:color w:val="000000"/>
+                <w:sz w:val="19"/>
+              </w:rPr>
+              <w:t>Console.WriteLine(ketQua == null ? "Không tìm thấy" : ketQua.HoTen);</w:t>
+            </w:r>
+          </w:p>
+        </w:tc>
+      </w:tr>
+    </w:tbl>
+    <w:p>
+      <w:pPr>
+        <w:keepNext/>
+        <w:spacing w:after="80" w:before="160" w:line="324" w:lineRule="auto"/>
       </w:pPr>
       <w:r>
         <w:rPr>
@@ -1619,7 +3817,8 @@
     </w:p>
     <w:p>
       <w:pPr>
-        <w:spacing w:after="240"/>
+        <w:keepNext/>
+        <w:spacing w:before="120" w:after="40"/>
         <w:jc w:val="center"/>
       </w:pPr>
       <w:r>
@@ -1638,7 +3837,7 @@
                     <pic:cNvPicPr/>
                   </pic:nvPicPr>
                   <pic:blipFill>
-                    <a:blip r:embed="rId13"/>
+                    <a:blip r:embed="rId15"/>
                     <a:stretch>
                       <a:fillRect/>
                     </a:stretch>
@@ -1659,8 +3858,25 @@
     </w:p>
     <w:p>
       <w:pPr>
+        <w:spacing w:before="80" w:after="240"/>
+        <w:jc w:val="center"/>
+      </w:pPr>
+      <w:r>
+        <w:rPr>
+          <w:rFonts w:ascii="Times New Roman" w:hAnsi="Times New Roman" w:cs="Times New Roman" w:eastAsia="Times New Roman"/>
+          <w:b w:val="0"/>
+          <w:i/>
+          <w:color w:val="444444"/>
+          <w:sz w:val="22"/>
+        </w:rPr>
+        <w:t>Hình 5.5: Kết quả chạy Bài 5 - Quản lý danh sách SinhVien</w:t>
+      </w:r>
+    </w:p>
+    <w:p>
+      <w:pPr>
         <w:keepNext/>
-        <w:spacing w:before="200" w:after="120"/>
+        <w:pageBreakBefore/>
+        <w:spacing w:before="240" w:after="120"/>
       </w:pPr>
       <w:r>
         <w:rPr>
@@ -1670,13 +3886,13 @@
           <w:color w:val="000000"/>
           <w:sz w:val="30"/>
         </w:rPr>
-        <w:t>6. BÀI TẬP TỰ THỰC HIỆN (BÀI 6 - 10)</w:t>
+        <w:t>6. BÀI TẬP TỰ THỰC HIỆN</w:t>
       </w:r>
     </w:p>
     <w:p>
       <w:pPr>
         <w:keepNext/>
-        <w:spacing w:before="200" w:after="120"/>
+        <w:spacing w:before="240" w:after="120"/>
       </w:pPr>
       <w:r>
         <w:rPr>
@@ -1691,7 +3907,8 @@
     </w:p>
     <w:p>
       <w:pPr>
-        <w:spacing w:after="40" w:before="0" w:line="312" w:lineRule="auto"/>
+        <w:keepNext w:val="0"/>
+        <w:spacing w:after="40" w:before="0" w:line="324" w:lineRule="auto"/>
       </w:pPr>
       <w:r>
         <w:rPr>
@@ -1706,8 +3923,10 @@
     </w:p>
     <w:p>
       <w:pPr>
-        <w:spacing w:after="120" w:before="0" w:line="312" w:lineRule="auto"/>
-        <w:ind w:firstLine="567"/>
+        <w:keepNext w:val="0"/>
+        <w:spacing w:after="160" w:before="0" w:line="324" w:lineRule="auto"/>
+        <w:ind w:left="283"/>
+        <w:jc w:val="both"/>
       </w:pPr>
       <w:r>
         <w:rPr>
@@ -1722,7 +3941,8 @@
     </w:p>
     <w:p>
       <w:pPr>
-        <w:spacing w:after="40" w:before="0" w:line="312" w:lineRule="auto"/>
+        <w:keepNext w:val="0"/>
+        <w:spacing w:after="40" w:before="0" w:line="324" w:lineRule="auto"/>
       </w:pPr>
       <w:r>
         <w:rPr>
@@ -1737,8 +3957,10 @@
     </w:p>
     <w:p>
       <w:pPr>
-        <w:spacing w:after="120" w:before="0" w:line="312" w:lineRule="auto"/>
-        <w:ind w:firstLine="567"/>
+        <w:keepNext w:val="0"/>
+        <w:spacing w:after="160" w:before="0" w:line="324" w:lineRule="auto"/>
+        <w:ind w:left="283"/>
+        <w:jc w:val="both"/>
       </w:pPr>
       <w:r>
         <w:rPr>
@@ -1753,7 +3975,268 @@
     </w:p>
     <w:p>
       <w:pPr>
-        <w:spacing w:after="80" w:before="0" w:line="312" w:lineRule="auto"/>
+        <w:keepNext w:val="0"/>
+        <w:spacing w:after="80" w:before="0" w:line="324" w:lineRule="auto"/>
+      </w:pPr>
+      <w:r>
+        <w:rPr>
+          <w:rFonts w:ascii="Times New Roman" w:hAnsi="Times New Roman" w:cs="Times New Roman" w:eastAsia="Times New Roman"/>
+          <w:b/>
+          <w:i w:val="0"/>
+          <w:color w:val="000000"/>
+          <w:sz w:val="26"/>
+        </w:rPr>
+        <w:t>Mã nguồn chính:</w:t>
+      </w:r>
+    </w:p>
+    <w:tbl>
+      <w:tblPr>
+        <w:tblStyle w:val="TableGrid"/>
+        <w:tblW w:type="auto" w:w="0"/>
+        <w:tblLook w:firstColumn="1" w:firstRow="1" w:lastColumn="0" w:lastRow="0" w:noHBand="0" w:noVBand="1" w:val="04A0"/>
+      </w:tblPr>
+      <w:tblGrid>
+        <w:gridCol w:w="9071"/>
+      </w:tblGrid>
+      <w:tr>
+        <w:tc>
+          <w:tcPr>
+            <w:tcW w:type="dxa" w:w="9071"/>
+            <w:shd w:val="clear" w:color="auto" w:fill="F2F2F2"/>
+          </w:tcPr>
+          <w:p>
+            <w:pPr>
+              <w:spacing w:after="0" w:before="0" w:line="240" w:lineRule="auto"/>
+            </w:pPr>
+            <w:r/>
+            <w:r>
+              <w:rPr>
+                <w:rFonts w:ascii="Courier New" w:hAnsi="Courier New" w:cs="Courier New" w:eastAsia="Courier New"/>
+                <w:b w:val="0"/>
+                <w:i w:val="0"/>
+                <w:color w:val="000000"/>
+                <w:sz w:val="17"/>
+              </w:rPr>
+              <w:t>public double ThanhTien()</w:t>
+            </w:r>
+          </w:p>
+          <w:p>
+            <w:pPr>
+              <w:spacing w:after="0" w:before="0" w:line="240" w:lineRule="auto"/>
+            </w:pPr>
+            <w:r>
+              <w:rPr>
+                <w:rFonts w:ascii="Courier New" w:hAnsi="Courier New" w:cs="Courier New" w:eastAsia="Courier New"/>
+                <w:b w:val="0"/>
+                <w:i w:val="0"/>
+                <w:color w:val="000000"/>
+                <w:sz w:val="17"/>
+              </w:rPr>
+              <w:t>{</w:t>
+            </w:r>
+          </w:p>
+          <w:p>
+            <w:pPr>
+              <w:spacing w:after="0" w:before="0" w:line="240" w:lineRule="auto"/>
+            </w:pPr>
+            <w:r>
+              <w:rPr>
+                <w:rFonts w:ascii="Courier New" w:hAnsi="Courier New" w:cs="Courier New" w:eastAsia="Courier New"/>
+                <w:b w:val="0"/>
+                <w:i w:val="0"/>
+                <w:color w:val="000000"/>
+                <w:sz w:val="17"/>
+              </w:rPr>
+              <w:t xml:space="preserve">    return DonGia * SoLuong;</w:t>
+            </w:r>
+          </w:p>
+          <w:p>
+            <w:pPr>
+              <w:spacing w:after="0" w:before="0" w:line="240" w:lineRule="auto"/>
+            </w:pPr>
+            <w:r>
+              <w:rPr>
+                <w:rFonts w:ascii="Courier New" w:hAnsi="Courier New" w:cs="Courier New" w:eastAsia="Courier New"/>
+                <w:b w:val="0"/>
+                <w:i w:val="0"/>
+                <w:color w:val="000000"/>
+                <w:sz w:val="17"/>
+              </w:rPr>
+              <w:t>}</w:t>
+            </w:r>
+          </w:p>
+          <w:p>
+            <w:pPr>
+              <w:spacing w:after="0" w:before="0" w:line="240" w:lineRule="auto"/>
+            </w:pPr>
+            <w:r>
+              <w:rPr>
+                <w:rFonts w:ascii="Courier New" w:hAnsi="Courier New" w:cs="Courier New" w:eastAsia="Courier New"/>
+                <w:b w:val="0"/>
+                <w:i w:val="0"/>
+                <w:color w:val="000000"/>
+                <w:sz w:val="17"/>
+              </w:rPr>
+              <w:t xml:space="preserve"> </w:t>
+            </w:r>
+          </w:p>
+          <w:p>
+            <w:pPr>
+              <w:spacing w:after="0" w:before="0" w:line="240" w:lineRule="auto"/>
+            </w:pPr>
+            <w:r>
+              <w:rPr>
+                <w:rFonts w:ascii="Courier New" w:hAnsi="Courier New" w:cs="Courier New" w:eastAsia="Courier New"/>
+                <w:b w:val="0"/>
+                <w:i w:val="0"/>
+                <w:color w:val="000000"/>
+                <w:sz w:val="17"/>
+              </w:rPr>
+              <w:t>public double DonGia</w:t>
+            </w:r>
+          </w:p>
+          <w:p>
+            <w:pPr>
+              <w:spacing w:after="0" w:before="0" w:line="240" w:lineRule="auto"/>
+            </w:pPr>
+            <w:r>
+              <w:rPr>
+                <w:rFonts w:ascii="Courier New" w:hAnsi="Courier New" w:cs="Courier New" w:eastAsia="Courier New"/>
+                <w:b w:val="0"/>
+                <w:i w:val="0"/>
+                <w:color w:val="000000"/>
+                <w:sz w:val="17"/>
+              </w:rPr>
+              <w:t>{</w:t>
+            </w:r>
+          </w:p>
+          <w:p>
+            <w:pPr>
+              <w:spacing w:after="0" w:before="0" w:line="240" w:lineRule="auto"/>
+            </w:pPr>
+            <w:r>
+              <w:rPr>
+                <w:rFonts w:ascii="Courier New" w:hAnsi="Courier New" w:cs="Courier New" w:eastAsia="Courier New"/>
+                <w:b w:val="0"/>
+                <w:i w:val="0"/>
+                <w:color w:val="000000"/>
+                <w:sz w:val="17"/>
+              </w:rPr>
+              <w:t xml:space="preserve">    get { return _donGia; }</w:t>
+            </w:r>
+          </w:p>
+          <w:p>
+            <w:pPr>
+              <w:spacing w:after="0" w:before="0" w:line="240" w:lineRule="auto"/>
+            </w:pPr>
+            <w:r>
+              <w:rPr>
+                <w:rFonts w:ascii="Courier New" w:hAnsi="Courier New" w:cs="Courier New" w:eastAsia="Courier New"/>
+                <w:b w:val="0"/>
+                <w:i w:val="0"/>
+                <w:color w:val="000000"/>
+                <w:sz w:val="17"/>
+              </w:rPr>
+              <w:t xml:space="preserve">    set</w:t>
+            </w:r>
+          </w:p>
+          <w:p>
+            <w:pPr>
+              <w:spacing w:after="0" w:before="0" w:line="240" w:lineRule="auto"/>
+            </w:pPr>
+            <w:r>
+              <w:rPr>
+                <w:rFonts w:ascii="Courier New" w:hAnsi="Courier New" w:cs="Courier New" w:eastAsia="Courier New"/>
+                <w:b w:val="0"/>
+                <w:i w:val="0"/>
+                <w:color w:val="000000"/>
+                <w:sz w:val="17"/>
+              </w:rPr>
+              <w:t xml:space="preserve">    {</w:t>
+            </w:r>
+          </w:p>
+          <w:p>
+            <w:pPr>
+              <w:spacing w:after="0" w:before="0" w:line="240" w:lineRule="auto"/>
+            </w:pPr>
+            <w:r>
+              <w:rPr>
+                <w:rFonts w:ascii="Courier New" w:hAnsi="Courier New" w:cs="Courier New" w:eastAsia="Courier New"/>
+                <w:b w:val="0"/>
+                <w:i w:val="0"/>
+                <w:color w:val="000000"/>
+                <w:sz w:val="17"/>
+              </w:rPr>
+              <w:t xml:space="preserve">        if (value &lt; 0)</w:t>
+            </w:r>
+          </w:p>
+          <w:p>
+            <w:pPr>
+              <w:spacing w:after="0" w:before="0" w:line="240" w:lineRule="auto"/>
+            </w:pPr>
+            <w:r>
+              <w:rPr>
+                <w:rFonts w:ascii="Courier New" w:hAnsi="Courier New" w:cs="Courier New" w:eastAsia="Courier New"/>
+                <w:b w:val="0"/>
+                <w:i w:val="0"/>
+                <w:color w:val="000000"/>
+                <w:sz w:val="17"/>
+              </w:rPr>
+              <w:t xml:space="preserve">            throw new ArgumentOutOfRangeException("DonGia", "Đơn giá phải &gt;= 0.");</w:t>
+            </w:r>
+          </w:p>
+          <w:p>
+            <w:pPr>
+              <w:spacing w:after="0" w:before="0" w:line="240" w:lineRule="auto"/>
+            </w:pPr>
+            <w:r>
+              <w:rPr>
+                <w:rFonts w:ascii="Courier New" w:hAnsi="Courier New" w:cs="Courier New" w:eastAsia="Courier New"/>
+                <w:b w:val="0"/>
+                <w:i w:val="0"/>
+                <w:color w:val="000000"/>
+                <w:sz w:val="17"/>
+              </w:rPr>
+              <w:t xml:space="preserve">        _donGia = value;</w:t>
+            </w:r>
+          </w:p>
+          <w:p>
+            <w:pPr>
+              <w:spacing w:after="0" w:before="0" w:line="240" w:lineRule="auto"/>
+            </w:pPr>
+            <w:r>
+              <w:rPr>
+                <w:rFonts w:ascii="Courier New" w:hAnsi="Courier New" w:cs="Courier New" w:eastAsia="Courier New"/>
+                <w:b w:val="0"/>
+                <w:i w:val="0"/>
+                <w:color w:val="000000"/>
+                <w:sz w:val="17"/>
+              </w:rPr>
+              <w:t xml:space="preserve">    }</w:t>
+            </w:r>
+          </w:p>
+          <w:p>
+            <w:pPr>
+              <w:spacing w:after="0" w:before="0" w:line="240" w:lineRule="auto"/>
+            </w:pPr>
+            <w:r>
+              <w:rPr>
+                <w:rFonts w:ascii="Courier New" w:hAnsi="Courier New" w:cs="Courier New" w:eastAsia="Courier New"/>
+                <w:b w:val="0"/>
+                <w:i w:val="0"/>
+                <w:color w:val="000000"/>
+                <w:sz w:val="17"/>
+              </w:rPr>
+              <w:t>}</w:t>
+            </w:r>
+          </w:p>
+        </w:tc>
+      </w:tr>
+    </w:tbl>
+    <w:p>
+      <w:pPr>
+        <w:keepNext/>
+        <w:spacing w:after="80" w:before="160" w:line="324" w:lineRule="auto"/>
       </w:pPr>
       <w:r>
         <w:rPr>
@@ -1768,7 +4251,8 @@
     </w:p>
     <w:p>
       <w:pPr>
-        <w:spacing w:after="240"/>
+        <w:keepNext/>
+        <w:spacing w:before="120" w:after="40"/>
         <w:jc w:val="center"/>
       </w:pPr>
       <w:r>
@@ -1787,7 +4271,7 @@
                     <pic:cNvPicPr/>
                   </pic:nvPicPr>
                   <pic:blipFill>
-                    <a:blip r:embed="rId14"/>
+                    <a:blip r:embed="rId16"/>
                     <a:stretch>
                       <a:fillRect/>
                     </a:stretch>
@@ -1808,8 +4292,25 @@
     </w:p>
     <w:p>
       <w:pPr>
+        <w:spacing w:before="80" w:after="240"/>
+        <w:jc w:val="center"/>
+      </w:pPr>
+      <w:r>
+        <w:rPr>
+          <w:rFonts w:ascii="Times New Roman" w:hAnsi="Times New Roman" w:cs="Times New Roman" w:eastAsia="Times New Roman"/>
+          <w:b w:val="0"/>
+          <w:i/>
+          <w:color w:val="444444"/>
+          <w:sz w:val="22"/>
+        </w:rPr>
+        <w:t>Hình 6.1: Kết quả chạy Bài 6 - Lớp SanPham</w:t>
+      </w:r>
+    </w:p>
+    <w:p>
+      <w:pPr>
         <w:keepNext/>
-        <w:spacing w:before="200" w:after="120"/>
+        <w:pageBreakBefore/>
+        <w:spacing w:before="240" w:after="120"/>
       </w:pPr>
       <w:r>
         <w:rPr>
@@ -1824,7 +4325,8 @@
     </w:p>
     <w:p>
       <w:pPr>
-        <w:spacing w:after="40" w:before="0" w:line="312" w:lineRule="auto"/>
+        <w:keepNext w:val="0"/>
+        <w:spacing w:after="40" w:before="0" w:line="324" w:lineRule="auto"/>
       </w:pPr>
       <w:r>
         <w:rPr>
@@ -1839,8 +4341,10 @@
     </w:p>
     <w:p>
       <w:pPr>
-        <w:spacing w:after="120" w:before="0" w:line="312" w:lineRule="auto"/>
-        <w:ind w:firstLine="567"/>
+        <w:keepNext w:val="0"/>
+        <w:spacing w:after="160" w:before="0" w:line="324" w:lineRule="auto"/>
+        <w:ind w:left="283"/>
+        <w:jc w:val="both"/>
       </w:pPr>
       <w:r>
         <w:rPr>
@@ -1855,7 +4359,8 @@
     </w:p>
     <w:p>
       <w:pPr>
-        <w:spacing w:after="40" w:before="0" w:line="312" w:lineRule="auto"/>
+        <w:keepNext w:val="0"/>
+        <w:spacing w:after="40" w:before="0" w:line="324" w:lineRule="auto"/>
       </w:pPr>
       <w:r>
         <w:rPr>
@@ -1870,8 +4375,10 @@
     </w:p>
     <w:p>
       <w:pPr>
-        <w:spacing w:after="120" w:before="0" w:line="312" w:lineRule="auto"/>
-        <w:ind w:firstLine="567"/>
+        <w:keepNext w:val="0"/>
+        <w:spacing w:after="160" w:before="0" w:line="324" w:lineRule="auto"/>
+        <w:ind w:left="283"/>
+        <w:jc w:val="both"/>
       </w:pPr>
       <w:r>
         <w:rPr>
@@ -1881,12 +4388,288 @@
           <w:color w:val="000000"/>
           <w:sz w:val="26"/>
         </w:rPr>
-        <w:t>Thuộc tính SoDu có setter private, chỉ thay đổi qua các phương thức nghiệp vụ. Rút/chuyển tiền kiểm tra số dư đủ trước khi thực hiện, ngăn số dư âm.</w:t>
+        <w:t>Thuộc tính SoDu có setter private, chỉ thay đổi qua các phương thức nghiệp vụ. Rút/chuyển tiền kiểm tra số dư đủ trước khi thực hiện, ngăn chặn số dư âm.</w:t>
       </w:r>
     </w:p>
     <w:p>
       <w:pPr>
-        <w:spacing w:after="80" w:before="0" w:line="312" w:lineRule="auto"/>
+        <w:keepNext w:val="0"/>
+        <w:spacing w:after="80" w:before="0" w:line="324" w:lineRule="auto"/>
+      </w:pPr>
+      <w:r>
+        <w:rPr>
+          <w:rFonts w:ascii="Times New Roman" w:hAnsi="Times New Roman" w:cs="Times New Roman" w:eastAsia="Times New Roman"/>
+          <w:b/>
+          <w:i w:val="0"/>
+          <w:color w:val="000000"/>
+          <w:sz w:val="26"/>
+        </w:rPr>
+        <w:t>Mã nguồn chính:</w:t>
+      </w:r>
+    </w:p>
+    <w:tbl>
+      <w:tblPr>
+        <w:tblStyle w:val="TableGrid"/>
+        <w:tblW w:type="auto" w:w="0"/>
+        <w:tblLook w:firstColumn="1" w:firstRow="1" w:lastColumn="0" w:lastRow="0" w:noHBand="0" w:noVBand="1" w:val="04A0"/>
+      </w:tblPr>
+      <w:tblGrid>
+        <w:gridCol w:w="9071"/>
+      </w:tblGrid>
+      <w:tr>
+        <w:tc>
+          <w:tcPr>
+            <w:tcW w:type="dxa" w:w="9071"/>
+            <w:shd w:val="clear" w:color="auto" w:fill="F2F2F2"/>
+          </w:tcPr>
+          <w:p>
+            <w:pPr>
+              <w:spacing w:after="0" w:before="0" w:line="240" w:lineRule="auto"/>
+            </w:pPr>
+            <w:r/>
+            <w:r>
+              <w:rPr>
+                <w:rFonts w:ascii="Courier New" w:hAnsi="Courier New" w:cs="Courier New" w:eastAsia="Courier New"/>
+                <w:b w:val="0"/>
+                <w:i w:val="0"/>
+                <w:color w:val="000000"/>
+                <w:sz w:val="19"/>
+              </w:rPr>
+              <w:t>public void RutTien(double soTien)</w:t>
+            </w:r>
+          </w:p>
+          <w:p>
+            <w:pPr>
+              <w:spacing w:after="0" w:before="0" w:line="240" w:lineRule="auto"/>
+            </w:pPr>
+            <w:r>
+              <w:rPr>
+                <w:rFonts w:ascii="Courier New" w:hAnsi="Courier New" w:cs="Courier New" w:eastAsia="Courier New"/>
+                <w:b w:val="0"/>
+                <w:i w:val="0"/>
+                <w:color w:val="000000"/>
+                <w:sz w:val="19"/>
+              </w:rPr>
+              <w:t>{</w:t>
+            </w:r>
+          </w:p>
+          <w:p>
+            <w:pPr>
+              <w:spacing w:after="0" w:before="0" w:line="240" w:lineRule="auto"/>
+            </w:pPr>
+            <w:r>
+              <w:rPr>
+                <w:rFonts w:ascii="Courier New" w:hAnsi="Courier New" w:cs="Courier New" w:eastAsia="Courier New"/>
+                <w:b w:val="0"/>
+                <w:i w:val="0"/>
+                <w:color w:val="000000"/>
+                <w:sz w:val="19"/>
+              </w:rPr>
+              <w:t xml:space="preserve">    if (soTien &gt; SoDu)</w:t>
+            </w:r>
+          </w:p>
+          <w:p>
+            <w:pPr>
+              <w:spacing w:after="0" w:before="0" w:line="240" w:lineRule="auto"/>
+            </w:pPr>
+            <w:r>
+              <w:rPr>
+                <w:rFonts w:ascii="Courier New" w:hAnsi="Courier New" w:cs="Courier New" w:eastAsia="Courier New"/>
+                <w:b w:val="0"/>
+                <w:i w:val="0"/>
+                <w:color w:val="000000"/>
+                <w:sz w:val="19"/>
+              </w:rPr>
+              <w:t xml:space="preserve">    {</w:t>
+            </w:r>
+          </w:p>
+          <w:p>
+            <w:pPr>
+              <w:spacing w:after="0" w:before="0" w:line="240" w:lineRule="auto"/>
+            </w:pPr>
+            <w:r>
+              <w:rPr>
+                <w:rFonts w:ascii="Courier New" w:hAnsi="Courier New" w:cs="Courier New" w:eastAsia="Courier New"/>
+                <w:b w:val="0"/>
+                <w:i w:val="0"/>
+                <w:color w:val="000000"/>
+                <w:sz w:val="19"/>
+              </w:rPr>
+              <w:t xml:space="preserve">        Console.WriteLine("Số dư không đủ. Số dư hiện tại: {0:N0}", SoDu);</w:t>
+            </w:r>
+          </w:p>
+          <w:p>
+            <w:pPr>
+              <w:spacing w:after="0" w:before="0" w:line="240" w:lineRule="auto"/>
+            </w:pPr>
+            <w:r>
+              <w:rPr>
+                <w:rFonts w:ascii="Courier New" w:hAnsi="Courier New" w:cs="Courier New" w:eastAsia="Courier New"/>
+                <w:b w:val="0"/>
+                <w:i w:val="0"/>
+                <w:color w:val="000000"/>
+                <w:sz w:val="19"/>
+              </w:rPr>
+              <w:t xml:space="preserve">        return;</w:t>
+            </w:r>
+          </w:p>
+          <w:p>
+            <w:pPr>
+              <w:spacing w:after="0" w:before="0" w:line="240" w:lineRule="auto"/>
+            </w:pPr>
+            <w:r>
+              <w:rPr>
+                <w:rFonts w:ascii="Courier New" w:hAnsi="Courier New" w:cs="Courier New" w:eastAsia="Courier New"/>
+                <w:b w:val="0"/>
+                <w:i w:val="0"/>
+                <w:color w:val="000000"/>
+                <w:sz w:val="19"/>
+              </w:rPr>
+              <w:t xml:space="preserve">    }</w:t>
+            </w:r>
+          </w:p>
+          <w:p>
+            <w:pPr>
+              <w:spacing w:after="0" w:before="0" w:line="240" w:lineRule="auto"/>
+            </w:pPr>
+            <w:r>
+              <w:rPr>
+                <w:rFonts w:ascii="Courier New" w:hAnsi="Courier New" w:cs="Courier New" w:eastAsia="Courier New"/>
+                <w:b w:val="0"/>
+                <w:i w:val="0"/>
+                <w:color w:val="000000"/>
+                <w:sz w:val="19"/>
+              </w:rPr>
+              <w:t xml:space="preserve">    SoDu -= soTien;</w:t>
+            </w:r>
+          </w:p>
+          <w:p>
+            <w:pPr>
+              <w:spacing w:after="0" w:before="0" w:line="240" w:lineRule="auto"/>
+            </w:pPr>
+            <w:r>
+              <w:rPr>
+                <w:rFonts w:ascii="Courier New" w:hAnsi="Courier New" w:cs="Courier New" w:eastAsia="Courier New"/>
+                <w:b w:val="0"/>
+                <w:i w:val="0"/>
+                <w:color w:val="000000"/>
+                <w:sz w:val="19"/>
+              </w:rPr>
+              <w:t>}</w:t>
+            </w:r>
+          </w:p>
+          <w:p>
+            <w:pPr>
+              <w:spacing w:after="0" w:before="0" w:line="240" w:lineRule="auto"/>
+            </w:pPr>
+            <w:r>
+              <w:rPr>
+                <w:rFonts w:ascii="Courier New" w:hAnsi="Courier New" w:cs="Courier New" w:eastAsia="Courier New"/>
+                <w:b w:val="0"/>
+                <w:i w:val="0"/>
+                <w:color w:val="000000"/>
+                <w:sz w:val="19"/>
+              </w:rPr>
+              <w:t xml:space="preserve"> </w:t>
+            </w:r>
+          </w:p>
+          <w:p>
+            <w:pPr>
+              <w:spacing w:after="0" w:before="0" w:line="240" w:lineRule="auto"/>
+            </w:pPr>
+            <w:r>
+              <w:rPr>
+                <w:rFonts w:ascii="Courier New" w:hAnsi="Courier New" w:cs="Courier New" w:eastAsia="Courier New"/>
+                <w:b w:val="0"/>
+                <w:i w:val="0"/>
+                <w:color w:val="000000"/>
+                <w:sz w:val="19"/>
+              </w:rPr>
+              <w:t>public void ChuyenTien(TaiKhoanNganHang nhan, double soTien)</w:t>
+            </w:r>
+          </w:p>
+          <w:p>
+            <w:pPr>
+              <w:spacing w:after="0" w:before="0" w:line="240" w:lineRule="auto"/>
+            </w:pPr>
+            <w:r>
+              <w:rPr>
+                <w:rFonts w:ascii="Courier New" w:hAnsi="Courier New" w:cs="Courier New" w:eastAsia="Courier New"/>
+                <w:b w:val="0"/>
+                <w:i w:val="0"/>
+                <w:color w:val="000000"/>
+                <w:sz w:val="19"/>
+              </w:rPr>
+              <w:t>{</w:t>
+            </w:r>
+          </w:p>
+          <w:p>
+            <w:pPr>
+              <w:spacing w:after="0" w:before="0" w:line="240" w:lineRule="auto"/>
+            </w:pPr>
+            <w:r>
+              <w:rPr>
+                <w:rFonts w:ascii="Courier New" w:hAnsi="Courier New" w:cs="Courier New" w:eastAsia="Courier New"/>
+                <w:b w:val="0"/>
+                <w:i w:val="0"/>
+                <w:color w:val="000000"/>
+                <w:sz w:val="19"/>
+              </w:rPr>
+              <w:t xml:space="preserve">    if (soTien &gt; SoDu) { Console.WriteLine("Số dư không đủ."); return; }</w:t>
+            </w:r>
+          </w:p>
+          <w:p>
+            <w:pPr>
+              <w:spacing w:after="0" w:before="0" w:line="240" w:lineRule="auto"/>
+            </w:pPr>
+            <w:r>
+              <w:rPr>
+                <w:rFonts w:ascii="Courier New" w:hAnsi="Courier New" w:cs="Courier New" w:eastAsia="Courier New"/>
+                <w:b w:val="0"/>
+                <w:i w:val="0"/>
+                <w:color w:val="000000"/>
+                <w:sz w:val="19"/>
+              </w:rPr>
+              <w:t xml:space="preserve">    SoDu -= soTien;</w:t>
+            </w:r>
+          </w:p>
+          <w:p>
+            <w:pPr>
+              <w:spacing w:after="0" w:before="0" w:line="240" w:lineRule="auto"/>
+            </w:pPr>
+            <w:r>
+              <w:rPr>
+                <w:rFonts w:ascii="Courier New" w:hAnsi="Courier New" w:cs="Courier New" w:eastAsia="Courier New"/>
+                <w:b w:val="0"/>
+                <w:i w:val="0"/>
+                <w:color w:val="000000"/>
+                <w:sz w:val="19"/>
+              </w:rPr>
+              <w:t xml:space="preserve">    nhan.SoDu += soTien;</w:t>
+            </w:r>
+          </w:p>
+          <w:p>
+            <w:pPr>
+              <w:spacing w:after="0" w:before="0" w:line="240" w:lineRule="auto"/>
+            </w:pPr>
+            <w:r>
+              <w:rPr>
+                <w:rFonts w:ascii="Courier New" w:hAnsi="Courier New" w:cs="Courier New" w:eastAsia="Courier New"/>
+                <w:b w:val="0"/>
+                <w:i w:val="0"/>
+                <w:color w:val="000000"/>
+                <w:sz w:val="19"/>
+              </w:rPr>
+              <w:t>}</w:t>
+            </w:r>
+          </w:p>
+        </w:tc>
+      </w:tr>
+    </w:tbl>
+    <w:p>
+      <w:pPr>
+        <w:keepNext/>
+        <w:spacing w:after="80" w:before="160" w:line="324" w:lineRule="auto"/>
       </w:pPr>
       <w:r>
         <w:rPr>
@@ -1901,13 +4684,14 @@
     </w:p>
     <w:p>
       <w:pPr>
-        <w:spacing w:after="240"/>
+        <w:keepNext/>
+        <w:spacing w:before="120" w:after="40"/>
         <w:jc w:val="center"/>
       </w:pPr>
       <w:r>
         <w:drawing>
           <wp:inline xmlns:a="http://schemas.openxmlformats.org/drawingml/2006/main" xmlns:pic="http://schemas.openxmlformats.org/drawingml/2006/picture">
-            <wp:extent cx="5580000" cy="5594684"/>
+            <wp:extent cx="3411023" cy="3419999"/>
             <wp:docPr id="7" name="Picture 7"/>
             <wp:cNvGraphicFramePr>
               <a:graphicFrameLocks noChangeAspect="1"/>
@@ -1920,7 +4704,7 @@
                     <pic:cNvPicPr/>
                   </pic:nvPicPr>
                   <pic:blipFill>
-                    <a:blip r:embed="rId15"/>
+                    <a:blip r:embed="rId17"/>
                     <a:stretch>
                       <a:fillRect/>
                     </a:stretch>
@@ -1928,7 +4712,7 @@
                   <pic:spPr>
                     <a:xfrm>
                       <a:off x="0" y="0"/>
-                      <a:ext cx="5580000" cy="5594684"/>
+                      <a:ext cx="3411023" cy="3419999"/>
                     </a:xfrm>
                     <a:prstGeom prst="rect"/>
                   </pic:spPr>
@@ -1941,8 +4725,25 @@
     </w:p>
     <w:p>
       <w:pPr>
+        <w:spacing w:before="80" w:after="240"/>
+        <w:jc w:val="center"/>
+      </w:pPr>
+      <w:r>
+        <w:rPr>
+          <w:rFonts w:ascii="Times New Roman" w:hAnsi="Times New Roman" w:cs="Times New Roman" w:eastAsia="Times New Roman"/>
+          <w:b w:val="0"/>
+          <w:i/>
+          <w:color w:val="444444"/>
+          <w:sz w:val="22"/>
+        </w:rPr>
+        <w:t>Hình 6.2: Kết quả chạy Bài 7 - Lớp TaiKhoanNganHang</w:t>
+      </w:r>
+    </w:p>
+    <w:p>
+      <w:pPr>
         <w:keepNext/>
-        <w:spacing w:before="200" w:after="120"/>
+        <w:pageBreakBefore/>
+        <w:spacing w:before="240" w:after="120"/>
       </w:pPr>
       <w:r>
         <w:rPr>
@@ -1957,7 +4758,8 @@
     </w:p>
     <w:p>
       <w:pPr>
-        <w:spacing w:after="40" w:before="0" w:line="312" w:lineRule="auto"/>
+        <w:keepNext w:val="0"/>
+        <w:spacing w:after="40" w:before="0" w:line="324" w:lineRule="auto"/>
       </w:pPr>
       <w:r>
         <w:rPr>
@@ -1972,8 +4774,10 @@
     </w:p>
     <w:p>
       <w:pPr>
-        <w:spacing w:after="120" w:before="0" w:line="312" w:lineRule="auto"/>
-        <w:ind w:firstLine="567"/>
+        <w:keepNext w:val="0"/>
+        <w:spacing w:after="160" w:before="0" w:line="324" w:lineRule="auto"/>
+        <w:ind w:left="283"/>
+        <w:jc w:val="both"/>
       </w:pPr>
       <w:r>
         <w:rPr>
@@ -1988,7 +4792,8 @@
     </w:p>
     <w:p>
       <w:pPr>
-        <w:spacing w:after="40" w:before="0" w:line="312" w:lineRule="auto"/>
+        <w:keepNext w:val="0"/>
+        <w:spacing w:after="40" w:before="0" w:line="324" w:lineRule="auto"/>
       </w:pPr>
       <w:r>
         <w:rPr>
@@ -2003,8 +4808,10 @@
     </w:p>
     <w:p>
       <w:pPr>
-        <w:spacing w:after="120" w:before="0" w:line="312" w:lineRule="auto"/>
-        <w:ind w:firstLine="567"/>
+        <w:keepNext w:val="0"/>
+        <w:spacing w:after="160" w:before="0" w:line="324" w:lineRule="auto"/>
+        <w:ind w:left="283"/>
+        <w:jc w:val="both"/>
       </w:pPr>
       <w:r>
         <w:rPr>
@@ -2019,7 +4826,268 @@
     </w:p>
     <w:p>
       <w:pPr>
-        <w:spacing w:after="80" w:before="0" w:line="312" w:lineRule="auto"/>
+        <w:keepNext w:val="0"/>
+        <w:spacing w:after="80" w:before="0" w:line="324" w:lineRule="auto"/>
+      </w:pPr>
+      <w:r>
+        <w:rPr>
+          <w:rFonts w:ascii="Times New Roman" w:hAnsi="Times New Roman" w:cs="Times New Roman" w:eastAsia="Times New Roman"/>
+          <w:b/>
+          <w:i w:val="0"/>
+          <w:color w:val="000000"/>
+          <w:sz w:val="26"/>
+        </w:rPr>
+        <w:t>Mã nguồn chính:</w:t>
+      </w:r>
+    </w:p>
+    <w:tbl>
+      <w:tblPr>
+        <w:tblStyle w:val="TableGrid"/>
+        <w:tblW w:type="auto" w:w="0"/>
+        <w:tblLook w:firstColumn="1" w:firstRow="1" w:lastColumn="0" w:lastRow="0" w:noHBand="0" w:noVBand="1" w:val="04A0"/>
+      </w:tblPr>
+      <w:tblGrid>
+        <w:gridCol w:w="9071"/>
+      </w:tblGrid>
+      <w:tr>
+        <w:tc>
+          <w:tcPr>
+            <w:tcW w:type="dxa" w:w="9071"/>
+            <w:shd w:val="clear" w:color="auto" w:fill="F2F2F2"/>
+          </w:tcPr>
+          <w:p>
+            <w:pPr>
+              <w:spacing w:after="0" w:before="0" w:line="240" w:lineRule="auto"/>
+            </w:pPr>
+            <w:r/>
+            <w:r>
+              <w:rPr>
+                <w:rFonts w:ascii="Courier New" w:hAnsi="Courier New" w:cs="Courier New" w:eastAsia="Courier New"/>
+                <w:b w:val="0"/>
+                <w:i w:val="0"/>
+                <w:color w:val="000000"/>
+                <w:sz w:val="18"/>
+              </w:rPr>
+              <w:t>public double TinhLuong()</w:t>
+            </w:r>
+          </w:p>
+          <w:p>
+            <w:pPr>
+              <w:spacing w:after="0" w:before="0" w:line="240" w:lineRule="auto"/>
+            </w:pPr>
+            <w:r>
+              <w:rPr>
+                <w:rFonts w:ascii="Courier New" w:hAnsi="Courier New" w:cs="Courier New" w:eastAsia="Courier New"/>
+                <w:b w:val="0"/>
+                <w:i w:val="0"/>
+                <w:color w:val="000000"/>
+                <w:sz w:val="18"/>
+              </w:rPr>
+              <w:t>{</w:t>
+            </w:r>
+          </w:p>
+          <w:p>
+            <w:pPr>
+              <w:spacing w:after="0" w:before="0" w:line="240" w:lineRule="auto"/>
+            </w:pPr>
+            <w:r>
+              <w:rPr>
+                <w:rFonts w:ascii="Courier New" w:hAnsi="Courier New" w:cs="Courier New" w:eastAsia="Courier New"/>
+                <w:b w:val="0"/>
+                <w:i w:val="0"/>
+                <w:color w:val="000000"/>
+                <w:sz w:val="18"/>
+              </w:rPr>
+              <w:t xml:space="preserve">    return LuongCoBan * HeSo + PhuCap;</w:t>
+            </w:r>
+          </w:p>
+          <w:p>
+            <w:pPr>
+              <w:spacing w:after="0" w:before="0" w:line="240" w:lineRule="auto"/>
+            </w:pPr>
+            <w:r>
+              <w:rPr>
+                <w:rFonts w:ascii="Courier New" w:hAnsi="Courier New" w:cs="Courier New" w:eastAsia="Courier New"/>
+                <w:b w:val="0"/>
+                <w:i w:val="0"/>
+                <w:color w:val="000000"/>
+                <w:sz w:val="18"/>
+              </w:rPr>
+              <w:t>}</w:t>
+            </w:r>
+          </w:p>
+          <w:p>
+            <w:pPr>
+              <w:spacing w:after="0" w:before="0" w:line="240" w:lineRule="auto"/>
+            </w:pPr>
+            <w:r>
+              <w:rPr>
+                <w:rFonts w:ascii="Courier New" w:hAnsi="Courier New" w:cs="Courier New" w:eastAsia="Courier New"/>
+                <w:b w:val="0"/>
+                <w:i w:val="0"/>
+                <w:color w:val="000000"/>
+                <w:sz w:val="18"/>
+              </w:rPr>
+              <w:t xml:space="preserve"> </w:t>
+            </w:r>
+          </w:p>
+          <w:p>
+            <w:pPr>
+              <w:spacing w:after="0" w:before="0" w:line="240" w:lineRule="auto"/>
+            </w:pPr>
+            <w:r>
+              <w:rPr>
+                <w:rFonts w:ascii="Courier New" w:hAnsi="Courier New" w:cs="Courier New" w:eastAsia="Courier New"/>
+                <w:b w:val="0"/>
+                <w:i w:val="0"/>
+                <w:color w:val="000000"/>
+                <w:sz w:val="18"/>
+              </w:rPr>
+              <w:t>public double HeSo</w:t>
+            </w:r>
+          </w:p>
+          <w:p>
+            <w:pPr>
+              <w:spacing w:after="0" w:before="0" w:line="240" w:lineRule="auto"/>
+            </w:pPr>
+            <w:r>
+              <w:rPr>
+                <w:rFonts w:ascii="Courier New" w:hAnsi="Courier New" w:cs="Courier New" w:eastAsia="Courier New"/>
+                <w:b w:val="0"/>
+                <w:i w:val="0"/>
+                <w:color w:val="000000"/>
+                <w:sz w:val="18"/>
+              </w:rPr>
+              <w:t>{</w:t>
+            </w:r>
+          </w:p>
+          <w:p>
+            <w:pPr>
+              <w:spacing w:after="0" w:before="0" w:line="240" w:lineRule="auto"/>
+            </w:pPr>
+            <w:r>
+              <w:rPr>
+                <w:rFonts w:ascii="Courier New" w:hAnsi="Courier New" w:cs="Courier New" w:eastAsia="Courier New"/>
+                <w:b w:val="0"/>
+                <w:i w:val="0"/>
+                <w:color w:val="000000"/>
+                <w:sz w:val="18"/>
+              </w:rPr>
+              <w:t xml:space="preserve">    get { return _heSo; }</w:t>
+            </w:r>
+          </w:p>
+          <w:p>
+            <w:pPr>
+              <w:spacing w:after="0" w:before="0" w:line="240" w:lineRule="auto"/>
+            </w:pPr>
+            <w:r>
+              <w:rPr>
+                <w:rFonts w:ascii="Courier New" w:hAnsi="Courier New" w:cs="Courier New" w:eastAsia="Courier New"/>
+                <w:b w:val="0"/>
+                <w:i w:val="0"/>
+                <w:color w:val="000000"/>
+                <w:sz w:val="18"/>
+              </w:rPr>
+              <w:t xml:space="preserve">    set</w:t>
+            </w:r>
+          </w:p>
+          <w:p>
+            <w:pPr>
+              <w:spacing w:after="0" w:before="0" w:line="240" w:lineRule="auto"/>
+            </w:pPr>
+            <w:r>
+              <w:rPr>
+                <w:rFonts w:ascii="Courier New" w:hAnsi="Courier New" w:cs="Courier New" w:eastAsia="Courier New"/>
+                <w:b w:val="0"/>
+                <w:i w:val="0"/>
+                <w:color w:val="000000"/>
+                <w:sz w:val="18"/>
+              </w:rPr>
+              <w:t xml:space="preserve">    {</w:t>
+            </w:r>
+          </w:p>
+          <w:p>
+            <w:pPr>
+              <w:spacing w:after="0" w:before="0" w:line="240" w:lineRule="auto"/>
+            </w:pPr>
+            <w:r>
+              <w:rPr>
+                <w:rFonts w:ascii="Courier New" w:hAnsi="Courier New" w:cs="Courier New" w:eastAsia="Courier New"/>
+                <w:b w:val="0"/>
+                <w:i w:val="0"/>
+                <w:color w:val="000000"/>
+                <w:sz w:val="18"/>
+              </w:rPr>
+              <w:t xml:space="preserve">        if (value &lt;= 0)</w:t>
+            </w:r>
+          </w:p>
+          <w:p>
+            <w:pPr>
+              <w:spacing w:after="0" w:before="0" w:line="240" w:lineRule="auto"/>
+            </w:pPr>
+            <w:r>
+              <w:rPr>
+                <w:rFonts w:ascii="Courier New" w:hAnsi="Courier New" w:cs="Courier New" w:eastAsia="Courier New"/>
+                <w:b w:val="0"/>
+                <w:i w:val="0"/>
+                <w:color w:val="000000"/>
+                <w:sz w:val="18"/>
+              </w:rPr>
+              <w:t xml:space="preserve">            throw new ArgumentOutOfRangeException("HeSo", "Hệ số phải &gt; 0.");</w:t>
+            </w:r>
+          </w:p>
+          <w:p>
+            <w:pPr>
+              <w:spacing w:after="0" w:before="0" w:line="240" w:lineRule="auto"/>
+            </w:pPr>
+            <w:r>
+              <w:rPr>
+                <w:rFonts w:ascii="Courier New" w:hAnsi="Courier New" w:cs="Courier New" w:eastAsia="Courier New"/>
+                <w:b w:val="0"/>
+                <w:i w:val="0"/>
+                <w:color w:val="000000"/>
+                <w:sz w:val="18"/>
+              </w:rPr>
+              <w:t xml:space="preserve">        _heSo = value;</w:t>
+            </w:r>
+          </w:p>
+          <w:p>
+            <w:pPr>
+              <w:spacing w:after="0" w:before="0" w:line="240" w:lineRule="auto"/>
+            </w:pPr>
+            <w:r>
+              <w:rPr>
+                <w:rFonts w:ascii="Courier New" w:hAnsi="Courier New" w:cs="Courier New" w:eastAsia="Courier New"/>
+                <w:b w:val="0"/>
+                <w:i w:val="0"/>
+                <w:color w:val="000000"/>
+                <w:sz w:val="18"/>
+              </w:rPr>
+              <w:t xml:space="preserve">    }</w:t>
+            </w:r>
+          </w:p>
+          <w:p>
+            <w:pPr>
+              <w:spacing w:after="0" w:before="0" w:line="240" w:lineRule="auto"/>
+            </w:pPr>
+            <w:r>
+              <w:rPr>
+                <w:rFonts w:ascii="Courier New" w:hAnsi="Courier New" w:cs="Courier New" w:eastAsia="Courier New"/>
+                <w:b w:val="0"/>
+                <w:i w:val="0"/>
+                <w:color w:val="000000"/>
+                <w:sz w:val="18"/>
+              </w:rPr>
+              <w:t>}</w:t>
+            </w:r>
+          </w:p>
+        </w:tc>
+      </w:tr>
+    </w:tbl>
+    <w:p>
+      <w:pPr>
+        <w:keepNext/>
+        <w:spacing w:after="80" w:before="160" w:line="324" w:lineRule="auto"/>
       </w:pPr>
       <w:r>
         <w:rPr>
@@ -2034,7 +5102,8 @@
     </w:p>
     <w:p>
       <w:pPr>
-        <w:spacing w:after="240"/>
+        <w:keepNext/>
+        <w:spacing w:before="120" w:after="40"/>
         <w:jc w:val="center"/>
       </w:pPr>
       <w:r>
@@ -2053,7 +5122,7 @@
                     <pic:cNvPicPr/>
                   </pic:nvPicPr>
                   <pic:blipFill>
-                    <a:blip r:embed="rId16"/>
+                    <a:blip r:embed="rId18"/>
                     <a:stretch>
                       <a:fillRect/>
                     </a:stretch>
@@ -2074,8 +5143,25 @@
     </w:p>
     <w:p>
       <w:pPr>
+        <w:spacing w:before="80" w:after="240"/>
+        <w:jc w:val="center"/>
+      </w:pPr>
+      <w:r>
+        <w:rPr>
+          <w:rFonts w:ascii="Times New Roman" w:hAnsi="Times New Roman" w:cs="Times New Roman" w:eastAsia="Times New Roman"/>
+          <w:b w:val="0"/>
+          <w:i/>
+          <w:color w:val="444444"/>
+          <w:sz w:val="22"/>
+        </w:rPr>
+        <w:t>Hình 6.3: Kết quả chạy Bài 8 - Lớp NhanVien - Bảng lương</w:t>
+      </w:r>
+    </w:p>
+    <w:p>
+      <w:pPr>
         <w:keepNext/>
-        <w:spacing w:before="200" w:after="120"/>
+        <w:pageBreakBefore/>
+        <w:spacing w:before="240" w:after="120"/>
       </w:pPr>
       <w:r>
         <w:rPr>
@@ -2090,7 +5176,8 @@
     </w:p>
     <w:p>
       <w:pPr>
-        <w:spacing w:after="40" w:before="0" w:line="312" w:lineRule="auto"/>
+        <w:keepNext w:val="0"/>
+        <w:spacing w:after="40" w:before="0" w:line="324" w:lineRule="auto"/>
       </w:pPr>
       <w:r>
         <w:rPr>
@@ -2105,8 +5192,10 @@
     </w:p>
     <w:p>
       <w:pPr>
-        <w:spacing w:after="120" w:before="0" w:line="312" w:lineRule="auto"/>
-        <w:ind w:firstLine="567"/>
+        <w:keepNext w:val="0"/>
+        <w:spacing w:after="160" w:before="0" w:line="324" w:lineRule="auto"/>
+        <w:ind w:left="283"/>
+        <w:jc w:val="both"/>
       </w:pPr>
       <w:r>
         <w:rPr>
@@ -2121,7 +5210,8 @@
     </w:p>
     <w:p>
       <w:pPr>
-        <w:spacing w:after="40" w:before="0" w:line="312" w:lineRule="auto"/>
+        <w:keepNext w:val="0"/>
+        <w:spacing w:after="40" w:before="0" w:line="324" w:lineRule="auto"/>
       </w:pPr>
       <w:r>
         <w:rPr>
@@ -2136,8 +5226,10 @@
     </w:p>
     <w:p>
       <w:pPr>
-        <w:spacing w:after="120" w:before="0" w:line="312" w:lineRule="auto"/>
-        <w:ind w:firstLine="567"/>
+        <w:keepNext w:val="0"/>
+        <w:spacing w:after="160" w:before="0" w:line="324" w:lineRule="auto"/>
+        <w:ind w:left="283"/>
+        <w:jc w:val="both"/>
       </w:pPr>
       <w:r>
         <w:rPr>
@@ -2152,7 +5244,268 @@
     </w:p>
     <w:p>
       <w:pPr>
-        <w:spacing w:after="80" w:before="0" w:line="312" w:lineRule="auto"/>
+        <w:keepNext w:val="0"/>
+        <w:spacing w:after="80" w:before="0" w:line="324" w:lineRule="auto"/>
+      </w:pPr>
+      <w:r>
+        <w:rPr>
+          <w:rFonts w:ascii="Times New Roman" w:hAnsi="Times New Roman" w:cs="Times New Roman" w:eastAsia="Times New Roman"/>
+          <w:b/>
+          <w:i w:val="0"/>
+          <w:color w:val="000000"/>
+          <w:sz w:val="26"/>
+        </w:rPr>
+        <w:t>Mã nguồn chính:</w:t>
+      </w:r>
+    </w:p>
+    <w:tbl>
+      <w:tblPr>
+        <w:tblStyle w:val="TableGrid"/>
+        <w:tblW w:type="auto" w:w="0"/>
+        <w:tblLook w:firstColumn="1" w:firstRow="1" w:lastColumn="0" w:lastRow="0" w:noHBand="0" w:noVBand="1" w:val="04A0"/>
+      </w:tblPr>
+      <w:tblGrid>
+        <w:gridCol w:w="9071"/>
+      </w:tblGrid>
+      <w:tr>
+        <w:tc>
+          <w:tcPr>
+            <w:tcW w:type="dxa" w:w="9071"/>
+            <w:shd w:val="clear" w:color="auto" w:fill="F2F2F2"/>
+          </w:tcPr>
+          <w:p>
+            <w:pPr>
+              <w:spacing w:after="0" w:before="0" w:line="240" w:lineRule="auto"/>
+            </w:pPr>
+            <w:r/>
+            <w:r>
+              <w:rPr>
+                <w:rFonts w:ascii="Courier New" w:hAnsi="Courier New" w:cs="Courier New" w:eastAsia="Courier New"/>
+                <w:b w:val="0"/>
+                <w:i w:val="0"/>
+                <w:color w:val="000000"/>
+                <w:sz w:val="19"/>
+              </w:rPr>
+              <w:t>public HinhChuNhat(double chieuDai, double chieuRong)</w:t>
+            </w:r>
+          </w:p>
+          <w:p>
+            <w:pPr>
+              <w:spacing w:after="0" w:before="0" w:line="240" w:lineRule="auto"/>
+            </w:pPr>
+            <w:r>
+              <w:rPr>
+                <w:rFonts w:ascii="Courier New" w:hAnsi="Courier New" w:cs="Courier New" w:eastAsia="Courier New"/>
+                <w:b w:val="0"/>
+                <w:i w:val="0"/>
+                <w:color w:val="000000"/>
+                <w:sz w:val="19"/>
+              </w:rPr>
+              <w:t>{</w:t>
+            </w:r>
+          </w:p>
+          <w:p>
+            <w:pPr>
+              <w:spacing w:after="0" w:before="0" w:line="240" w:lineRule="auto"/>
+            </w:pPr>
+            <w:r>
+              <w:rPr>
+                <w:rFonts w:ascii="Courier New" w:hAnsi="Courier New" w:cs="Courier New" w:eastAsia="Courier New"/>
+                <w:b w:val="0"/>
+                <w:i w:val="0"/>
+                <w:color w:val="000000"/>
+                <w:sz w:val="19"/>
+              </w:rPr>
+              <w:t xml:space="preserve">    ChieuDai = chieuDai;</w:t>
+            </w:r>
+          </w:p>
+          <w:p>
+            <w:pPr>
+              <w:spacing w:after="0" w:before="0" w:line="240" w:lineRule="auto"/>
+            </w:pPr>
+            <w:r>
+              <w:rPr>
+                <w:rFonts w:ascii="Courier New" w:hAnsi="Courier New" w:cs="Courier New" w:eastAsia="Courier New"/>
+                <w:b w:val="0"/>
+                <w:i w:val="0"/>
+                <w:color w:val="000000"/>
+                <w:sz w:val="19"/>
+              </w:rPr>
+              <w:t xml:space="preserve">    ChieuRong = chieuRong;</w:t>
+            </w:r>
+          </w:p>
+          <w:p>
+            <w:pPr>
+              <w:spacing w:after="0" w:before="0" w:line="240" w:lineRule="auto"/>
+            </w:pPr>
+            <w:r>
+              <w:rPr>
+                <w:rFonts w:ascii="Courier New" w:hAnsi="Courier New" w:cs="Courier New" w:eastAsia="Courier New"/>
+                <w:b w:val="0"/>
+                <w:i w:val="0"/>
+                <w:color w:val="000000"/>
+                <w:sz w:val="19"/>
+              </w:rPr>
+              <w:t>}</w:t>
+            </w:r>
+          </w:p>
+          <w:p>
+            <w:pPr>
+              <w:spacing w:after="0" w:before="0" w:line="240" w:lineRule="auto"/>
+            </w:pPr>
+            <w:r>
+              <w:rPr>
+                <w:rFonts w:ascii="Courier New" w:hAnsi="Courier New" w:cs="Courier New" w:eastAsia="Courier New"/>
+                <w:b w:val="0"/>
+                <w:i w:val="0"/>
+                <w:color w:val="000000"/>
+                <w:sz w:val="19"/>
+              </w:rPr>
+              <w:t xml:space="preserve"> </w:t>
+            </w:r>
+          </w:p>
+          <w:p>
+            <w:pPr>
+              <w:spacing w:after="0" w:before="0" w:line="240" w:lineRule="auto"/>
+            </w:pPr>
+            <w:r>
+              <w:rPr>
+                <w:rFonts w:ascii="Courier New" w:hAnsi="Courier New" w:cs="Courier New" w:eastAsia="Courier New"/>
+                <w:b w:val="0"/>
+                <w:i w:val="0"/>
+                <w:color w:val="000000"/>
+                <w:sz w:val="19"/>
+              </w:rPr>
+              <w:t>public double ChuVi()</w:t>
+            </w:r>
+          </w:p>
+          <w:p>
+            <w:pPr>
+              <w:spacing w:after="0" w:before="0" w:line="240" w:lineRule="auto"/>
+            </w:pPr>
+            <w:r>
+              <w:rPr>
+                <w:rFonts w:ascii="Courier New" w:hAnsi="Courier New" w:cs="Courier New" w:eastAsia="Courier New"/>
+                <w:b w:val="0"/>
+                <w:i w:val="0"/>
+                <w:color w:val="000000"/>
+                <w:sz w:val="19"/>
+              </w:rPr>
+              <w:t>{</w:t>
+            </w:r>
+          </w:p>
+          <w:p>
+            <w:pPr>
+              <w:spacing w:after="0" w:before="0" w:line="240" w:lineRule="auto"/>
+            </w:pPr>
+            <w:r>
+              <w:rPr>
+                <w:rFonts w:ascii="Courier New" w:hAnsi="Courier New" w:cs="Courier New" w:eastAsia="Courier New"/>
+                <w:b w:val="0"/>
+                <w:i w:val="0"/>
+                <w:color w:val="000000"/>
+                <w:sz w:val="19"/>
+              </w:rPr>
+              <w:t xml:space="preserve">    return (_chieuDai + _chieuRong) * 2;</w:t>
+            </w:r>
+          </w:p>
+          <w:p>
+            <w:pPr>
+              <w:spacing w:after="0" w:before="0" w:line="240" w:lineRule="auto"/>
+            </w:pPr>
+            <w:r>
+              <w:rPr>
+                <w:rFonts w:ascii="Courier New" w:hAnsi="Courier New" w:cs="Courier New" w:eastAsia="Courier New"/>
+                <w:b w:val="0"/>
+                <w:i w:val="0"/>
+                <w:color w:val="000000"/>
+                <w:sz w:val="19"/>
+              </w:rPr>
+              <w:t>}</w:t>
+            </w:r>
+          </w:p>
+          <w:p>
+            <w:pPr>
+              <w:spacing w:after="0" w:before="0" w:line="240" w:lineRule="auto"/>
+            </w:pPr>
+            <w:r>
+              <w:rPr>
+                <w:rFonts w:ascii="Courier New" w:hAnsi="Courier New" w:cs="Courier New" w:eastAsia="Courier New"/>
+                <w:b w:val="0"/>
+                <w:i w:val="0"/>
+                <w:color w:val="000000"/>
+                <w:sz w:val="19"/>
+              </w:rPr>
+              <w:t xml:space="preserve"> </w:t>
+            </w:r>
+          </w:p>
+          <w:p>
+            <w:pPr>
+              <w:spacing w:after="0" w:before="0" w:line="240" w:lineRule="auto"/>
+            </w:pPr>
+            <w:r>
+              <w:rPr>
+                <w:rFonts w:ascii="Courier New" w:hAnsi="Courier New" w:cs="Courier New" w:eastAsia="Courier New"/>
+                <w:b w:val="0"/>
+                <w:i w:val="0"/>
+                <w:color w:val="000000"/>
+                <w:sz w:val="19"/>
+              </w:rPr>
+              <w:t>public double DienTich()</w:t>
+            </w:r>
+          </w:p>
+          <w:p>
+            <w:pPr>
+              <w:spacing w:after="0" w:before="0" w:line="240" w:lineRule="auto"/>
+            </w:pPr>
+            <w:r>
+              <w:rPr>
+                <w:rFonts w:ascii="Courier New" w:hAnsi="Courier New" w:cs="Courier New" w:eastAsia="Courier New"/>
+                <w:b w:val="0"/>
+                <w:i w:val="0"/>
+                <w:color w:val="000000"/>
+                <w:sz w:val="19"/>
+              </w:rPr>
+              <w:t>{</w:t>
+            </w:r>
+          </w:p>
+          <w:p>
+            <w:pPr>
+              <w:spacing w:after="0" w:before="0" w:line="240" w:lineRule="auto"/>
+            </w:pPr>
+            <w:r>
+              <w:rPr>
+                <w:rFonts w:ascii="Courier New" w:hAnsi="Courier New" w:cs="Courier New" w:eastAsia="Courier New"/>
+                <w:b w:val="0"/>
+                <w:i w:val="0"/>
+                <w:color w:val="000000"/>
+                <w:sz w:val="19"/>
+              </w:rPr>
+              <w:t xml:space="preserve">    return _chieuDai * _chieuRong;</w:t>
+            </w:r>
+          </w:p>
+          <w:p>
+            <w:pPr>
+              <w:spacing w:after="0" w:before="0" w:line="240" w:lineRule="auto"/>
+            </w:pPr>
+            <w:r>
+              <w:rPr>
+                <w:rFonts w:ascii="Courier New" w:hAnsi="Courier New" w:cs="Courier New" w:eastAsia="Courier New"/>
+                <w:b w:val="0"/>
+                <w:i w:val="0"/>
+                <w:color w:val="000000"/>
+                <w:sz w:val="19"/>
+              </w:rPr>
+              <w:t>}</w:t>
+            </w:r>
+          </w:p>
+        </w:tc>
+      </w:tr>
+    </w:tbl>
+    <w:p>
+      <w:pPr>
+        <w:keepNext/>
+        <w:spacing w:after="80" w:before="160" w:line="324" w:lineRule="auto"/>
       </w:pPr>
       <w:r>
         <w:rPr>
@@ -2167,7 +5520,8 @@
     </w:p>
     <w:p>
       <w:pPr>
-        <w:spacing w:after="240"/>
+        <w:keepNext/>
+        <w:spacing w:before="120" w:after="40"/>
         <w:jc w:val="center"/>
       </w:pPr>
       <w:r>
@@ -2183,211 +5537,6 @@
                 <pic:pic>
                   <pic:nvPicPr>
                     <pic:cNvPr id="0" name="Bai09.png"/>
-                    <pic:cNvPicPr/>
-                  </pic:nvPicPr>
-                  <pic:blipFill>
-                    <a:blip r:embed="rId17"/>
-                    <a:stretch>
-                      <a:fillRect/>
-                    </a:stretch>
-                  </pic:blipFill>
-                  <pic:spPr>
-                    <a:xfrm>
-                      <a:off x="0" y="0"/>
-                      <a:ext cx="5580000" cy="2716579"/>
-                    </a:xfrm>
-                    <a:prstGeom prst="rect"/>
-                  </pic:spPr>
-                </pic:pic>
-              </a:graphicData>
-            </a:graphic>
-          </wp:inline>
-        </w:drawing>
-      </w:r>
-    </w:p>
-    <w:p>
-      <w:pPr>
-        <w:keepNext/>
-        <w:spacing w:before="200" w:after="120"/>
-      </w:pPr>
-      <w:r>
-        <w:rPr>
-          <w:rFonts w:ascii="Times New Roman" w:hAnsi="Times New Roman" w:cs="Times New Roman" w:eastAsia="Times New Roman"/>
-          <w:b/>
-          <w:i w:val="0"/>
-          <w:color w:val="000000"/>
-          <w:sz w:val="28"/>
-        </w:rPr>
-        <w:t>6.5. Bài 10: Ứng dụng quản lý sinh viên (Console)</w:t>
-      </w:r>
-    </w:p>
-    <w:p>
-      <w:pPr>
-        <w:spacing w:after="40" w:before="0" w:line="312" w:lineRule="auto"/>
-      </w:pPr>
-      <w:r>
-        <w:rPr>
-          <w:rFonts w:ascii="Times New Roman" w:hAnsi="Times New Roman" w:cs="Times New Roman" w:eastAsia="Times New Roman"/>
-          <w:b/>
-          <w:i w:val="0"/>
-          <w:color w:val="000000"/>
-          <w:sz w:val="26"/>
-        </w:rPr>
-        <w:t>Yêu cầu:</w:t>
-      </w:r>
-    </w:p>
-    <w:p>
-      <w:pPr>
-        <w:spacing w:after="120" w:before="0" w:line="312" w:lineRule="auto"/>
-        <w:ind w:firstLine="567"/>
-      </w:pPr>
-      <w:r>
-        <w:rPr>
-          <w:rFonts w:ascii="Times New Roman" w:hAnsi="Times New Roman" w:cs="Times New Roman" w:eastAsia="Times New Roman"/>
-          <w:b w:val="0"/>
-          <w:i w:val="0"/>
-          <w:color w:val="000000"/>
-          <w:sz w:val="26"/>
-        </w:rPr>
-        <w:t>Tạo menu thêm, sửa, xóa, tìm kiếm, sắp xếp và thống kê danh sách SinhVien trong bộ nhớ.</w:t>
-      </w:r>
-    </w:p>
-    <w:p>
-      <w:pPr>
-        <w:spacing w:after="40" w:before="0" w:line="312" w:lineRule="auto"/>
-      </w:pPr>
-      <w:r>
-        <w:rPr>
-          <w:rFonts w:ascii="Times New Roman" w:hAnsi="Times New Roman" w:cs="Times New Roman" w:eastAsia="Times New Roman"/>
-          <w:b/>
-          <w:i w:val="0"/>
-          <w:color w:val="000000"/>
-          <w:sz w:val="26"/>
-        </w:rPr>
-        <w:t>Cách triển khai:</w:t>
-      </w:r>
-    </w:p>
-    <w:p>
-      <w:pPr>
-        <w:spacing w:after="120" w:before="0" w:line="312" w:lineRule="auto"/>
-        <w:ind w:firstLine="567"/>
-      </w:pPr>
-      <w:r>
-        <w:rPr>
-          <w:rFonts w:ascii="Times New Roman" w:hAnsi="Times New Roman" w:cs="Times New Roman" w:eastAsia="Times New Roman"/>
-          <w:b w:val="0"/>
-          <w:i w:val="0"/>
-          <w:color w:val="000000"/>
-          <w:sz w:val="26"/>
-        </w:rPr>
-        <w:t>Lớp QuanLySinhVien bọc List&lt;SinhVien&gt; với các phương thức Them, Sua, Xoa, TimTheoMa, TimTheoTen, SapXepTheoDiemGiamDan, SapXepTheoMa, ThongKe. Toàn bộ thao tác nằm trong menu do-while.</w:t>
-      </w:r>
-    </w:p>
-    <w:p>
-      <w:pPr>
-        <w:spacing w:after="80" w:before="0" w:line="312" w:lineRule="auto"/>
-      </w:pPr>
-      <w:r>
-        <w:rPr>
-          <w:rFonts w:ascii="Times New Roman" w:hAnsi="Times New Roman" w:cs="Times New Roman" w:eastAsia="Times New Roman"/>
-          <w:b/>
-          <w:i w:val="0"/>
-          <w:color w:val="000000"/>
-          <w:sz w:val="26"/>
-        </w:rPr>
-        <w:t>Kết quả chạy chương trình:</w:t>
-      </w:r>
-    </w:p>
-    <w:p>
-      <w:pPr>
-        <w:spacing w:after="240"/>
-        <w:jc w:val="center"/>
-      </w:pPr>
-      <w:r>
-        <w:drawing>
-          <wp:inline xmlns:a="http://schemas.openxmlformats.org/drawingml/2006/main" xmlns:pic="http://schemas.openxmlformats.org/drawingml/2006/picture">
-            <wp:extent cx="5580000" cy="4715331"/>
-            <wp:docPr id="10" name="Picture 10"/>
-            <wp:cNvGraphicFramePr>
-              <a:graphicFrameLocks noChangeAspect="1"/>
-            </wp:cNvGraphicFramePr>
-            <a:graphic>
-              <a:graphicData uri="http://schemas.openxmlformats.org/drawingml/2006/picture">
-                <pic:pic>
-                  <pic:nvPicPr>
-                    <pic:cNvPr id="0" name="Bai10.png"/>
-                    <pic:cNvPicPr/>
-                  </pic:nvPicPr>
-                  <pic:blipFill>
-                    <a:blip r:embed="rId18"/>
-                    <a:stretch>
-                      <a:fillRect/>
-                    </a:stretch>
-                  </pic:blipFill>
-                  <pic:spPr>
-                    <a:xfrm>
-                      <a:off x="0" y="0"/>
-                      <a:ext cx="5580000" cy="4715331"/>
-                    </a:xfrm>
-                    <a:prstGeom prst="rect"/>
-                  </pic:spPr>
-                </pic:pic>
-              </a:graphicData>
-            </a:graphic>
-          </wp:inline>
-        </w:drawing>
-      </w:r>
-    </w:p>
-    <w:p>
-      <w:pPr>
-        <w:keepNext/>
-        <w:spacing w:before="200" w:after="120"/>
-      </w:pPr>
-      <w:r>
-        <w:rPr>
-          <w:rFonts w:ascii="Times New Roman" w:hAnsi="Times New Roman" w:cs="Times New Roman" w:eastAsia="Times New Roman"/>
-          <w:b/>
-          <w:i w:val="0"/>
-          <w:color w:val="000000"/>
-          <w:sz w:val="30"/>
-        </w:rPr>
-        <w:t>7. KẾT QUẢ BUILD VÀ KIỂM THỬ</w:t>
-      </w:r>
-    </w:p>
-    <w:p>
-      <w:pPr>
-        <w:spacing w:after="120" w:before="0" w:line="312" w:lineRule="auto"/>
-        <w:ind w:firstLine="567"/>
-      </w:pPr>
-      <w:r>
-        <w:rPr>
-          <w:rFonts w:ascii="Times New Roman" w:hAnsi="Times New Roman" w:cs="Times New Roman" w:eastAsia="Times New Roman"/>
-          <w:b w:val="0"/>
-          <w:i w:val="0"/>
-          <w:color w:val="000000"/>
-          <w:sz w:val="26"/>
-        </w:rPr>
-        <w:t>Kết quả biên dịch toàn bộ solution:</w:t>
-      </w:r>
-    </w:p>
-    <w:p>
-      <w:pPr>
-        <w:spacing w:after="240"/>
-        <w:jc w:val="center"/>
-      </w:pPr>
-      <w:r>
-        <w:drawing>
-          <wp:inline xmlns:a="http://schemas.openxmlformats.org/drawingml/2006/main" xmlns:pic="http://schemas.openxmlformats.org/drawingml/2006/picture">
-            <wp:extent cx="5580000" cy="2716579"/>
-            <wp:docPr id="11" name="Picture 11"/>
-            <wp:cNvGraphicFramePr>
-              <a:graphicFrameLocks noChangeAspect="1"/>
-            </wp:cNvGraphicFramePr>
-            <a:graphic>
-              <a:graphicData uri="http://schemas.openxmlformats.org/drawingml/2006/picture">
-                <pic:pic>
-                  <pic:nvPicPr>
-                    <pic:cNvPr id="0" name="Build.png"/>
                     <pic:cNvPicPr/>
                   </pic:nvPicPr>
                   <pic:blipFill>
@@ -2412,8 +5561,1380 @@
     </w:p>
     <w:p>
       <w:pPr>
+        <w:spacing w:before="80" w:after="240"/>
+        <w:jc w:val="center"/>
+      </w:pPr>
+      <w:r>
+        <w:rPr>
+          <w:rFonts w:ascii="Times New Roman" w:hAnsi="Times New Roman" w:cs="Times New Roman" w:eastAsia="Times New Roman"/>
+          <w:b w:val="0"/>
+          <w:i/>
+          <w:color w:val="444444"/>
+          <w:sz w:val="22"/>
+        </w:rPr>
+        <w:t>Hình 6.4: Kết quả chạy Bài 9 - Lớp HinhChuNhat</w:t>
+      </w:r>
+    </w:p>
+    <w:p>
+      <w:pPr>
         <w:keepNext/>
-        <w:spacing w:before="200" w:after="120"/>
+        <w:pageBreakBefore/>
+        <w:spacing w:before="240" w:after="120"/>
+      </w:pPr>
+      <w:r>
+        <w:rPr>
+          <w:rFonts w:ascii="Times New Roman" w:hAnsi="Times New Roman" w:cs="Times New Roman" w:eastAsia="Times New Roman"/>
+          <w:b/>
+          <w:i w:val="0"/>
+          <w:color w:val="000000"/>
+          <w:sz w:val="28"/>
+        </w:rPr>
+        <w:t>6.5. Bài 10: Ứng dụng quản lý sinh viên (Console)</w:t>
+      </w:r>
+    </w:p>
+    <w:p>
+      <w:pPr>
+        <w:keepNext w:val="0"/>
+        <w:spacing w:after="40" w:before="0" w:line="324" w:lineRule="auto"/>
+      </w:pPr>
+      <w:r>
+        <w:rPr>
+          <w:rFonts w:ascii="Times New Roman" w:hAnsi="Times New Roman" w:cs="Times New Roman" w:eastAsia="Times New Roman"/>
+          <w:b/>
+          <w:i w:val="0"/>
+          <w:color w:val="000000"/>
+          <w:sz w:val="26"/>
+        </w:rPr>
+        <w:t>Yêu cầu:</w:t>
+      </w:r>
+    </w:p>
+    <w:p>
+      <w:pPr>
+        <w:keepNext w:val="0"/>
+        <w:spacing w:after="160" w:before="0" w:line="324" w:lineRule="auto"/>
+        <w:ind w:left="283"/>
+        <w:jc w:val="both"/>
+      </w:pPr>
+      <w:r>
+        <w:rPr>
+          <w:rFonts w:ascii="Times New Roman" w:hAnsi="Times New Roman" w:cs="Times New Roman" w:eastAsia="Times New Roman"/>
+          <w:b w:val="0"/>
+          <w:i w:val="0"/>
+          <w:color w:val="000000"/>
+          <w:sz w:val="26"/>
+        </w:rPr>
+        <w:t>Tạo menu thêm, sửa, xóa, tìm kiếm, sắp xếp và thống kê danh sách SinhVien trong bộ nhớ.</w:t>
+      </w:r>
+    </w:p>
+    <w:p>
+      <w:pPr>
+        <w:keepNext w:val="0"/>
+        <w:spacing w:after="40" w:before="0" w:line="324" w:lineRule="auto"/>
+      </w:pPr>
+      <w:r>
+        <w:rPr>
+          <w:rFonts w:ascii="Times New Roman" w:hAnsi="Times New Roman" w:cs="Times New Roman" w:eastAsia="Times New Roman"/>
+          <w:b/>
+          <w:i w:val="0"/>
+          <w:color w:val="000000"/>
+          <w:sz w:val="26"/>
+        </w:rPr>
+        <w:t>Cách triển khai:</w:t>
+      </w:r>
+    </w:p>
+    <w:p>
+      <w:pPr>
+        <w:keepNext w:val="0"/>
+        <w:spacing w:after="160" w:before="0" w:line="324" w:lineRule="auto"/>
+        <w:ind w:left="283"/>
+        <w:jc w:val="both"/>
+      </w:pPr>
+      <w:r>
+        <w:rPr>
+          <w:rFonts w:ascii="Times New Roman" w:hAnsi="Times New Roman" w:cs="Times New Roman" w:eastAsia="Times New Roman"/>
+          <w:b w:val="0"/>
+          <w:i w:val="0"/>
+          <w:color w:val="000000"/>
+          <w:sz w:val="26"/>
+        </w:rPr>
+        <w:t>Lớp QuanLySinhVien bọc List&lt;SinhVien&gt; với các phương thức Them, Sua, Xoa, TimTheoMa, TimTheoTen, SapXepTheoDiemGiamDan, SapXepTheoMa, ThongKe. Toàn bộ thao tác nằm trong menu do-while.</w:t>
+      </w:r>
+    </w:p>
+    <w:p>
+      <w:pPr>
+        <w:keepNext w:val="0"/>
+        <w:spacing w:after="80" w:before="0" w:line="324" w:lineRule="auto"/>
+      </w:pPr>
+      <w:r>
+        <w:rPr>
+          <w:rFonts w:ascii="Times New Roman" w:hAnsi="Times New Roman" w:cs="Times New Roman" w:eastAsia="Times New Roman"/>
+          <w:b/>
+          <w:i w:val="0"/>
+          <w:color w:val="000000"/>
+          <w:sz w:val="26"/>
+        </w:rPr>
+        <w:t>Mã nguồn chính:</w:t>
+      </w:r>
+    </w:p>
+    <w:tbl>
+      <w:tblPr>
+        <w:tblStyle w:val="TableGrid"/>
+        <w:tblW w:type="auto" w:w="0"/>
+        <w:tblLook w:firstColumn="1" w:firstRow="1" w:lastColumn="0" w:lastRow="0" w:noHBand="0" w:noVBand="1" w:val="04A0"/>
+      </w:tblPr>
+      <w:tblGrid>
+        <w:gridCol w:w="9071"/>
+      </w:tblGrid>
+      <w:tr>
+        <w:tc>
+          <w:tcPr>
+            <w:tcW w:type="dxa" w:w="9071"/>
+            <w:shd w:val="clear" w:color="auto" w:fill="F2F2F2"/>
+          </w:tcPr>
+          <w:p>
+            <w:pPr>
+              <w:spacing w:after="0" w:before="0" w:line="240" w:lineRule="auto"/>
+            </w:pPr>
+            <w:r/>
+            <w:r>
+              <w:rPr>
+                <w:rFonts w:ascii="Courier New" w:hAnsi="Courier New" w:cs="Courier New" w:eastAsia="Courier New"/>
+                <w:b w:val="0"/>
+                <w:i w:val="0"/>
+                <w:color w:val="000000"/>
+                <w:sz w:val="18"/>
+              </w:rPr>
+              <w:t>public bool Them(SinhVien sv)</w:t>
+            </w:r>
+          </w:p>
+          <w:p>
+            <w:pPr>
+              <w:spacing w:after="0" w:before="0" w:line="240" w:lineRule="auto"/>
+            </w:pPr>
+            <w:r>
+              <w:rPr>
+                <w:rFonts w:ascii="Courier New" w:hAnsi="Courier New" w:cs="Courier New" w:eastAsia="Courier New"/>
+                <w:b w:val="0"/>
+                <w:i w:val="0"/>
+                <w:color w:val="000000"/>
+                <w:sz w:val="18"/>
+              </w:rPr>
+              <w:t>{</w:t>
+            </w:r>
+          </w:p>
+          <w:p>
+            <w:pPr>
+              <w:spacing w:after="0" w:before="0" w:line="240" w:lineRule="auto"/>
+            </w:pPr>
+            <w:r>
+              <w:rPr>
+                <w:rFonts w:ascii="Courier New" w:hAnsi="Courier New" w:cs="Courier New" w:eastAsia="Courier New"/>
+                <w:b w:val="0"/>
+                <w:i w:val="0"/>
+                <w:color w:val="000000"/>
+                <w:sz w:val="18"/>
+              </w:rPr>
+              <w:t xml:space="preserve">    if (TimTheoMa(sv.MaSV) != null) return false;</w:t>
+            </w:r>
+          </w:p>
+          <w:p>
+            <w:pPr>
+              <w:spacing w:after="0" w:before="0" w:line="240" w:lineRule="auto"/>
+            </w:pPr>
+            <w:r>
+              <w:rPr>
+                <w:rFonts w:ascii="Courier New" w:hAnsi="Courier New" w:cs="Courier New" w:eastAsia="Courier New"/>
+                <w:b w:val="0"/>
+                <w:i w:val="0"/>
+                <w:color w:val="000000"/>
+                <w:sz w:val="18"/>
+              </w:rPr>
+              <w:t xml:space="preserve">    _ds.Add(sv);</w:t>
+            </w:r>
+          </w:p>
+          <w:p>
+            <w:pPr>
+              <w:spacing w:after="0" w:before="0" w:line="240" w:lineRule="auto"/>
+            </w:pPr>
+            <w:r>
+              <w:rPr>
+                <w:rFonts w:ascii="Courier New" w:hAnsi="Courier New" w:cs="Courier New" w:eastAsia="Courier New"/>
+                <w:b w:val="0"/>
+                <w:i w:val="0"/>
+                <w:color w:val="000000"/>
+                <w:sz w:val="18"/>
+              </w:rPr>
+              <w:t xml:space="preserve">    return true;</w:t>
+            </w:r>
+          </w:p>
+          <w:p>
+            <w:pPr>
+              <w:spacing w:after="0" w:before="0" w:line="240" w:lineRule="auto"/>
+            </w:pPr>
+            <w:r>
+              <w:rPr>
+                <w:rFonts w:ascii="Courier New" w:hAnsi="Courier New" w:cs="Courier New" w:eastAsia="Courier New"/>
+                <w:b w:val="0"/>
+                <w:i w:val="0"/>
+                <w:color w:val="000000"/>
+                <w:sz w:val="18"/>
+              </w:rPr>
+              <w:t>}</w:t>
+            </w:r>
+          </w:p>
+          <w:p>
+            <w:pPr>
+              <w:spacing w:after="0" w:before="0" w:line="240" w:lineRule="auto"/>
+            </w:pPr>
+            <w:r>
+              <w:rPr>
+                <w:rFonts w:ascii="Courier New" w:hAnsi="Courier New" w:cs="Courier New" w:eastAsia="Courier New"/>
+                <w:b w:val="0"/>
+                <w:i w:val="0"/>
+                <w:color w:val="000000"/>
+                <w:sz w:val="18"/>
+              </w:rPr>
+              <w:t xml:space="preserve"> </w:t>
+            </w:r>
+          </w:p>
+          <w:p>
+            <w:pPr>
+              <w:spacing w:after="0" w:before="0" w:line="240" w:lineRule="auto"/>
+            </w:pPr>
+            <w:r>
+              <w:rPr>
+                <w:rFonts w:ascii="Courier New" w:hAnsi="Courier New" w:cs="Courier New" w:eastAsia="Courier New"/>
+                <w:b w:val="0"/>
+                <w:i w:val="0"/>
+                <w:color w:val="000000"/>
+                <w:sz w:val="18"/>
+              </w:rPr>
+              <w:t>public SinhVien TimTheoMa(string ma)</w:t>
+            </w:r>
+          </w:p>
+          <w:p>
+            <w:pPr>
+              <w:spacing w:after="0" w:before="0" w:line="240" w:lineRule="auto"/>
+            </w:pPr>
+            <w:r>
+              <w:rPr>
+                <w:rFonts w:ascii="Courier New" w:hAnsi="Courier New" w:cs="Courier New" w:eastAsia="Courier New"/>
+                <w:b w:val="0"/>
+                <w:i w:val="0"/>
+                <w:color w:val="000000"/>
+                <w:sz w:val="18"/>
+              </w:rPr>
+              <w:t>{</w:t>
+            </w:r>
+          </w:p>
+          <w:p>
+            <w:pPr>
+              <w:spacing w:after="0" w:before="0" w:line="240" w:lineRule="auto"/>
+            </w:pPr>
+            <w:r>
+              <w:rPr>
+                <w:rFonts w:ascii="Courier New" w:hAnsi="Courier New" w:cs="Courier New" w:eastAsia="Courier New"/>
+                <w:b w:val="0"/>
+                <w:i w:val="0"/>
+                <w:color w:val="000000"/>
+                <w:sz w:val="18"/>
+              </w:rPr>
+              <w:t xml:space="preserve">    return _ds.FirstOrDefault(x =&gt; x.MaSV.Equals(ma,</w:t>
+            </w:r>
+          </w:p>
+          <w:p>
+            <w:pPr>
+              <w:spacing w:after="0" w:before="0" w:line="240" w:lineRule="auto"/>
+            </w:pPr>
+            <w:r>
+              <w:rPr>
+                <w:rFonts w:ascii="Courier New" w:hAnsi="Courier New" w:cs="Courier New" w:eastAsia="Courier New"/>
+                <w:b w:val="0"/>
+                <w:i w:val="0"/>
+                <w:color w:val="000000"/>
+                <w:sz w:val="18"/>
+              </w:rPr>
+              <w:t xml:space="preserve">        StringComparison.OrdinalIgnoreCase));</w:t>
+            </w:r>
+          </w:p>
+          <w:p>
+            <w:pPr>
+              <w:spacing w:after="0" w:before="0" w:line="240" w:lineRule="auto"/>
+            </w:pPr>
+            <w:r>
+              <w:rPr>
+                <w:rFonts w:ascii="Courier New" w:hAnsi="Courier New" w:cs="Courier New" w:eastAsia="Courier New"/>
+                <w:b w:val="0"/>
+                <w:i w:val="0"/>
+                <w:color w:val="000000"/>
+                <w:sz w:val="18"/>
+              </w:rPr>
+              <w:t>}</w:t>
+            </w:r>
+          </w:p>
+          <w:p>
+            <w:pPr>
+              <w:spacing w:after="0" w:before="0" w:line="240" w:lineRule="auto"/>
+            </w:pPr>
+            <w:r>
+              <w:rPr>
+                <w:rFonts w:ascii="Courier New" w:hAnsi="Courier New" w:cs="Courier New" w:eastAsia="Courier New"/>
+                <w:b w:val="0"/>
+                <w:i w:val="0"/>
+                <w:color w:val="000000"/>
+                <w:sz w:val="18"/>
+              </w:rPr>
+              <w:t xml:space="preserve"> </w:t>
+            </w:r>
+          </w:p>
+          <w:p>
+            <w:pPr>
+              <w:spacing w:after="0" w:before="0" w:line="240" w:lineRule="auto"/>
+            </w:pPr>
+            <w:r>
+              <w:rPr>
+                <w:rFonts w:ascii="Courier New" w:hAnsi="Courier New" w:cs="Courier New" w:eastAsia="Courier New"/>
+                <w:b w:val="0"/>
+                <w:i w:val="0"/>
+                <w:color w:val="000000"/>
+                <w:sz w:val="18"/>
+              </w:rPr>
+              <w:t>public bool Xoa(string ma)</w:t>
+            </w:r>
+          </w:p>
+          <w:p>
+            <w:pPr>
+              <w:spacing w:after="0" w:before="0" w:line="240" w:lineRule="auto"/>
+            </w:pPr>
+            <w:r>
+              <w:rPr>
+                <w:rFonts w:ascii="Courier New" w:hAnsi="Courier New" w:cs="Courier New" w:eastAsia="Courier New"/>
+                <w:b w:val="0"/>
+                <w:i w:val="0"/>
+                <w:color w:val="000000"/>
+                <w:sz w:val="18"/>
+              </w:rPr>
+              <w:t>{</w:t>
+            </w:r>
+          </w:p>
+          <w:p>
+            <w:pPr>
+              <w:spacing w:after="0" w:before="0" w:line="240" w:lineRule="auto"/>
+            </w:pPr>
+            <w:r>
+              <w:rPr>
+                <w:rFonts w:ascii="Courier New" w:hAnsi="Courier New" w:cs="Courier New" w:eastAsia="Courier New"/>
+                <w:b w:val="0"/>
+                <w:i w:val="0"/>
+                <w:color w:val="000000"/>
+                <w:sz w:val="18"/>
+              </w:rPr>
+              <w:t xml:space="preserve">    SinhVien sv = TimTheoMa(ma);</w:t>
+            </w:r>
+          </w:p>
+          <w:p>
+            <w:pPr>
+              <w:spacing w:after="0" w:before="0" w:line="240" w:lineRule="auto"/>
+            </w:pPr>
+            <w:r>
+              <w:rPr>
+                <w:rFonts w:ascii="Courier New" w:hAnsi="Courier New" w:cs="Courier New" w:eastAsia="Courier New"/>
+                <w:b w:val="0"/>
+                <w:i w:val="0"/>
+                <w:color w:val="000000"/>
+                <w:sz w:val="18"/>
+              </w:rPr>
+              <w:t xml:space="preserve">    if (sv == null) return false;</w:t>
+            </w:r>
+          </w:p>
+          <w:p>
+            <w:pPr>
+              <w:spacing w:after="0" w:before="0" w:line="240" w:lineRule="auto"/>
+            </w:pPr>
+            <w:r>
+              <w:rPr>
+                <w:rFonts w:ascii="Courier New" w:hAnsi="Courier New" w:cs="Courier New" w:eastAsia="Courier New"/>
+                <w:b w:val="0"/>
+                <w:i w:val="0"/>
+                <w:color w:val="000000"/>
+                <w:sz w:val="18"/>
+              </w:rPr>
+              <w:t xml:space="preserve">    _ds.Remove(sv);</w:t>
+            </w:r>
+          </w:p>
+          <w:p>
+            <w:pPr>
+              <w:spacing w:after="0" w:before="0" w:line="240" w:lineRule="auto"/>
+            </w:pPr>
+            <w:r>
+              <w:rPr>
+                <w:rFonts w:ascii="Courier New" w:hAnsi="Courier New" w:cs="Courier New" w:eastAsia="Courier New"/>
+                <w:b w:val="0"/>
+                <w:i w:val="0"/>
+                <w:color w:val="000000"/>
+                <w:sz w:val="18"/>
+              </w:rPr>
+              <w:t xml:space="preserve">    return true;</w:t>
+            </w:r>
+          </w:p>
+          <w:p>
+            <w:pPr>
+              <w:spacing w:after="0" w:before="0" w:line="240" w:lineRule="auto"/>
+            </w:pPr>
+            <w:r>
+              <w:rPr>
+                <w:rFonts w:ascii="Courier New" w:hAnsi="Courier New" w:cs="Courier New" w:eastAsia="Courier New"/>
+                <w:b w:val="0"/>
+                <w:i w:val="0"/>
+                <w:color w:val="000000"/>
+                <w:sz w:val="18"/>
+              </w:rPr>
+              <w:t>}</w:t>
+            </w:r>
+          </w:p>
+        </w:tc>
+      </w:tr>
+    </w:tbl>
+    <w:p>
+      <w:pPr>
+        <w:keepNext/>
+        <w:spacing w:after="80" w:before="160" w:line="324" w:lineRule="auto"/>
+      </w:pPr>
+      <w:r>
+        <w:rPr>
+          <w:rFonts w:ascii="Times New Roman" w:hAnsi="Times New Roman" w:cs="Times New Roman" w:eastAsia="Times New Roman"/>
+          <w:b/>
+          <w:i w:val="0"/>
+          <w:color w:val="000000"/>
+          <w:sz w:val="26"/>
+        </w:rPr>
+        <w:t>Kết quả chạy chương trình:</w:t>
+      </w:r>
+    </w:p>
+    <w:p>
+      <w:pPr>
+        <w:keepNext/>
+        <w:spacing w:before="120" w:after="40"/>
+        <w:jc w:val="center"/>
+      </w:pPr>
+      <w:r>
+        <w:drawing>
+          <wp:inline xmlns:a="http://schemas.openxmlformats.org/drawingml/2006/main" xmlns:pic="http://schemas.openxmlformats.org/drawingml/2006/picture">
+            <wp:extent cx="4047139" cy="3420000"/>
+            <wp:docPr id="10" name="Picture 10"/>
+            <wp:cNvGraphicFramePr>
+              <a:graphicFrameLocks noChangeAspect="1"/>
+            </wp:cNvGraphicFramePr>
+            <a:graphic>
+              <a:graphicData uri="http://schemas.openxmlformats.org/drawingml/2006/picture">
+                <pic:pic>
+                  <pic:nvPicPr>
+                    <pic:cNvPr id="0" name="Bai10.png"/>
+                    <pic:cNvPicPr/>
+                  </pic:nvPicPr>
+                  <pic:blipFill>
+                    <a:blip r:embed="rId20"/>
+                    <a:stretch>
+                      <a:fillRect/>
+                    </a:stretch>
+                  </pic:blipFill>
+                  <pic:spPr>
+                    <a:xfrm>
+                      <a:off x="0" y="0"/>
+                      <a:ext cx="4047139" cy="3420000"/>
+                    </a:xfrm>
+                    <a:prstGeom prst="rect"/>
+                  </pic:spPr>
+                </pic:pic>
+              </a:graphicData>
+            </a:graphic>
+          </wp:inline>
+        </w:drawing>
+      </w:r>
+    </w:p>
+    <w:p>
+      <w:pPr>
+        <w:spacing w:before="80" w:after="240"/>
+        <w:jc w:val="center"/>
+      </w:pPr>
+      <w:r>
+        <w:rPr>
+          <w:rFonts w:ascii="Times New Roman" w:hAnsi="Times New Roman" w:cs="Times New Roman" w:eastAsia="Times New Roman"/>
+          <w:b w:val="0"/>
+          <w:i/>
+          <w:color w:val="444444"/>
+          <w:sz w:val="22"/>
+        </w:rPr>
+        <w:t>Hình 6.5: Kết quả chạy Bài 10 - Ứng dụng quản lý sinh viên (Console)</w:t>
+      </w:r>
+    </w:p>
+    <w:p>
+      <w:pPr>
+        <w:keepNext/>
+        <w:pageBreakBefore/>
+        <w:spacing w:before="240" w:after="120"/>
+      </w:pPr>
+      <w:r>
+        <w:rPr>
+          <w:rFonts w:ascii="Times New Roman" w:hAnsi="Times New Roman" w:cs="Times New Roman" w:eastAsia="Times New Roman"/>
+          <w:b/>
+          <w:i w:val="0"/>
+          <w:color w:val="000000"/>
+          <w:sz w:val="30"/>
+        </w:rPr>
+        <w:t>7. KẾT QUẢ BUILD VÀ KIỂM THỬ</w:t>
+      </w:r>
+    </w:p>
+    <w:p>
+      <w:pPr>
+        <w:keepNext w:val="0"/>
+        <w:spacing w:after="160" w:before="0" w:line="324" w:lineRule="auto"/>
+        <w:ind w:left="283"/>
+        <w:jc w:val="both"/>
+      </w:pPr>
+      <w:r>
+        <w:rPr>
+          <w:rFonts w:ascii="Times New Roman" w:hAnsi="Times New Roman" w:cs="Times New Roman" w:eastAsia="Times New Roman"/>
+          <w:b w:val="0"/>
+          <w:i w:val="0"/>
+          <w:color w:val="000000"/>
+          <w:sz w:val="26"/>
+        </w:rPr>
+        <w:t>Kết quả biên dịch toàn bộ solution IT3212_Labs (bao gồm Lab 01 và Lab 02):</w:t>
+      </w:r>
+    </w:p>
+    <w:p>
+      <w:pPr>
+        <w:keepNext/>
+        <w:spacing w:before="120" w:after="40"/>
+        <w:jc w:val="center"/>
+      </w:pPr>
+      <w:r>
+        <w:drawing>
+          <wp:inline xmlns:a="http://schemas.openxmlformats.org/drawingml/2006/main" xmlns:pic="http://schemas.openxmlformats.org/drawingml/2006/picture">
+            <wp:extent cx="5580000" cy="2716579"/>
+            <wp:docPr id="11" name="Picture 11"/>
+            <wp:cNvGraphicFramePr>
+              <a:graphicFrameLocks noChangeAspect="1"/>
+            </wp:cNvGraphicFramePr>
+            <a:graphic>
+              <a:graphicData uri="http://schemas.openxmlformats.org/drawingml/2006/picture">
+                <pic:pic>
+                  <pic:nvPicPr>
+                    <pic:cNvPr id="0" name="Build.png"/>
+                    <pic:cNvPicPr/>
+                  </pic:nvPicPr>
+                  <pic:blipFill>
+                    <a:blip r:embed="rId21"/>
+                    <a:stretch>
+                      <a:fillRect/>
+                    </a:stretch>
+                  </pic:blipFill>
+                  <pic:spPr>
+                    <a:xfrm>
+                      <a:off x="0" y="0"/>
+                      <a:ext cx="5580000" cy="2716579"/>
+                    </a:xfrm>
+                    <a:prstGeom prst="rect"/>
+                  </pic:spPr>
+                </pic:pic>
+              </a:graphicData>
+            </a:graphic>
+          </wp:inline>
+        </w:drawing>
+      </w:r>
+    </w:p>
+    <w:p>
+      <w:pPr>
+        <w:spacing w:before="80" w:after="240"/>
+        <w:jc w:val="center"/>
+      </w:pPr>
+      <w:r>
+        <w:rPr>
+          <w:rFonts w:ascii="Times New Roman" w:hAnsi="Times New Roman" w:cs="Times New Roman" w:eastAsia="Times New Roman"/>
+          <w:b w:val="0"/>
+          <w:i/>
+          <w:color w:val="444444"/>
+          <w:sz w:val="22"/>
+        </w:rPr>
+        <w:t>Hình 7.1: Kết quả build solution</w:t>
+      </w:r>
+    </w:p>
+    <w:p>
+      <w:pPr>
+        <w:keepNext w:val="0"/>
+        <w:spacing w:after="80" w:before="120" w:line="324" w:lineRule="auto"/>
+      </w:pPr>
+      <w:r>
+        <w:rPr>
+          <w:rFonts w:ascii="Times New Roman" w:hAnsi="Times New Roman" w:cs="Times New Roman" w:eastAsia="Times New Roman"/>
+          <w:b/>
+          <w:i w:val="0"/>
+          <w:color w:val="000000"/>
+          <w:sz w:val="26"/>
+        </w:rPr>
+        <w:t>Bảng tổng hợp kết quả kiểm thử:</w:t>
+      </w:r>
+    </w:p>
+    <w:tbl>
+      <w:tblPr>
+        <w:tblStyle w:val="TableGrid"/>
+        <w:tblW w:type="auto" w:w="0"/>
+        <w:jc w:val="center"/>
+        <w:tblLook w:firstColumn="1" w:firstRow="1" w:lastColumn="0" w:lastRow="0" w:noHBand="0" w:noVBand="1" w:val="04A0"/>
+      </w:tblPr>
+      <w:tblGrid>
+        <w:gridCol w:w="1134"/>
+        <w:gridCol w:w="5953"/>
+        <w:gridCol w:w="1701"/>
+      </w:tblGrid>
+      <w:tr>
+        <w:tc>
+          <w:tcPr>
+            <w:tcW w:type="dxa" w:w="3024"/>
+            <w:shd w:val="clear" w:color="auto" w:fill="D9E2F3"/>
+          </w:tcPr>
+          <w:p>
+            <w:pPr>
+              <w:spacing w:after="40" w:before="40"/>
+              <w:jc w:val="center"/>
+            </w:pPr>
+            <w:r/>
+            <w:r>
+              <w:rPr>
+                <w:rFonts w:ascii="Times New Roman" w:hAnsi="Times New Roman" w:cs="Times New Roman" w:eastAsia="Times New Roman"/>
+                <w:b/>
+                <w:i w:val="0"/>
+                <w:color w:val="000000"/>
+                <w:sz w:val="24"/>
+              </w:rPr>
+              <w:t>Bài</w:t>
+            </w:r>
+          </w:p>
+        </w:tc>
+        <w:tc>
+          <w:tcPr>
+            <w:tcW w:type="dxa" w:w="3024"/>
+            <w:shd w:val="clear" w:color="auto" w:fill="D9E2F3"/>
+          </w:tcPr>
+          <w:p>
+            <w:pPr>
+              <w:spacing w:after="40" w:before="40"/>
+              <w:jc w:val="center"/>
+            </w:pPr>
+            <w:r/>
+            <w:r>
+              <w:rPr>
+                <w:rFonts w:ascii="Times New Roman" w:hAnsi="Times New Roman" w:cs="Times New Roman" w:eastAsia="Times New Roman"/>
+                <w:b/>
+                <w:i w:val="0"/>
+                <w:color w:val="000000"/>
+                <w:sz w:val="24"/>
+              </w:rPr>
+              <w:t>Nội dung</w:t>
+            </w:r>
+          </w:p>
+        </w:tc>
+        <w:tc>
+          <w:tcPr>
+            <w:tcW w:type="dxa" w:w="3024"/>
+            <w:shd w:val="clear" w:color="auto" w:fill="D9E2F3"/>
+          </w:tcPr>
+          <w:p>
+            <w:pPr>
+              <w:spacing w:after="40" w:before="40"/>
+              <w:jc w:val="center"/>
+            </w:pPr>
+            <w:r/>
+            <w:r>
+              <w:rPr>
+                <w:rFonts w:ascii="Times New Roman" w:hAnsi="Times New Roman" w:cs="Times New Roman" w:eastAsia="Times New Roman"/>
+                <w:b/>
+                <w:i w:val="0"/>
+                <w:color w:val="000000"/>
+                <w:sz w:val="24"/>
+              </w:rPr>
+              <w:t>Kết quả</w:t>
+            </w:r>
+          </w:p>
+        </w:tc>
+      </w:tr>
+      <w:tr>
+        <w:tc>
+          <w:tcPr>
+            <w:tcW w:type="dxa" w:w="3024"/>
+          </w:tcPr>
+          <w:p>
+            <w:pPr>
+              <w:spacing w:after="40" w:before="40"/>
+              <w:jc w:val="center"/>
+            </w:pPr>
+            <w:r/>
+            <w:r>
+              <w:rPr>
+                <w:rFonts w:ascii="Times New Roman" w:hAnsi="Times New Roman" w:cs="Times New Roman" w:eastAsia="Times New Roman"/>
+                <w:b w:val="0"/>
+                <w:i w:val="0"/>
+                <w:color w:val="000000"/>
+                <w:sz w:val="24"/>
+              </w:rPr>
+              <w:t>Bài 1</w:t>
+            </w:r>
+          </w:p>
+        </w:tc>
+        <w:tc>
+          <w:tcPr>
+            <w:tcW w:type="dxa" w:w="3024"/>
+          </w:tcPr>
+          <w:p>
+            <w:pPr>
+              <w:spacing w:after="40" w:before="40"/>
+            </w:pPr>
+            <w:r/>
+            <w:r>
+              <w:rPr>
+                <w:rFonts w:ascii="Times New Roman" w:hAnsi="Times New Roman" w:cs="Times New Roman" w:eastAsia="Times New Roman"/>
+                <w:b w:val="0"/>
+                <w:i w:val="0"/>
+                <w:color w:val="000000"/>
+                <w:sz w:val="24"/>
+              </w:rPr>
+              <w:t>Khai báo lớp SinhVien</w:t>
+            </w:r>
+          </w:p>
+        </w:tc>
+        <w:tc>
+          <w:tcPr>
+            <w:tcW w:type="dxa" w:w="3024"/>
+          </w:tcPr>
+          <w:p>
+            <w:pPr>
+              <w:spacing w:after="40" w:before="40"/>
+              <w:jc w:val="center"/>
+            </w:pPr>
+            <w:r/>
+            <w:r>
+              <w:rPr>
+                <w:rFonts w:ascii="Times New Roman" w:hAnsi="Times New Roman" w:cs="Times New Roman" w:eastAsia="Times New Roman"/>
+                <w:b w:val="0"/>
+                <w:i w:val="0"/>
+                <w:color w:val="000000"/>
+                <w:sz w:val="24"/>
+              </w:rPr>
+              <w:t>Đạt</w:t>
+            </w:r>
+          </w:p>
+        </w:tc>
+      </w:tr>
+      <w:tr>
+        <w:tc>
+          <w:tcPr>
+            <w:tcW w:type="dxa" w:w="3024"/>
+          </w:tcPr>
+          <w:p>
+            <w:pPr>
+              <w:spacing w:after="40" w:before="40"/>
+              <w:jc w:val="center"/>
+            </w:pPr>
+            <w:r/>
+            <w:r>
+              <w:rPr>
+                <w:rFonts w:ascii="Times New Roman" w:hAnsi="Times New Roman" w:cs="Times New Roman" w:eastAsia="Times New Roman"/>
+                <w:b w:val="0"/>
+                <w:i w:val="0"/>
+                <w:color w:val="000000"/>
+                <w:sz w:val="24"/>
+              </w:rPr>
+              <w:t>Bài 2</w:t>
+            </w:r>
+          </w:p>
+        </w:tc>
+        <w:tc>
+          <w:tcPr>
+            <w:tcW w:type="dxa" w:w="3024"/>
+          </w:tcPr>
+          <w:p>
+            <w:pPr>
+              <w:spacing w:after="40" w:before="40"/>
+            </w:pPr>
+            <w:r/>
+            <w:r>
+              <w:rPr>
+                <w:rFonts w:ascii="Times New Roman" w:hAnsi="Times New Roman" w:cs="Times New Roman" w:eastAsia="Times New Roman"/>
+                <w:b w:val="0"/>
+                <w:i w:val="0"/>
+                <w:color w:val="000000"/>
+                <w:sz w:val="24"/>
+              </w:rPr>
+              <w:t>Constructor và nạp chồng</w:t>
+            </w:r>
+          </w:p>
+        </w:tc>
+        <w:tc>
+          <w:tcPr>
+            <w:tcW w:type="dxa" w:w="3024"/>
+          </w:tcPr>
+          <w:p>
+            <w:pPr>
+              <w:spacing w:after="40" w:before="40"/>
+              <w:jc w:val="center"/>
+            </w:pPr>
+            <w:r/>
+            <w:r>
+              <w:rPr>
+                <w:rFonts w:ascii="Times New Roman" w:hAnsi="Times New Roman" w:cs="Times New Roman" w:eastAsia="Times New Roman"/>
+                <w:b w:val="0"/>
+                <w:i w:val="0"/>
+                <w:color w:val="000000"/>
+                <w:sz w:val="24"/>
+              </w:rPr>
+              <w:t>Đạt</w:t>
+            </w:r>
+          </w:p>
+        </w:tc>
+      </w:tr>
+      <w:tr>
+        <w:tc>
+          <w:tcPr>
+            <w:tcW w:type="dxa" w:w="3024"/>
+          </w:tcPr>
+          <w:p>
+            <w:pPr>
+              <w:spacing w:after="40" w:before="40"/>
+              <w:jc w:val="center"/>
+            </w:pPr>
+            <w:r/>
+            <w:r>
+              <w:rPr>
+                <w:rFonts w:ascii="Times New Roman" w:hAnsi="Times New Roman" w:cs="Times New Roman" w:eastAsia="Times New Roman"/>
+                <w:b w:val="0"/>
+                <w:i w:val="0"/>
+                <w:color w:val="000000"/>
+                <w:sz w:val="24"/>
+              </w:rPr>
+              <w:t>Bài 3</w:t>
+            </w:r>
+          </w:p>
+        </w:tc>
+        <w:tc>
+          <w:tcPr>
+            <w:tcW w:type="dxa" w:w="3024"/>
+          </w:tcPr>
+          <w:p>
+            <w:pPr>
+              <w:spacing w:after="40" w:before="40"/>
+            </w:pPr>
+            <w:r/>
+            <w:r>
+              <w:rPr>
+                <w:rFonts w:ascii="Times New Roman" w:hAnsi="Times New Roman" w:cs="Times New Roman" w:eastAsia="Times New Roman"/>
+                <w:b w:val="0"/>
+                <w:i w:val="0"/>
+                <w:color w:val="000000"/>
+                <w:sz w:val="24"/>
+              </w:rPr>
+              <w:t>Đóng gói và kiểm tra dữ liệu</w:t>
+            </w:r>
+          </w:p>
+        </w:tc>
+        <w:tc>
+          <w:tcPr>
+            <w:tcW w:type="dxa" w:w="3024"/>
+          </w:tcPr>
+          <w:p>
+            <w:pPr>
+              <w:spacing w:after="40" w:before="40"/>
+              <w:jc w:val="center"/>
+            </w:pPr>
+            <w:r/>
+            <w:r>
+              <w:rPr>
+                <w:rFonts w:ascii="Times New Roman" w:hAnsi="Times New Roman" w:cs="Times New Roman" w:eastAsia="Times New Roman"/>
+                <w:b w:val="0"/>
+                <w:i w:val="0"/>
+                <w:color w:val="000000"/>
+                <w:sz w:val="24"/>
+              </w:rPr>
+              <w:t>Đạt</w:t>
+            </w:r>
+          </w:p>
+        </w:tc>
+      </w:tr>
+      <w:tr>
+        <w:tc>
+          <w:tcPr>
+            <w:tcW w:type="dxa" w:w="3024"/>
+          </w:tcPr>
+          <w:p>
+            <w:pPr>
+              <w:spacing w:after="40" w:before="40"/>
+              <w:jc w:val="center"/>
+            </w:pPr>
+            <w:r/>
+            <w:r>
+              <w:rPr>
+                <w:rFonts w:ascii="Times New Roman" w:hAnsi="Times New Roman" w:cs="Times New Roman" w:eastAsia="Times New Roman"/>
+                <w:b w:val="0"/>
+                <w:i w:val="0"/>
+                <w:color w:val="000000"/>
+                <w:sz w:val="24"/>
+              </w:rPr>
+              <w:t>Bài 4</w:t>
+            </w:r>
+          </w:p>
+        </w:tc>
+        <w:tc>
+          <w:tcPr>
+            <w:tcW w:type="dxa" w:w="3024"/>
+          </w:tcPr>
+          <w:p>
+            <w:pPr>
+              <w:spacing w:after="40" w:before="40"/>
+            </w:pPr>
+            <w:r/>
+            <w:r>
+              <w:rPr>
+                <w:rFonts w:ascii="Times New Roman" w:hAnsi="Times New Roman" w:cs="Times New Roman" w:eastAsia="Times New Roman"/>
+                <w:b w:val="0"/>
+                <w:i w:val="0"/>
+                <w:color w:val="000000"/>
+                <w:sz w:val="24"/>
+              </w:rPr>
+              <w:t>TinhTuoi() và XepLoai()</w:t>
+            </w:r>
+          </w:p>
+        </w:tc>
+        <w:tc>
+          <w:tcPr>
+            <w:tcW w:type="dxa" w:w="3024"/>
+          </w:tcPr>
+          <w:p>
+            <w:pPr>
+              <w:spacing w:after="40" w:before="40"/>
+              <w:jc w:val="center"/>
+            </w:pPr>
+            <w:r/>
+            <w:r>
+              <w:rPr>
+                <w:rFonts w:ascii="Times New Roman" w:hAnsi="Times New Roman" w:cs="Times New Roman" w:eastAsia="Times New Roman"/>
+                <w:b w:val="0"/>
+                <w:i w:val="0"/>
+                <w:color w:val="000000"/>
+                <w:sz w:val="24"/>
+              </w:rPr>
+              <w:t>Đạt</w:t>
+            </w:r>
+          </w:p>
+        </w:tc>
+      </w:tr>
+      <w:tr>
+        <w:tc>
+          <w:tcPr>
+            <w:tcW w:type="dxa" w:w="3024"/>
+          </w:tcPr>
+          <w:p>
+            <w:pPr>
+              <w:spacing w:after="40" w:before="40"/>
+              <w:jc w:val="center"/>
+            </w:pPr>
+            <w:r/>
+            <w:r>
+              <w:rPr>
+                <w:rFonts w:ascii="Times New Roman" w:hAnsi="Times New Roman" w:cs="Times New Roman" w:eastAsia="Times New Roman"/>
+                <w:b w:val="0"/>
+                <w:i w:val="0"/>
+                <w:color w:val="000000"/>
+                <w:sz w:val="24"/>
+              </w:rPr>
+              <w:t>Bài 5</w:t>
+            </w:r>
+          </w:p>
+        </w:tc>
+        <w:tc>
+          <w:tcPr>
+            <w:tcW w:type="dxa" w:w="3024"/>
+          </w:tcPr>
+          <w:p>
+            <w:pPr>
+              <w:spacing w:after="40" w:before="40"/>
+            </w:pPr>
+            <w:r/>
+            <w:r>
+              <w:rPr>
+                <w:rFonts w:ascii="Times New Roman" w:hAnsi="Times New Roman" w:cs="Times New Roman" w:eastAsia="Times New Roman"/>
+                <w:b w:val="0"/>
+                <w:i w:val="0"/>
+                <w:color w:val="000000"/>
+                <w:sz w:val="24"/>
+              </w:rPr>
+              <w:t>Quản lý danh sách SinhVien</w:t>
+            </w:r>
+          </w:p>
+        </w:tc>
+        <w:tc>
+          <w:tcPr>
+            <w:tcW w:type="dxa" w:w="3024"/>
+          </w:tcPr>
+          <w:p>
+            <w:pPr>
+              <w:spacing w:after="40" w:before="40"/>
+              <w:jc w:val="center"/>
+            </w:pPr>
+            <w:r/>
+            <w:r>
+              <w:rPr>
+                <w:rFonts w:ascii="Times New Roman" w:hAnsi="Times New Roman" w:cs="Times New Roman" w:eastAsia="Times New Roman"/>
+                <w:b w:val="0"/>
+                <w:i w:val="0"/>
+                <w:color w:val="000000"/>
+                <w:sz w:val="24"/>
+              </w:rPr>
+              <w:t>Đạt</w:t>
+            </w:r>
+          </w:p>
+        </w:tc>
+      </w:tr>
+      <w:tr>
+        <w:tc>
+          <w:tcPr>
+            <w:tcW w:type="dxa" w:w="3024"/>
+          </w:tcPr>
+          <w:p>
+            <w:pPr>
+              <w:spacing w:after="40" w:before="40"/>
+              <w:jc w:val="center"/>
+            </w:pPr>
+            <w:r/>
+            <w:r>
+              <w:rPr>
+                <w:rFonts w:ascii="Times New Roman" w:hAnsi="Times New Roman" w:cs="Times New Roman" w:eastAsia="Times New Roman"/>
+                <w:b w:val="0"/>
+                <w:i w:val="0"/>
+                <w:color w:val="000000"/>
+                <w:sz w:val="24"/>
+              </w:rPr>
+              <w:t>Bài 6</w:t>
+            </w:r>
+          </w:p>
+        </w:tc>
+        <w:tc>
+          <w:tcPr>
+            <w:tcW w:type="dxa" w:w="3024"/>
+          </w:tcPr>
+          <w:p>
+            <w:pPr>
+              <w:spacing w:after="40" w:before="40"/>
+            </w:pPr>
+            <w:r/>
+            <w:r>
+              <w:rPr>
+                <w:rFonts w:ascii="Times New Roman" w:hAnsi="Times New Roman" w:cs="Times New Roman" w:eastAsia="Times New Roman"/>
+                <w:b w:val="0"/>
+                <w:i w:val="0"/>
+                <w:color w:val="000000"/>
+                <w:sz w:val="24"/>
+              </w:rPr>
+              <w:t>Lớp SanPham</w:t>
+            </w:r>
+          </w:p>
+        </w:tc>
+        <w:tc>
+          <w:tcPr>
+            <w:tcW w:type="dxa" w:w="3024"/>
+          </w:tcPr>
+          <w:p>
+            <w:pPr>
+              <w:spacing w:after="40" w:before="40"/>
+              <w:jc w:val="center"/>
+            </w:pPr>
+            <w:r/>
+            <w:r>
+              <w:rPr>
+                <w:rFonts w:ascii="Times New Roman" w:hAnsi="Times New Roman" w:cs="Times New Roman" w:eastAsia="Times New Roman"/>
+                <w:b w:val="0"/>
+                <w:i w:val="0"/>
+                <w:color w:val="000000"/>
+                <w:sz w:val="24"/>
+              </w:rPr>
+              <w:t>Đạt</w:t>
+            </w:r>
+          </w:p>
+        </w:tc>
+      </w:tr>
+      <w:tr>
+        <w:tc>
+          <w:tcPr>
+            <w:tcW w:type="dxa" w:w="3024"/>
+          </w:tcPr>
+          <w:p>
+            <w:pPr>
+              <w:spacing w:after="40" w:before="40"/>
+              <w:jc w:val="center"/>
+            </w:pPr>
+            <w:r/>
+            <w:r>
+              <w:rPr>
+                <w:rFonts w:ascii="Times New Roman" w:hAnsi="Times New Roman" w:cs="Times New Roman" w:eastAsia="Times New Roman"/>
+                <w:b w:val="0"/>
+                <w:i w:val="0"/>
+                <w:color w:val="000000"/>
+                <w:sz w:val="24"/>
+              </w:rPr>
+              <w:t>Bài 7</w:t>
+            </w:r>
+          </w:p>
+        </w:tc>
+        <w:tc>
+          <w:tcPr>
+            <w:tcW w:type="dxa" w:w="3024"/>
+          </w:tcPr>
+          <w:p>
+            <w:pPr>
+              <w:spacing w:after="40" w:before="40"/>
+            </w:pPr>
+            <w:r/>
+            <w:r>
+              <w:rPr>
+                <w:rFonts w:ascii="Times New Roman" w:hAnsi="Times New Roman" w:cs="Times New Roman" w:eastAsia="Times New Roman"/>
+                <w:b w:val="0"/>
+                <w:i w:val="0"/>
+                <w:color w:val="000000"/>
+                <w:sz w:val="24"/>
+              </w:rPr>
+              <w:t>Lớp TaiKhoanNganHang</w:t>
+            </w:r>
+          </w:p>
+        </w:tc>
+        <w:tc>
+          <w:tcPr>
+            <w:tcW w:type="dxa" w:w="3024"/>
+          </w:tcPr>
+          <w:p>
+            <w:pPr>
+              <w:spacing w:after="40" w:before="40"/>
+              <w:jc w:val="center"/>
+            </w:pPr>
+            <w:r/>
+            <w:r>
+              <w:rPr>
+                <w:rFonts w:ascii="Times New Roman" w:hAnsi="Times New Roman" w:cs="Times New Roman" w:eastAsia="Times New Roman"/>
+                <w:b w:val="0"/>
+                <w:i w:val="0"/>
+                <w:color w:val="000000"/>
+                <w:sz w:val="24"/>
+              </w:rPr>
+              <w:t>Đạt</w:t>
+            </w:r>
+          </w:p>
+        </w:tc>
+      </w:tr>
+      <w:tr>
+        <w:tc>
+          <w:tcPr>
+            <w:tcW w:type="dxa" w:w="3024"/>
+          </w:tcPr>
+          <w:p>
+            <w:pPr>
+              <w:spacing w:after="40" w:before="40"/>
+              <w:jc w:val="center"/>
+            </w:pPr>
+            <w:r/>
+            <w:r>
+              <w:rPr>
+                <w:rFonts w:ascii="Times New Roman" w:hAnsi="Times New Roman" w:cs="Times New Roman" w:eastAsia="Times New Roman"/>
+                <w:b w:val="0"/>
+                <w:i w:val="0"/>
+                <w:color w:val="000000"/>
+                <w:sz w:val="24"/>
+              </w:rPr>
+              <w:t>Bài 8</w:t>
+            </w:r>
+          </w:p>
+        </w:tc>
+        <w:tc>
+          <w:tcPr>
+            <w:tcW w:type="dxa" w:w="3024"/>
+          </w:tcPr>
+          <w:p>
+            <w:pPr>
+              <w:spacing w:after="40" w:before="40"/>
+            </w:pPr>
+            <w:r/>
+            <w:r>
+              <w:rPr>
+                <w:rFonts w:ascii="Times New Roman" w:hAnsi="Times New Roman" w:cs="Times New Roman" w:eastAsia="Times New Roman"/>
+                <w:b w:val="0"/>
+                <w:i w:val="0"/>
+                <w:color w:val="000000"/>
+                <w:sz w:val="24"/>
+              </w:rPr>
+              <w:t>Lớp NhanVien</w:t>
+            </w:r>
+          </w:p>
+        </w:tc>
+        <w:tc>
+          <w:tcPr>
+            <w:tcW w:type="dxa" w:w="3024"/>
+          </w:tcPr>
+          <w:p>
+            <w:pPr>
+              <w:spacing w:after="40" w:before="40"/>
+              <w:jc w:val="center"/>
+            </w:pPr>
+            <w:r/>
+            <w:r>
+              <w:rPr>
+                <w:rFonts w:ascii="Times New Roman" w:hAnsi="Times New Roman" w:cs="Times New Roman" w:eastAsia="Times New Roman"/>
+                <w:b w:val="0"/>
+                <w:i w:val="0"/>
+                <w:color w:val="000000"/>
+                <w:sz w:val="24"/>
+              </w:rPr>
+              <w:t>Đạt</w:t>
+            </w:r>
+          </w:p>
+        </w:tc>
+      </w:tr>
+      <w:tr>
+        <w:tc>
+          <w:tcPr>
+            <w:tcW w:type="dxa" w:w="3024"/>
+          </w:tcPr>
+          <w:p>
+            <w:pPr>
+              <w:spacing w:after="40" w:before="40"/>
+              <w:jc w:val="center"/>
+            </w:pPr>
+            <w:r/>
+            <w:r>
+              <w:rPr>
+                <w:rFonts w:ascii="Times New Roman" w:hAnsi="Times New Roman" w:cs="Times New Roman" w:eastAsia="Times New Roman"/>
+                <w:b w:val="0"/>
+                <w:i w:val="0"/>
+                <w:color w:val="000000"/>
+                <w:sz w:val="24"/>
+              </w:rPr>
+              <w:t>Bài 9</w:t>
+            </w:r>
+          </w:p>
+        </w:tc>
+        <w:tc>
+          <w:tcPr>
+            <w:tcW w:type="dxa" w:w="3024"/>
+          </w:tcPr>
+          <w:p>
+            <w:pPr>
+              <w:spacing w:after="40" w:before="40"/>
+            </w:pPr>
+            <w:r/>
+            <w:r>
+              <w:rPr>
+                <w:rFonts w:ascii="Times New Roman" w:hAnsi="Times New Roman" w:cs="Times New Roman" w:eastAsia="Times New Roman"/>
+                <w:b w:val="0"/>
+                <w:i w:val="0"/>
+                <w:color w:val="000000"/>
+                <w:sz w:val="24"/>
+              </w:rPr>
+              <w:t>Lớp HinhChuNhat</w:t>
+            </w:r>
+          </w:p>
+        </w:tc>
+        <w:tc>
+          <w:tcPr>
+            <w:tcW w:type="dxa" w:w="3024"/>
+          </w:tcPr>
+          <w:p>
+            <w:pPr>
+              <w:spacing w:after="40" w:before="40"/>
+              <w:jc w:val="center"/>
+            </w:pPr>
+            <w:r/>
+            <w:r>
+              <w:rPr>
+                <w:rFonts w:ascii="Times New Roman" w:hAnsi="Times New Roman" w:cs="Times New Roman" w:eastAsia="Times New Roman"/>
+                <w:b w:val="0"/>
+                <w:i w:val="0"/>
+                <w:color w:val="000000"/>
+                <w:sz w:val="24"/>
+              </w:rPr>
+              <w:t>Đạt</w:t>
+            </w:r>
+          </w:p>
+        </w:tc>
+      </w:tr>
+      <w:tr>
+        <w:tc>
+          <w:tcPr>
+            <w:tcW w:type="dxa" w:w="3024"/>
+          </w:tcPr>
+          <w:p>
+            <w:pPr>
+              <w:spacing w:after="40" w:before="40"/>
+              <w:jc w:val="center"/>
+            </w:pPr>
+            <w:r/>
+            <w:r>
+              <w:rPr>
+                <w:rFonts w:ascii="Times New Roman" w:hAnsi="Times New Roman" w:cs="Times New Roman" w:eastAsia="Times New Roman"/>
+                <w:b w:val="0"/>
+                <w:i w:val="0"/>
+                <w:color w:val="000000"/>
+                <w:sz w:val="24"/>
+              </w:rPr>
+              <w:t>Bài 10</w:t>
+            </w:r>
+          </w:p>
+        </w:tc>
+        <w:tc>
+          <w:tcPr>
+            <w:tcW w:type="dxa" w:w="3024"/>
+          </w:tcPr>
+          <w:p>
+            <w:pPr>
+              <w:spacing w:after="40" w:before="40"/>
+            </w:pPr>
+            <w:r/>
+            <w:r>
+              <w:rPr>
+                <w:rFonts w:ascii="Times New Roman" w:hAnsi="Times New Roman" w:cs="Times New Roman" w:eastAsia="Times New Roman"/>
+                <w:b w:val="0"/>
+                <w:i w:val="0"/>
+                <w:color w:val="000000"/>
+                <w:sz w:val="24"/>
+              </w:rPr>
+              <w:t>Ứng dụng quản lý sinh viên</w:t>
+            </w:r>
+          </w:p>
+        </w:tc>
+        <w:tc>
+          <w:tcPr>
+            <w:tcW w:type="dxa" w:w="3024"/>
+          </w:tcPr>
+          <w:p>
+            <w:pPr>
+              <w:spacing w:after="40" w:before="40"/>
+              <w:jc w:val="center"/>
+            </w:pPr>
+            <w:r/>
+            <w:r>
+              <w:rPr>
+                <w:rFonts w:ascii="Times New Roman" w:hAnsi="Times New Roman" w:cs="Times New Roman" w:eastAsia="Times New Roman"/>
+                <w:b w:val="0"/>
+                <w:i w:val="0"/>
+                <w:color w:val="000000"/>
+                <w:sz w:val="24"/>
+              </w:rPr>
+              <w:t>Đạt</w:t>
+            </w:r>
+          </w:p>
+        </w:tc>
+      </w:tr>
+    </w:tbl>
+    <w:p>
+      <w:pPr>
+        <w:keepNext/>
+        <w:pageBreakBefore/>
+        <w:spacing w:before="240" w:after="120"/>
       </w:pPr>
       <w:r>
         <w:rPr>
@@ -2429,7 +6950,7 @@
     <w:p>
       <w:pPr>
         <w:pStyle w:val="ListBullet"/>
-        <w:spacing w:after="80" w:line="312" w:lineRule="auto"/>
+        <w:spacing w:after="80" w:line="324" w:lineRule="auto"/>
       </w:pPr>
       <w:r>
         <w:rPr>
@@ -2445,7 +6966,7 @@
     <w:p>
       <w:pPr>
         <w:pStyle w:val="ListBullet"/>
-        <w:spacing w:after="80" w:line="312" w:lineRule="auto"/>
+        <w:spacing w:after="80" w:line="324" w:lineRule="auto"/>
       </w:pPr>
       <w:r>
         <w:rPr>
@@ -2461,7 +6982,7 @@
     <w:p>
       <w:pPr>
         <w:pStyle w:val="ListBullet"/>
-        <w:spacing w:after="80" w:line="312" w:lineRule="auto"/>
+        <w:spacing w:after="80" w:line="324" w:lineRule="auto"/>
       </w:pPr>
       <w:r>
         <w:rPr>
@@ -2477,7 +6998,7 @@
     <w:p>
       <w:pPr>
         <w:pStyle w:val="ListBullet"/>
-        <w:spacing w:after="80" w:line="312" w:lineRule="auto"/>
+        <w:spacing w:after="80" w:line="324" w:lineRule="auto"/>
       </w:pPr>
       <w:r>
         <w:rPr>
@@ -2487,13 +7008,13 @@
           <w:color w:val="000000"/>
           <w:sz w:val="26"/>
         </w:rPr>
-        <w:t>Dữ liệu được kiểm tra ngay tại setter của thuộc tính, chương trình bắt ngoại lệ an toàn, không bị dừng đột ngột.</w:t>
+        <w:t>Dữ liệu được kiểm tra ngay tại setter của thuộc tính; chương trình bắt ngoại lệ an toàn, không bị dừng đột ngột.</w:t>
       </w:r>
     </w:p>
     <w:p>
       <w:pPr>
         <w:pStyle w:val="ListBullet"/>
-        <w:spacing w:after="80" w:line="312" w:lineRule="auto"/>
+        <w:spacing w:after="80" w:line="324" w:lineRule="auto"/>
       </w:pPr>
       <w:r>
         <w:rPr>
@@ -2509,7 +7030,7 @@
     <w:p>
       <w:pPr>
         <w:pStyle w:val="ListBullet"/>
-        <w:spacing w:after="80" w:line="312" w:lineRule="auto"/>
+        <w:spacing w:after="80" w:line="324" w:lineRule="auto"/>
       </w:pPr>
       <w:r>
         <w:rPr>
@@ -2522,14 +7043,444 @@
         <w:t>Lớp SinhVien đã sẵn sàng để mở rộng bằng kế thừa ở Lab 03 và đưa lên WinForms ở Lab 04.</w:t>
       </w:r>
     </w:p>
+    <w:p>
+      <w:pPr>
+        <w:keepNext w:val="0"/>
+        <w:spacing w:after="80" w:before="160" w:line="324" w:lineRule="auto"/>
+      </w:pPr>
+      <w:r>
+        <w:rPr>
+          <w:rFonts w:ascii="Times New Roman" w:hAnsi="Times New Roman" w:cs="Times New Roman" w:eastAsia="Times New Roman"/>
+          <w:b/>
+          <w:i w:val="0"/>
+          <w:color w:val="000000"/>
+          <w:sz w:val="26"/>
+        </w:rPr>
+        <w:t>Kiến thức đã vận dụng:</w:t>
+      </w:r>
+    </w:p>
+    <w:p>
+      <w:pPr>
+        <w:pStyle w:val="ListBullet"/>
+        <w:spacing w:after="80" w:line="324" w:lineRule="auto"/>
+      </w:pPr>
+      <w:r>
+        <w:rPr>
+          <w:rFonts w:ascii="Times New Roman" w:hAnsi="Times New Roman" w:cs="Times New Roman" w:eastAsia="Times New Roman"/>
+          <w:b w:val="0"/>
+          <w:i w:val="0"/>
+          <w:color w:val="000000"/>
+          <w:sz w:val="26"/>
+        </w:rPr>
+        <w:t>Lớp và đối tượng (class / object); phân biệt phạm vi truy cập public / private.</w:t>
+      </w:r>
+    </w:p>
+    <w:p>
+      <w:pPr>
+        <w:pStyle w:val="ListBullet"/>
+        <w:spacing w:after="80" w:line="324" w:lineRule="auto"/>
+      </w:pPr>
+      <w:r>
+        <w:rPr>
+          <w:rFonts w:ascii="Times New Roman" w:hAnsi="Times New Roman" w:cs="Times New Roman" w:eastAsia="Times New Roman"/>
+          <w:b w:val="0"/>
+          <w:i w:val="0"/>
+          <w:color w:val="000000"/>
+          <w:sz w:val="26"/>
+        </w:rPr>
+        <w:t>Thuộc tính (property) với backing field; từ khóa this trong constructor.</w:t>
+      </w:r>
+    </w:p>
+    <w:p>
+      <w:pPr>
+        <w:pStyle w:val="ListBullet"/>
+        <w:spacing w:after="80" w:line="324" w:lineRule="auto"/>
+      </w:pPr>
+      <w:r>
+        <w:rPr>
+          <w:rFonts w:ascii="Times New Roman" w:hAnsi="Times New Roman" w:cs="Times New Roman" w:eastAsia="Times New Roman"/>
+          <w:b w:val="0"/>
+          <w:i w:val="0"/>
+          <w:color w:val="000000"/>
+          <w:sz w:val="26"/>
+        </w:rPr>
+        <w:t>Nạp chồng (overloading) constructor và phương thức.</w:t>
+      </w:r>
+    </w:p>
+    <w:p>
+      <w:pPr>
+        <w:pStyle w:val="ListBullet"/>
+        <w:spacing w:after="80" w:line="324" w:lineRule="auto"/>
+      </w:pPr>
+      <w:r>
+        <w:rPr>
+          <w:rFonts w:ascii="Times New Roman" w:hAnsi="Times New Roman" w:cs="Times New Roman" w:eastAsia="Times New Roman"/>
+          <w:b w:val="0"/>
+          <w:i w:val="0"/>
+          <w:color w:val="000000"/>
+          <w:sz w:val="26"/>
+        </w:rPr>
+        <w:t>Tính đóng gói và kiểm tra dữ liệu hợp lệ tại thuộc tính.</w:t>
+      </w:r>
+    </w:p>
+    <w:p>
+      <w:pPr>
+        <w:pStyle w:val="ListBullet"/>
+        <w:spacing w:after="80" w:line="324" w:lineRule="auto"/>
+      </w:pPr>
+      <w:r>
+        <w:rPr>
+          <w:rFonts w:ascii="Times New Roman" w:hAnsi="Times New Roman" w:cs="Times New Roman" w:eastAsia="Times New Roman"/>
+          <w:b w:val="0"/>
+          <w:i w:val="0"/>
+          <w:color w:val="000000"/>
+          <w:sz w:val="26"/>
+        </w:rPr>
+        <w:t>Collection List&lt;T&gt; và các phương thức tìm kiếm, sắp xếp, thống kê.</w:t>
+      </w:r>
+    </w:p>
+    <w:p>
+      <w:pPr>
+        <w:keepNext/>
+        <w:pageBreakBefore/>
+        <w:spacing w:before="240" w:after="120"/>
+      </w:pPr>
+      <w:r>
+        <w:rPr>
+          <w:rFonts w:ascii="Times New Roman" w:hAnsi="Times New Roman" w:cs="Times New Roman" w:eastAsia="Times New Roman"/>
+          <w:b/>
+          <w:i w:val="0"/>
+          <w:color w:val="000000"/>
+          <w:sz w:val="30"/>
+        </w:rPr>
+        <w:t>9. NHẬN XÉT CỦA GIẢNG VIÊN</w:t>
+      </w:r>
+    </w:p>
+    <w:p>
+      <w:pPr>
+        <w:keepNext w:val="0"/>
+        <w:spacing w:after="280" w:before="0" w:line="324" w:lineRule="auto"/>
+      </w:pPr>
+      <w:r>
+        <w:rPr>
+          <w:rFonts w:ascii="Times New Roman" w:hAnsi="Times New Roman" w:cs="Times New Roman" w:eastAsia="Times New Roman"/>
+          <w:b w:val="0"/>
+          <w:i/>
+          <w:color w:val="444444"/>
+          <w:sz w:val="26"/>
+        </w:rPr>
+        <w:t>(Giảng viên ghi nhận xét, đánh giá và cho điểm vào phần dưới đây)</w:t>
+      </w:r>
+    </w:p>
+    <w:p>
+      <w:pPr>
+        <w:spacing w:after="200"/>
+      </w:pPr>
+      <w:r>
+        <w:rPr>
+          <w:rFonts w:ascii="Times New Roman" w:hAnsi="Times New Roman" w:cs="Times New Roman" w:eastAsia="Times New Roman"/>
+          <w:b w:val="0"/>
+          <w:i w:val="0"/>
+          <w:color w:val="444444"/>
+          <w:sz w:val="24"/>
+        </w:rPr>
+        <w:t>..............................................................................</w:t>
+      </w:r>
+    </w:p>
+    <w:p>
+      <w:pPr>
+        <w:spacing w:after="200"/>
+      </w:pPr>
+      <w:r>
+        <w:rPr>
+          <w:rFonts w:ascii="Times New Roman" w:hAnsi="Times New Roman" w:cs="Times New Roman" w:eastAsia="Times New Roman"/>
+          <w:b w:val="0"/>
+          <w:i w:val="0"/>
+          <w:color w:val="444444"/>
+          <w:sz w:val="24"/>
+        </w:rPr>
+        <w:t>..............................................................................</w:t>
+      </w:r>
+    </w:p>
+    <w:p>
+      <w:pPr>
+        <w:spacing w:after="200"/>
+      </w:pPr>
+      <w:r>
+        <w:rPr>
+          <w:rFonts w:ascii="Times New Roman" w:hAnsi="Times New Roman" w:cs="Times New Roman" w:eastAsia="Times New Roman"/>
+          <w:b w:val="0"/>
+          <w:i w:val="0"/>
+          <w:color w:val="444444"/>
+          <w:sz w:val="24"/>
+        </w:rPr>
+        <w:t>..............................................................................</w:t>
+      </w:r>
+    </w:p>
+    <w:p>
+      <w:pPr>
+        <w:spacing w:after="200"/>
+      </w:pPr>
+      <w:r>
+        <w:rPr>
+          <w:rFonts w:ascii="Times New Roman" w:hAnsi="Times New Roman" w:cs="Times New Roman" w:eastAsia="Times New Roman"/>
+          <w:b w:val="0"/>
+          <w:i w:val="0"/>
+          <w:color w:val="444444"/>
+          <w:sz w:val="24"/>
+        </w:rPr>
+        <w:t>..............................................................................</w:t>
+      </w:r>
+    </w:p>
+    <w:p>
+      <w:pPr>
+        <w:spacing w:after="200"/>
+      </w:pPr>
+      <w:r>
+        <w:rPr>
+          <w:rFonts w:ascii="Times New Roman" w:hAnsi="Times New Roman" w:cs="Times New Roman" w:eastAsia="Times New Roman"/>
+          <w:b w:val="0"/>
+          <w:i w:val="0"/>
+          <w:color w:val="444444"/>
+          <w:sz w:val="24"/>
+        </w:rPr>
+        <w:t>..............................................................................</w:t>
+      </w:r>
+    </w:p>
+    <w:p>
+      <w:pPr>
+        <w:spacing w:after="200"/>
+      </w:pPr>
+      <w:r>
+        <w:rPr>
+          <w:rFonts w:ascii="Times New Roman" w:hAnsi="Times New Roman" w:cs="Times New Roman" w:eastAsia="Times New Roman"/>
+          <w:b w:val="0"/>
+          <w:i w:val="0"/>
+          <w:color w:val="444444"/>
+          <w:sz w:val="24"/>
+        </w:rPr>
+        <w:t>..............................................................................</w:t>
+      </w:r>
+    </w:p>
+    <w:p>
+      <w:pPr>
+        <w:spacing w:after="200"/>
+      </w:pPr>
+      <w:r>
+        <w:rPr>
+          <w:rFonts w:ascii="Times New Roman" w:hAnsi="Times New Roman" w:cs="Times New Roman" w:eastAsia="Times New Roman"/>
+          <w:b w:val="0"/>
+          <w:i w:val="0"/>
+          <w:color w:val="444444"/>
+          <w:sz w:val="24"/>
+        </w:rPr>
+        <w:t>..............................................................................</w:t>
+      </w:r>
+    </w:p>
+    <w:p>
+      <w:pPr>
+        <w:spacing w:after="200"/>
+      </w:pPr>
+      <w:r>
+        <w:rPr>
+          <w:rFonts w:ascii="Times New Roman" w:hAnsi="Times New Roman" w:cs="Times New Roman" w:eastAsia="Times New Roman"/>
+          <w:b w:val="0"/>
+          <w:i w:val="0"/>
+          <w:color w:val="444444"/>
+          <w:sz w:val="24"/>
+        </w:rPr>
+        <w:t>..............................................................................</w:t>
+      </w:r>
+    </w:p>
+    <w:p>
+      <w:pPr>
+        <w:spacing w:after="200"/>
+      </w:pPr>
+      <w:r>
+        <w:rPr>
+          <w:rFonts w:ascii="Times New Roman" w:hAnsi="Times New Roman" w:cs="Times New Roman" w:eastAsia="Times New Roman"/>
+          <w:b w:val="0"/>
+          <w:i w:val="0"/>
+          <w:color w:val="444444"/>
+          <w:sz w:val="24"/>
+        </w:rPr>
+        <w:t>..............................................................................</w:t>
+      </w:r>
+    </w:p>
+    <w:p>
+      <w:pPr>
+        <w:spacing w:after="200"/>
+      </w:pPr>
+      <w:r>
+        <w:rPr>
+          <w:rFonts w:ascii="Times New Roman" w:hAnsi="Times New Roman" w:cs="Times New Roman" w:eastAsia="Times New Roman"/>
+          <w:b w:val="0"/>
+          <w:i w:val="0"/>
+          <w:color w:val="444444"/>
+          <w:sz w:val="24"/>
+        </w:rPr>
+        <w:t>..............................................................................</w:t>
+      </w:r>
+    </w:p>
+    <w:p>
+      <w:pPr>
+        <w:spacing w:after="200"/>
+      </w:pPr>
+      <w:r>
+        <w:rPr>
+          <w:rFonts w:ascii="Times New Roman" w:hAnsi="Times New Roman" w:cs="Times New Roman" w:eastAsia="Times New Roman"/>
+          <w:b w:val="0"/>
+          <w:i w:val="0"/>
+          <w:color w:val="444444"/>
+          <w:sz w:val="24"/>
+        </w:rPr>
+        <w:t>..............................................................................</w:t>
+      </w:r>
+    </w:p>
+    <w:p>
+      <w:pPr>
+        <w:spacing w:after="200"/>
+      </w:pPr>
+      <w:r>
+        <w:rPr>
+          <w:rFonts w:ascii="Times New Roman" w:hAnsi="Times New Roman" w:cs="Times New Roman" w:eastAsia="Times New Roman"/>
+          <w:b w:val="0"/>
+          <w:i w:val="0"/>
+          <w:color w:val="444444"/>
+          <w:sz w:val="24"/>
+        </w:rPr>
+        <w:t>..............................................................................</w:t>
+      </w:r>
+    </w:p>
+    <w:p>
+      <w:pPr>
+        <w:keepNext w:val="0"/>
+        <w:spacing w:after="120" w:before="400" w:line="324" w:lineRule="auto"/>
+      </w:pPr>
+    </w:p>
+    <w:p>
+      <w:pPr>
+        <w:jc w:val="right"/>
+      </w:pPr>
+      <w:r>
+        <w:rPr>
+          <w:rFonts w:ascii="Times New Roman" w:hAnsi="Times New Roman" w:cs="Times New Roman" w:eastAsia="Times New Roman"/>
+          <w:b w:val="0"/>
+          <w:i/>
+          <w:color w:val="000000"/>
+          <w:sz w:val="26"/>
+        </w:rPr>
+        <w:t>Ngày ...... tháng ...... năm 2026</w:t>
+      </w:r>
+    </w:p>
+    <w:p>
+      <w:pPr>
+        <w:jc w:val="right"/>
+      </w:pPr>
+      <w:r>
+        <w:rPr>
+          <w:rFonts w:ascii="Times New Roman" w:hAnsi="Times New Roman" w:cs="Times New Roman" w:eastAsia="Times New Roman"/>
+          <w:b/>
+          <w:i w:val="0"/>
+          <w:color w:val="000000"/>
+          <w:sz w:val="26"/>
+        </w:rPr>
+        <w:t>Giảng viên hướng dẫn</w:t>
+      </w:r>
+    </w:p>
+    <w:p>
+      <w:pPr>
+        <w:keepNext w:val="0"/>
+        <w:spacing w:after="600" w:before="0" w:line="324" w:lineRule="auto"/>
+      </w:pPr>
+    </w:p>
+    <w:p>
+      <w:pPr>
+        <w:jc w:val="right"/>
+      </w:pPr>
+      <w:r>
+        <w:rPr>
+          <w:rFonts w:ascii="Times New Roman" w:hAnsi="Times New Roman" w:cs="Times New Roman" w:eastAsia="Times New Roman"/>
+          <w:b w:val="0"/>
+          <w:i w:val="0"/>
+          <w:color w:val="000000"/>
+          <w:sz w:val="26"/>
+        </w:rPr>
+        <w:t>.................................</w:t>
+      </w:r>
+    </w:p>
     <w:sectPr>
+      <w:footerReference w:type="default" r:id="rId9"/>
+      <w:headerReference w:type="default" r:id="rId10"/>
       <w:pgSz w:w="11906" w:h="16838"/>
-      <w:pgMar w:top="1417" w:right="1134" w:bottom="1417" w:left="1701" w:header="720" w:footer="720" w:gutter="0"/>
+      <w:pgMar w:top="1247" w:right="1134" w:bottom="1247" w:left="1701" w:header="720" w:footer="720" w:gutter="0"/>
       <w:cols w:space="720"/>
+      <w:titlePg/>
       <w:docGrid w:linePitch="360"/>
     </w:sectPr>
   </w:body>
 </w:document>
+</file>
+
+<file path=word/footer1.xml><?xml version="1.0" encoding="utf-8"?>
+<w:ftr xmlns:m="http://schemas.openxmlformats.org/officeDocument/2006/math" xmlns:mc="http://schemas.openxmlformats.org/markup-compatibility/2006" xmlns:mo="http://schemas.microsoft.com/office/mac/office/2008/main" xmlns:mv="urn:schemas-microsoft-com:mac:vml" xmlns:o="urn:schemas-microsoft-com:office:office" xmlns:r="http://schemas.openxmlformats.org/officeDocument/2006/relationships" xmlns:v="urn:schemas-microsoft-com:vml" xmlns:w10="urn:schemas-microsoft-com:office:word" xmlns:w14="http://schemas.microsoft.com/office/word/2010/wordml" xmlns:w="http://schemas.openxmlformats.org/wordprocessingml/2006/main" xmlns:wne="http://schemas.microsoft.com/office/word/2006/wordml" xmlns:wp14="http://schemas.microsoft.com/office/word/2010/wordprocessingDrawing" xmlns:wp="http://schemas.openxmlformats.org/drawingml/2006/wordprocessingDrawing" xmlns:wpc="http://schemas.microsoft.com/office/word/2010/wordprocessingCanvas" xmlns:wpg="http://schemas.microsoft.com/office/word/2010/wordprocessingGroup" xmlns:wpi="http://schemas.microsoft.com/office/word/2010/wordprocessingInk" xmlns:wps="http://schemas.microsoft.com/office/word/2010/wordprocessingShape" mc:Ignorable="w14 wp14">
+  <w:p>
+    <w:pPr>
+      <w:pStyle w:val="Footer"/>
+      <w:spacing w:before="40"/>
+      <w:jc w:val="center"/>
+      <w:pBdr>
+        <w:top w:val="single" w:sz="6" w:space="4" w:color="BFBFBF"/>
+      </w:pBdr>
+    </w:pPr>
+    <w:r>
+      <w:rPr>
+        <w:rFonts w:ascii="Times New Roman" w:hAnsi="Times New Roman" w:cs="Times New Roman" w:eastAsia="Times New Roman"/>
+        <w:b w:val="0"/>
+        <w:i w:val="0"/>
+        <w:color w:val="444444"/>
+        <w:sz w:val="20"/>
+      </w:rPr>
+      <w:t xml:space="preserve">Báo cáo Lab 02 - Nguyễn Trường Giang (24000407)   |   Trang </w:t>
+    </w:r>
+    <w:r>
+      <w:rPr>
+        <w:rFonts w:ascii="Times New Roman" w:hAnsi="Times New Roman" w:cs="Times New Roman" w:eastAsia="Times New Roman"/>
+        <w:b w:val="0"/>
+        <w:i w:val="0"/>
+        <w:color w:val="444444"/>
+        <w:sz w:val="20"/>
+      </w:rPr>
+      <w:fldChar w:fldCharType="begin"/>
+      <w:instrText xml:space="preserve">PAGE</w:instrText>
+      <w:fldChar w:fldCharType="end"/>
+    </w:r>
+  </w:p>
+</w:ftr>
+</file>
+
+<file path=word/header1.xml><?xml version="1.0" encoding="utf-8"?>
+<w:hdr xmlns:m="http://schemas.openxmlformats.org/officeDocument/2006/math" xmlns:mc="http://schemas.openxmlformats.org/markup-compatibility/2006" xmlns:mo="http://schemas.microsoft.com/office/mac/office/2008/main" xmlns:mv="urn:schemas-microsoft-com:mac:vml" xmlns:o="urn:schemas-microsoft-com:office:office" xmlns:r="http://schemas.openxmlformats.org/officeDocument/2006/relationships" xmlns:v="urn:schemas-microsoft-com:vml" xmlns:w10="urn:schemas-microsoft-com:office:word" xmlns:w14="http://schemas.microsoft.com/office/word/2010/wordml" xmlns:w="http://schemas.openxmlformats.org/wordprocessingml/2006/main" xmlns:wne="http://schemas.microsoft.com/office/word/2006/wordml" xmlns:wp14="http://schemas.microsoft.com/office/word/2010/wordprocessingDrawing" xmlns:wp="http://schemas.openxmlformats.org/drawingml/2006/wordprocessingDrawing" xmlns:wpc="http://schemas.microsoft.com/office/word/2010/wordprocessingCanvas" xmlns:wpg="http://schemas.microsoft.com/office/word/2010/wordprocessingGroup" xmlns:wpi="http://schemas.microsoft.com/office/word/2010/wordprocessingInk" xmlns:wps="http://schemas.microsoft.com/office/word/2010/wordprocessingShape" mc:Ignorable="w14 wp14">
+  <w:p>
+    <w:pPr>
+      <w:pStyle w:val="Header"/>
+      <w:jc w:val="center"/>
+      <w:pBdr>
+        <w:bottom w:val="single" w:sz="6" w:space="2" w:color="BFBFBF"/>
+      </w:pBdr>
+    </w:pPr>
+    <w:r>
+      <w:rPr>
+        <w:rFonts w:ascii="Times New Roman" w:hAnsi="Times New Roman" w:cs="Times New Roman" w:eastAsia="Times New Roman"/>
+        <w:b w:val="0"/>
+        <w:i/>
+        <w:color w:val="444444"/>
+        <w:sz w:val="20"/>
+      </w:rPr>
+      <w:t>TRƯỜNG ĐẠI HỌC CÔNG NGHỆ ĐÔNG Á  -  BÁO CÁO THỰC HÀNH LẬP TRÌNH .NET</w:t>
+    </w:r>
+  </w:p>
+</w:hdr>
 </file>
 
 <file path=word/numbering.xml><?xml version="1.0" encoding="utf-8"?>
